--- a/5-人员管理/流程制度规范类文件/050101-人员储备管理制度.docx
+++ b/5-人员管理/流程制度规范类文件/050101-人员储备管理制度.docx
@@ -1,7 +1,6 @@
 
 <file path=word/document.xml><?xml version="1.0" encoding="utf-8"?>
-<w:document xmlns:wpc="http://schemas.microsoft.com/office/word/2010/wordprocessingCanvas" xmlns:mc="http://schemas.openxmlformats.org/markup-compatibility/2006" xmlns:o="urn:schemas-microsoft-com:office:office" xmlns:r="http://schemas.openxmlformats.org/officeDocument/2006/relationships" xmlns:m="http://schemas.openxmlformats.org/officeDocument/2006/math" xmlns:v="urn:schemas-microsoft-com:vml" xmlns:wp14="http://schemas.microsoft.com/office/word/2010/wordprocessingDrawing" xmlns:wp="http://schemas.openxmlformats.org/drawingml/2006/wordprocessingDrawing" xmlns:w10="urn:schemas-microsoft-com:office:word" xmlns:w="http://schemas.openxmlformats.org/wordprocessingml/2006/main" xmlns:w14="http://schemas.microsoft.com/office/word/2010/wordml" xmlns:w15="http://schemas.microsoft.com/office/word/2012/wordml" xmlns:wne="http://schemas.microsoft.com/office/word/2006/wordml" xmlns:wpg="http://schemas.microsoft.com/office/word/2010/wordprocessingGroup" xmlns:wpi="http://schemas.microsoft.com/office/word/2010/wordprocessingInk" xmlns:wps="http://schemas.microsoft.com/office/word/2010/wordprocessingShape" mc:Ignorable="w14 w15 wp14">
-  <!-- Generated by Aspose.Words for .NET 13.3.0.1 -->
+<w:document xmlns:wpc="http://schemas.microsoft.com/office/word/2010/wordprocessingCanvas" xmlns:mc="http://schemas.openxmlformats.org/markup-compatibility/2006" xmlns:o="urn:schemas-microsoft-com:office:office" xmlns:r="http://schemas.openxmlformats.org/officeDocument/2006/relationships" xmlns:m="http://schemas.openxmlformats.org/officeDocument/2006/math" xmlns:v="urn:schemas-microsoft-com:vml" xmlns:wp14="http://schemas.microsoft.com/office/word/2010/wordprocessingDrawing" xmlns:wp="http://schemas.openxmlformats.org/drawingml/2006/wordprocessingDrawing" xmlns:w="http://schemas.openxmlformats.org/wordprocessingml/2006/main" xmlns:w14="http://schemas.microsoft.com/office/word/2010/wordml" xmlns:w10="urn:schemas-microsoft-com:office:word" xmlns:w15="http://schemas.microsoft.com/office/word/2012/wordml" xmlns:wpg="http://schemas.microsoft.com/office/word/2010/wordprocessingGroup" xmlns:wpi="http://schemas.microsoft.com/office/word/2010/wordprocessingInk" xmlns:wne="http://schemas.microsoft.com/office/word/2006/wordml" xmlns:wps="http://schemas.microsoft.com/office/word/2010/wordprocessingShape" xmlns:wpsCustomData="http://www.wps.cn/officeDocument/2013/wpsCustomData" mc:Ignorable="w14 w15 wp14">
   <w:body>
     <w:p>
       <w:pPr>
@@ -14,7 +13,7 @@
         <w:spacing w:before="78" w:line="219" w:lineRule="auto"/>
         <w:ind w:left="25"/>
         <w:rPr>
-          <w:rFonts w:ascii="宋体" w:eastAsia="宋体" w:hAnsi="宋体" w:cs="宋体" w:hint="default"/>
+          <w:rFonts w:hint="default" w:ascii="宋体" w:hAnsi="宋体" w:eastAsia="宋体" w:cs="宋体"/>
           <w:sz w:val="24"/>
           <w:szCs w:val="24"/>
           <w:lang w:val="en-US" w:eastAsia="zh-CN"/>
@@ -22,7 +21,7 @@
       </w:pPr>
       <w:r>
         <w:rPr>
-          <w:rFonts w:ascii="宋体" w:eastAsia="宋体" w:hAnsi="宋体" w:cs="宋体"/>
+          <w:rFonts w:ascii="宋体" w:hAnsi="宋体" w:eastAsia="宋体" w:cs="宋体"/>
           <w:b/>
           <w:bCs/>
           <w:spacing w:val="-3"/>
@@ -33,7 +32,7 @@
       </w:r>
       <w:r>
         <w:rPr>
-          <w:rFonts w:ascii="宋体" w:eastAsia="宋体" w:hAnsi="宋体" w:cs="宋体" w:hint="eastAsia"/>
+          <w:rFonts w:hint="eastAsia" w:ascii="宋体" w:hAnsi="宋体" w:eastAsia="宋体" w:cs="宋体"/>
           <w:b/>
           <w:bCs/>
           <w:spacing w:val="-3"/>
@@ -45,7 +44,7 @@
       </w:r>
       <w:r>
         <w:rPr>
-          <w:rFonts w:ascii="宋体" w:eastAsia="宋体" w:hAnsi="宋体" w:cs="宋体"/>
+          <w:rFonts w:ascii="宋体" w:hAnsi="宋体" w:eastAsia="宋体" w:cs="宋体"/>
           <w:b/>
           <w:bCs/>
           <w:spacing w:val="-3"/>
@@ -56,7 +55,7 @@
       </w:r>
       <w:r>
         <w:rPr>
-          <w:rFonts w:ascii="宋体" w:eastAsia="宋体" w:hAnsi="宋体" w:cs="宋体" w:hint="eastAsia"/>
+          <w:rFonts w:hint="eastAsia" w:ascii="宋体" w:hAnsi="宋体" w:eastAsia="宋体" w:cs="宋体"/>
           <w:b/>
           <w:bCs/>
           <w:spacing w:val="-3"/>
@@ -86,14 +85,14 @@
         <w:ind w:left="23"/>
         <w:textAlignment w:val="auto"/>
         <w:rPr>
-          <w:rFonts w:ascii="宋体" w:eastAsia="宋体" w:hAnsi="宋体" w:cs="宋体"/>
+          <w:rFonts w:ascii="宋体" w:hAnsi="宋体" w:eastAsia="宋体" w:cs="宋体"/>
           <w:sz w:val="24"/>
           <w:szCs w:val="24"/>
         </w:rPr>
       </w:pPr>
       <w:r>
         <w:rPr>
-          <w:rFonts w:ascii="宋体" w:eastAsia="宋体" w:hAnsi="宋体" w:cs="宋体"/>
+          <w:rFonts w:ascii="宋体" w:hAnsi="宋体" w:eastAsia="宋体" w:cs="宋体"/>
           <w:b/>
           <w:bCs/>
           <w:spacing w:val="240"/>
@@ -105,7 +104,7 @@
       </w:r>
       <w:r>
         <w:rPr>
-          <w:rFonts w:ascii="宋体" w:eastAsia="宋体" w:hAnsi="宋体" w:cs="宋体"/>
+          <w:rFonts w:ascii="宋体" w:hAnsi="宋体" w:eastAsia="宋体" w:cs="宋体"/>
           <w:b/>
           <w:bCs/>
           <w:spacing w:val="0"/>
@@ -117,7 +116,7 @@
       </w:r>
       <w:r>
         <w:rPr>
-          <w:rFonts w:ascii="宋体" w:eastAsia="宋体" w:hAnsi="宋体" w:cs="宋体"/>
+          <w:rFonts w:ascii="宋体" w:hAnsi="宋体" w:eastAsia="宋体" w:cs="宋体"/>
           <w:b/>
           <w:bCs/>
           <w:spacing w:val="-5"/>
@@ -129,7 +128,7 @@
     </w:p>
     <w:p>
       <w:pPr>
-        <w:pStyle w:val="a"/>
+        <w:pStyle w:val="26"/>
         <w:keepLines w:val="0"/>
         <w:pageBreakBefore w:val="0"/>
         <w:widowControl w:val="0"/>
@@ -149,7 +148,7 @@
     </w:p>
     <w:p>
       <w:pPr>
-        <w:pStyle w:val="a0"/>
+        <w:pStyle w:val="27"/>
         <w:keepLines w:val="0"/>
         <w:pageBreakBefore w:val="0"/>
         <w:widowControl w:val="0"/>
@@ -173,17 +172,18 @@
     </w:p>
     <w:tbl>
       <w:tblPr>
-        <w:tblStyle w:val="TableGrid"/>
+        <w:tblStyle w:val="22"/>
         <w:tblW w:w="0" w:type="auto"/>
         <w:tblInd w:w="2443" w:type="dxa"/>
         <w:tblBorders>
-          <w:top w:val="nil"/>
-          <w:left w:val="nil"/>
-          <w:bottom w:val="nil"/>
-          <w:right w:val="nil"/>
-          <w:insideH w:val="nil"/>
-          <w:insideV w:val="nil"/>
+          <w:top w:val="none" w:color="auto" w:sz="0" w:space="0"/>
+          <w:left w:val="none" w:color="auto" w:sz="0" w:space="0"/>
+          <w:bottom w:val="none" w:color="auto" w:sz="0" w:space="0"/>
+          <w:right w:val="none" w:color="auto" w:sz="0" w:space="0"/>
+          <w:insideH w:val="none" w:color="auto" w:sz="0" w:space="0"/>
+          <w:insideV w:val="none" w:color="auto" w:sz="0" w:space="0"/>
         </w:tblBorders>
+        <w:tblLayout w:type="autofit"/>
         <w:tblCellMar>
           <w:top w:w="0" w:type="dxa"/>
           <w:left w:w="108" w:type="dxa"/>
@@ -197,25 +197,17 @@
       </w:tblGrid>
       <w:tr>
         <w:tblPrEx>
-          <w:tblW w:w="0" w:type="auto"/>
-          <w:tblInd w:w="2443" w:type="dxa"/>
           <w:tblBorders>
-            <w:top w:val="nil"/>
-            <w:left w:val="nil"/>
-            <w:bottom w:val="nil"/>
-            <w:right w:val="nil"/>
-            <w:insideH w:val="nil"/>
-            <w:insideV w:val="nil"/>
+            <w:top w:val="none" w:color="auto" w:sz="0" w:space="0"/>
+            <w:left w:val="none" w:color="auto" w:sz="0" w:space="0"/>
+            <w:bottom w:val="none" w:color="auto" w:sz="0" w:space="0"/>
+            <w:right w:val="none" w:color="auto" w:sz="0" w:space="0"/>
+            <w:insideH w:val="none" w:color="auto" w:sz="0" w:space="0"/>
+            <w:insideV w:val="none" w:color="auto" w:sz="0" w:space="0"/>
           </w:tblBorders>
-          <w:tblCellMar>
-            <w:top w:w="0" w:type="dxa"/>
-            <w:left w:w="108" w:type="dxa"/>
-            <w:bottom w:w="0" w:type="dxa"/>
-            <w:right w:w="108" w:type="dxa"/>
-          </w:tblCellMar>
         </w:tblPrEx>
         <w:trPr>
-          <w:trHeight w:val="810"/>
+          <w:trHeight w:val="810" w:hRule="atLeast"/>
         </w:trPr>
         <w:tc>
           <w:tcPr>
@@ -245,7 +237,7 @@
             </w:r>
             <w:r>
               <w:rPr>
-                <w:rFonts w:asciiTheme="minorAscii" w:eastAsiaTheme="minorEastAsia" w:hAnsiTheme="minorAscii" w:hint="default"/>
+                <w:rFonts w:hint="default" w:asciiTheme="minorAscii" w:hAnsiTheme="minorAscii" w:eastAsiaTheme="minorEastAsia"/>
                 <w:spacing w:val="227"/>
                 <w:sz w:val="21"/>
                 <w:vertAlign w:val="baseline"/>
@@ -295,7 +287,7 @@
             </w:r>
             <w:r>
               <w:rPr>
-                <w:rFonts w:asciiTheme="minorAscii" w:eastAsiaTheme="minorEastAsia" w:hAnsiTheme="minorAscii" w:hint="eastAsia"/>
+                <w:rFonts w:hint="eastAsia" w:asciiTheme="minorAscii" w:hAnsiTheme="minorAscii" w:eastAsiaTheme="minorEastAsia"/>
                 <w:spacing w:val="227"/>
                 <w:sz w:val="21"/>
                 <w:vertAlign w:val="baseline"/>
@@ -317,8 +309,14 @@
       </w:tr>
       <w:tr>
         <w:tblPrEx>
-          <w:tblW w:w="0" w:type="auto"/>
-          <w:tblInd w:w="2443" w:type="dxa"/>
+          <w:tblBorders>
+            <w:top w:val="none" w:color="auto" w:sz="0" w:space="0"/>
+            <w:left w:val="none" w:color="auto" w:sz="0" w:space="0"/>
+            <w:bottom w:val="none" w:color="auto" w:sz="0" w:space="0"/>
+            <w:right w:val="none" w:color="auto" w:sz="0" w:space="0"/>
+            <w:insideH w:val="none" w:color="auto" w:sz="0" w:space="0"/>
+            <w:insideV w:val="none" w:color="auto" w:sz="0" w:space="0"/>
+          </w:tblBorders>
           <w:tblCellMar>
             <w:top w:w="0" w:type="dxa"/>
             <w:left w:w="108" w:type="dxa"/>
@@ -327,7 +325,7 @@
           </w:tblCellMar>
         </w:tblPrEx>
         <w:trPr>
-          <w:trHeight w:val="810"/>
+          <w:trHeight w:val="810" w:hRule="atLeast"/>
         </w:trPr>
         <w:tc>
           <w:tcPr>
@@ -343,7 +341,7 @@
               <w:overflowPunct/>
               <w:bidi w:val="0"/>
               <w:rPr>
-                <w:rFonts w:ascii="Arial" w:eastAsia="Arial" w:hAnsi="Arial" w:cs="Arial" w:hint="eastAsia"/>
+                <w:rFonts w:hint="eastAsia" w:ascii="Arial" w:hAnsi="Arial" w:eastAsia="Arial" w:cs="Arial"/>
                 <w:snapToGrid w:val="0"/>
                 <w:color w:val="000000"/>
                 <w:kern w:val="0"/>
@@ -363,7 +361,7 @@
             </w:r>
             <w:r>
               <w:rPr>
-                <w:rFonts w:asciiTheme="minorAscii" w:eastAsiaTheme="minorEastAsia" w:hAnsiTheme="minorAscii" w:hint="default"/>
+                <w:rFonts w:hint="default" w:asciiTheme="minorAscii" w:hAnsiTheme="minorAscii" w:eastAsiaTheme="minorEastAsia"/>
                 <w:spacing w:val="227"/>
                 <w:sz w:val="21"/>
                 <w:vertAlign w:val="baseline"/>
@@ -395,7 +393,7 @@
               <w:overflowPunct/>
               <w:bidi w:val="0"/>
               <w:rPr>
-                <w:rFonts w:ascii="Arial" w:eastAsia="Arial" w:hAnsi="Arial" w:cs="Arial" w:hint="eastAsia"/>
+                <w:rFonts w:hint="eastAsia" w:ascii="Arial" w:hAnsi="Arial" w:eastAsia="Arial" w:cs="Arial"/>
                 <w:snapToGrid w:val="0"/>
                 <w:color w:val="000000"/>
                 <w:kern w:val="0"/>
@@ -411,11 +409,21 @@
                 <w:vertAlign w:val="baseline"/>
                 <w:lang w:val="en-US" w:eastAsia="zh-CN"/>
               </w:rPr>
-              <w:t>编制时间</w:t>
+              <w:t>审核</w:t>
+            </w:r>
+            <w:bookmarkStart w:id="27" w:name="_GoBack"/>
+            <w:bookmarkEnd w:id="27"/>
+            <w:r>
+              <w:rPr>
+                <w:rFonts w:hint="eastAsia"/>
+                <w:vertAlign w:val="baseline"/>
+                <w:lang w:val="en-US" w:eastAsia="zh-CN"/>
+              </w:rPr>
+              <w:t>时间</w:t>
             </w:r>
             <w:r>
               <w:rPr>
-                <w:rFonts w:asciiTheme="minorAscii" w:eastAsiaTheme="minorEastAsia" w:hAnsiTheme="minorAscii" w:hint="eastAsia"/>
+                <w:rFonts w:hint="eastAsia" w:asciiTheme="minorAscii" w:hAnsiTheme="minorAscii" w:eastAsiaTheme="minorEastAsia"/>
                 <w:spacing w:val="227"/>
                 <w:sz w:val="21"/>
                 <w:vertAlign w:val="baseline"/>
@@ -437,8 +445,14 @@
       </w:tr>
       <w:tr>
         <w:tblPrEx>
-          <w:tblW w:w="0" w:type="auto"/>
-          <w:tblInd w:w="2443" w:type="dxa"/>
+          <w:tblBorders>
+            <w:top w:val="none" w:color="auto" w:sz="0" w:space="0"/>
+            <w:left w:val="none" w:color="auto" w:sz="0" w:space="0"/>
+            <w:bottom w:val="none" w:color="auto" w:sz="0" w:space="0"/>
+            <w:right w:val="none" w:color="auto" w:sz="0" w:space="0"/>
+            <w:insideH w:val="none" w:color="auto" w:sz="0" w:space="0"/>
+            <w:insideV w:val="none" w:color="auto" w:sz="0" w:space="0"/>
+          </w:tblBorders>
           <w:tblCellMar>
             <w:top w:w="0" w:type="dxa"/>
             <w:left w:w="108" w:type="dxa"/>
@@ -447,7 +461,7 @@
           </w:tblCellMar>
         </w:tblPrEx>
         <w:trPr>
-          <w:trHeight w:val="635"/>
+          <w:trHeight w:val="635" w:hRule="atLeast"/>
         </w:trPr>
         <w:tc>
           <w:tcPr>
@@ -477,7 +491,7 @@
             </w:r>
             <w:r>
               <w:rPr>
-                <w:rFonts w:asciiTheme="minorAscii" w:eastAsiaTheme="minorEastAsia" w:hAnsiTheme="minorAscii" w:hint="eastAsia"/>
+                <w:rFonts w:hint="eastAsia" w:asciiTheme="minorAscii" w:hAnsiTheme="minorAscii" w:eastAsiaTheme="minorEastAsia"/>
                 <w:spacing w:val="227"/>
                 <w:sz w:val="21"/>
                 <w:vertAlign w:val="baseline"/>
@@ -523,7 +537,7 @@
             </w:r>
             <w:r>
               <w:rPr>
-                <w:rFonts w:asciiTheme="minorAscii" w:eastAsiaTheme="minorEastAsia" w:hAnsiTheme="minorAscii" w:hint="eastAsia"/>
+                <w:rFonts w:hint="eastAsia" w:asciiTheme="minorAscii" w:hAnsiTheme="minorAscii" w:eastAsiaTheme="minorEastAsia"/>
                 <w:spacing w:val="227"/>
                 <w:sz w:val="21"/>
                 <w:vertAlign w:val="baseline"/>
@@ -568,14 +582,14 @@
         <w:spacing w:before="153" w:line="225" w:lineRule="auto"/>
         <w:ind w:left="3634"/>
         <w:rPr>
-          <w:rFonts w:ascii="宋体" w:eastAsia="宋体" w:hAnsi="宋体" w:cs="宋体"/>
+          <w:rFonts w:ascii="宋体" w:hAnsi="宋体" w:eastAsia="宋体" w:cs="宋体"/>
           <w:sz w:val="31"/>
           <w:szCs w:val="31"/>
         </w:rPr>
       </w:pPr>
       <w:r>
         <w:rPr>
-          <w:rFonts w:ascii="宋体" w:eastAsia="宋体" w:hAnsi="宋体" w:cs="宋体"/>
+          <w:rFonts w:ascii="宋体" w:hAnsi="宋体" w:eastAsia="宋体" w:cs="宋体"/>
           <w:b/>
           <w:bCs/>
           <w:spacing w:val="4"/>
@@ -587,16 +601,16 @@
     </w:p>
     <w:tbl>
       <w:tblPr>
-        <w:tblStyle w:val="TableNormal0"/>
+        <w:tblStyle w:val="28"/>
         <w:tblW w:w="8301" w:type="dxa"/>
         <w:tblInd w:w="2" w:type="dxa"/>
         <w:tblBorders>
-          <w:top w:val="single" w:sz="2" w:space="0" w:color="000000"/>
-          <w:left w:val="single" w:sz="2" w:space="0" w:color="000000"/>
-          <w:bottom w:val="single" w:sz="2" w:space="0" w:color="000000"/>
-          <w:right w:val="single" w:sz="2" w:space="0" w:color="000000"/>
-          <w:insideH w:val="single" w:sz="2" w:space="0" w:color="000000"/>
-          <w:insideV w:val="single" w:sz="2" w:space="0" w:color="000000"/>
+          <w:top w:val="single" w:color="000000" w:sz="2" w:space="0"/>
+          <w:left w:val="single" w:color="000000" w:sz="2" w:space="0"/>
+          <w:bottom w:val="single" w:color="000000" w:sz="2" w:space="0"/>
+          <w:right w:val="single" w:color="000000" w:sz="2" w:space="0"/>
+          <w:insideH w:val="single" w:color="000000" w:sz="2" w:space="0"/>
+          <w:insideV w:val="single" w:color="000000" w:sz="2" w:space="0"/>
         </w:tblBorders>
         <w:tblLayout w:type="fixed"/>
         <w:tblCellMar>
@@ -616,17 +630,14 @@
       </w:tblGrid>
       <w:tr>
         <w:tblPrEx>
-          <w:tblW w:w="8301" w:type="dxa"/>
-          <w:tblInd w:w="2" w:type="dxa"/>
           <w:tblBorders>
-            <w:top w:val="single" w:sz="2" w:space="0" w:color="000000"/>
-            <w:left w:val="single" w:sz="2" w:space="0" w:color="000000"/>
-            <w:bottom w:val="single" w:sz="2" w:space="0" w:color="000000"/>
-            <w:right w:val="single" w:sz="2" w:space="0" w:color="000000"/>
-            <w:insideH w:val="single" w:sz="2" w:space="0" w:color="000000"/>
-            <w:insideV w:val="single" w:sz="2" w:space="0" w:color="000000"/>
+            <w:top w:val="single" w:color="000000" w:sz="2" w:space="0"/>
+            <w:left w:val="single" w:color="000000" w:sz="2" w:space="0"/>
+            <w:bottom w:val="single" w:color="000000" w:sz="2" w:space="0"/>
+            <w:right w:val="single" w:color="000000" w:sz="2" w:space="0"/>
+            <w:insideH w:val="single" w:color="000000" w:sz="2" w:space="0"/>
+            <w:insideV w:val="single" w:color="000000" w:sz="2" w:space="0"/>
           </w:tblBorders>
-          <w:tblLayout w:type="fixed"/>
           <w:tblCellMar>
             <w:top w:w="0" w:type="dxa"/>
             <w:left w:w="0" w:type="dxa"/>
@@ -635,7 +646,7 @@
           </w:tblCellMar>
         </w:tblPrEx>
         <w:trPr>
-          <w:trHeight w:val="593"/>
+          <w:trHeight w:val="593" w:hRule="atLeast"/>
         </w:trPr>
         <w:tc>
           <w:tcPr>
@@ -652,14 +663,14 @@
               <w:spacing w:before="176" w:line="228" w:lineRule="auto"/>
               <w:ind w:left="607"/>
               <w:rPr>
-                <w:rFonts w:ascii="宋体" w:eastAsia="宋体" w:hAnsi="宋体" w:cs="宋体"/>
+                <w:rFonts w:ascii="宋体" w:hAnsi="宋体" w:eastAsia="宋体" w:cs="宋体"/>
                 <w:sz w:val="20"/>
                 <w:szCs w:val="20"/>
               </w:rPr>
             </w:pPr>
             <w:r>
               <w:rPr>
-                <w:rFonts w:ascii="宋体" w:eastAsia="宋体" w:hAnsi="宋体" w:cs="宋体"/>
+                <w:rFonts w:ascii="宋体" w:hAnsi="宋体" w:eastAsia="宋体" w:cs="宋体"/>
                 <w:spacing w:val="-14"/>
                 <w:sz w:val="20"/>
                 <w:szCs w:val="20"/>
@@ -683,14 +694,14 @@
               <w:spacing w:before="175" w:line="227" w:lineRule="auto"/>
               <w:ind w:left="253"/>
               <w:rPr>
-                <w:rFonts w:ascii="宋体" w:eastAsia="宋体" w:hAnsi="宋体" w:cs="宋体"/>
+                <w:rFonts w:ascii="宋体" w:hAnsi="宋体" w:eastAsia="宋体" w:cs="宋体"/>
                 <w:sz w:val="20"/>
                 <w:szCs w:val="20"/>
               </w:rPr>
             </w:pPr>
             <w:r>
               <w:rPr>
-                <w:rFonts w:ascii="宋体" w:eastAsia="宋体" w:hAnsi="宋体" w:cs="宋体"/>
+                <w:rFonts w:ascii="宋体" w:hAnsi="宋体" w:eastAsia="宋体" w:cs="宋体"/>
                 <w:spacing w:val="4"/>
                 <w:sz w:val="20"/>
                 <w:szCs w:val="20"/>
@@ -714,14 +725,14 @@
               <w:spacing w:before="175" w:line="228" w:lineRule="auto"/>
               <w:ind w:left="730"/>
               <w:rPr>
-                <w:rFonts w:ascii="宋体" w:eastAsia="宋体" w:hAnsi="宋体" w:cs="宋体"/>
+                <w:rFonts w:ascii="宋体" w:hAnsi="宋体" w:eastAsia="宋体" w:cs="宋体"/>
                 <w:sz w:val="20"/>
                 <w:szCs w:val="20"/>
               </w:rPr>
             </w:pPr>
             <w:r>
               <w:rPr>
-                <w:rFonts w:ascii="宋体" w:eastAsia="宋体" w:hAnsi="宋体" w:cs="宋体"/>
+                <w:rFonts w:ascii="宋体" w:hAnsi="宋体" w:eastAsia="宋体" w:cs="宋体"/>
                 <w:spacing w:val="7"/>
                 <w:sz w:val="20"/>
                 <w:szCs w:val="20"/>
@@ -745,14 +756,14 @@
               <w:spacing w:before="175" w:line="228" w:lineRule="auto"/>
               <w:ind w:left="310"/>
               <w:rPr>
-                <w:rFonts w:ascii="宋体" w:eastAsia="宋体" w:hAnsi="宋体" w:cs="宋体"/>
+                <w:rFonts w:ascii="宋体" w:hAnsi="宋体" w:eastAsia="宋体" w:cs="宋体"/>
                 <w:sz w:val="20"/>
                 <w:szCs w:val="20"/>
               </w:rPr>
             </w:pPr>
             <w:r>
               <w:rPr>
-                <w:rFonts w:ascii="宋体" w:eastAsia="宋体" w:hAnsi="宋体" w:cs="宋体"/>
+                <w:rFonts w:ascii="宋体" w:hAnsi="宋体" w:eastAsia="宋体" w:cs="宋体"/>
                 <w:spacing w:val="6"/>
                 <w:sz w:val="20"/>
                 <w:szCs w:val="20"/>
@@ -776,7 +787,7 @@
               <w:spacing w:before="175" w:line="228" w:lineRule="auto"/>
               <w:ind w:left="310"/>
               <w:rPr>
-                <w:rFonts w:ascii="宋体" w:eastAsia="宋体" w:hAnsi="宋体" w:cs="宋体" w:hint="eastAsia"/>
+                <w:rFonts w:hint="eastAsia" w:ascii="宋体" w:hAnsi="宋体" w:eastAsia="宋体" w:cs="宋体"/>
                 <w:spacing w:val="6"/>
                 <w:sz w:val="20"/>
                 <w:szCs w:val="20"/>
@@ -785,7 +796,7 @@
             </w:pPr>
             <w:r>
               <w:rPr>
-                <w:rFonts w:ascii="宋体" w:eastAsia="宋体" w:hAnsi="宋体" w:cs="宋体" w:hint="eastAsia"/>
+                <w:rFonts w:hint="eastAsia" w:ascii="宋体" w:hAnsi="宋体" w:eastAsia="宋体" w:cs="宋体"/>
                 <w:spacing w:val="6"/>
                 <w:sz w:val="20"/>
                 <w:szCs w:val="20"/>
@@ -810,14 +821,14 @@
               <w:spacing w:before="176" w:line="229" w:lineRule="auto"/>
               <w:ind w:left="311"/>
               <w:rPr>
-                <w:rFonts w:ascii="宋体" w:eastAsia="宋体" w:hAnsi="宋体" w:cs="宋体"/>
+                <w:rFonts w:ascii="宋体" w:hAnsi="宋体" w:eastAsia="宋体" w:cs="宋体"/>
                 <w:sz w:val="20"/>
                 <w:szCs w:val="20"/>
               </w:rPr>
             </w:pPr>
             <w:r>
               <w:rPr>
-                <w:rFonts w:ascii="宋体" w:eastAsia="宋体" w:hAnsi="宋体" w:cs="宋体"/>
+                <w:rFonts w:ascii="宋体" w:hAnsi="宋体" w:eastAsia="宋体" w:cs="宋体"/>
                 <w:spacing w:val="7"/>
                 <w:sz w:val="20"/>
                 <w:szCs w:val="20"/>
@@ -829,9 +840,14 @@
       </w:tr>
       <w:tr>
         <w:tblPrEx>
-          <w:tblW w:w="8301" w:type="dxa"/>
-          <w:tblInd w:w="2" w:type="dxa"/>
-          <w:tblLayout w:type="fixed"/>
+          <w:tblBorders>
+            <w:top w:val="single" w:color="000000" w:sz="2" w:space="0"/>
+            <w:left w:val="single" w:color="000000" w:sz="2" w:space="0"/>
+            <w:bottom w:val="single" w:color="000000" w:sz="2" w:space="0"/>
+            <w:right w:val="single" w:color="000000" w:sz="2" w:space="0"/>
+            <w:insideH w:val="single" w:color="000000" w:sz="2" w:space="0"/>
+            <w:insideV w:val="single" w:color="000000" w:sz="2" w:space="0"/>
+          </w:tblBorders>
           <w:tblCellMar>
             <w:top w:w="0" w:type="dxa"/>
             <w:left w:w="0" w:type="dxa"/>
@@ -840,7 +856,7 @@
           </w:tblCellMar>
         </w:tblPrEx>
         <w:trPr>
-          <w:trHeight w:val="556"/>
+          <w:trHeight w:val="556" w:hRule="atLeast"/>
         </w:trPr>
         <w:tc>
           <w:tcPr>
@@ -857,14 +873,14 @@
               <w:spacing w:before="173" w:line="267" w:lineRule="exact"/>
               <w:ind w:left="260"/>
               <w:rPr>
-                <w:rFonts w:ascii="宋体" w:eastAsia="宋体" w:hAnsi="宋体" w:cs="宋体"/>
+                <w:rFonts w:ascii="宋体" w:hAnsi="宋体" w:eastAsia="宋体" w:cs="宋体"/>
                 <w:sz w:val="20"/>
                 <w:szCs w:val="20"/>
               </w:rPr>
             </w:pPr>
             <w:r>
               <w:rPr>
-                <w:rFonts w:ascii="宋体" w:eastAsia="宋体" w:hAnsi="宋体" w:cs="宋体"/>
+                <w:rFonts w:ascii="宋体" w:hAnsi="宋体" w:eastAsia="宋体" w:cs="宋体"/>
                 <w:spacing w:val="3"/>
                 <w:position w:val="1"/>
                 <w:sz w:val="20"/>
@@ -889,14 +905,14 @@
               <w:spacing w:before="173" w:line="267" w:lineRule="exact"/>
               <w:ind w:left="248"/>
               <w:rPr>
-                <w:rFonts w:ascii="宋体" w:eastAsia="宋体" w:hAnsi="宋体" w:cs="宋体"/>
+                <w:rFonts w:ascii="宋体" w:hAnsi="宋体" w:eastAsia="宋体" w:cs="宋体"/>
                 <w:sz w:val="20"/>
                 <w:szCs w:val="20"/>
               </w:rPr>
             </w:pPr>
             <w:r>
               <w:rPr>
-                <w:rFonts w:ascii="宋体" w:eastAsia="宋体" w:hAnsi="宋体" w:cs="宋体"/>
+                <w:rFonts w:ascii="宋体" w:hAnsi="宋体" w:eastAsia="宋体" w:cs="宋体"/>
                 <w:spacing w:val="4"/>
                 <w:position w:val="1"/>
                 <w:sz w:val="20"/>
@@ -922,14 +938,14 @@
               <w:ind w:left="114"/>
               <w:jc w:val="center"/>
               <w:rPr>
-                <w:rFonts w:ascii="宋体" w:eastAsia="宋体" w:hAnsi="宋体" w:cs="宋体"/>
+                <w:rFonts w:ascii="宋体" w:hAnsi="宋体" w:eastAsia="宋体" w:cs="宋体"/>
                 <w:sz w:val="20"/>
                 <w:szCs w:val="20"/>
               </w:rPr>
             </w:pPr>
             <w:r>
               <w:rPr>
-                <w:rFonts w:ascii="宋体" w:eastAsia="宋体" w:hAnsi="宋体" w:cs="宋体"/>
+                <w:rFonts w:ascii="宋体" w:hAnsi="宋体" w:eastAsia="宋体" w:cs="宋体"/>
                 <w:spacing w:val="7"/>
                 <w:sz w:val="20"/>
                 <w:szCs w:val="20"/>
@@ -953,14 +969,14 @@
               <w:spacing w:before="172" w:line="228" w:lineRule="auto"/>
               <w:ind w:left="313"/>
               <w:rPr>
-                <w:rFonts w:ascii="宋体" w:eastAsia="宋体" w:hAnsi="宋体" w:cs="宋体"/>
+                <w:rFonts w:ascii="宋体" w:hAnsi="宋体" w:eastAsia="宋体" w:cs="宋体"/>
                 <w:sz w:val="20"/>
                 <w:szCs w:val="20"/>
               </w:rPr>
             </w:pPr>
             <w:r>
               <w:rPr>
-                <w:rFonts w:ascii="宋体" w:eastAsia="宋体" w:hAnsi="宋体" w:cs="宋体" w:hint="eastAsia"/>
+                <w:rFonts w:hint="eastAsia" w:ascii="宋体" w:hAnsi="宋体" w:eastAsia="宋体" w:cs="宋体"/>
                 <w:spacing w:val="0"/>
                 <w:kern w:val="0"/>
                 <w:sz w:val="20"/>
@@ -986,7 +1002,7 @@
               <w:spacing w:before="172" w:line="228" w:lineRule="auto"/>
               <w:ind w:left="313"/>
               <w:rPr>
-                <w:rFonts w:ascii="宋体" w:eastAsia="宋体" w:hAnsi="宋体" w:cs="宋体" w:hint="eastAsia"/>
+                <w:rFonts w:hint="eastAsia" w:ascii="宋体" w:hAnsi="宋体" w:eastAsia="宋体" w:cs="宋体"/>
                 <w:spacing w:val="5"/>
                 <w:sz w:val="20"/>
                 <w:szCs w:val="20"/>
@@ -1016,14 +1032,14 @@
               <w:spacing w:before="173" w:line="229" w:lineRule="auto"/>
               <w:ind w:left="314"/>
               <w:rPr>
-                <w:rFonts w:ascii="宋体" w:eastAsia="宋体" w:hAnsi="宋体" w:cs="宋体"/>
+                <w:rFonts w:ascii="宋体" w:hAnsi="宋体" w:eastAsia="宋体" w:cs="宋体"/>
                 <w:sz w:val="20"/>
                 <w:szCs w:val="20"/>
               </w:rPr>
             </w:pPr>
             <w:r>
               <w:rPr>
-                <w:rFonts w:ascii="宋体" w:eastAsia="宋体" w:hAnsi="宋体" w:cs="宋体" w:hint="eastAsia"/>
+                <w:rFonts w:hint="eastAsia" w:ascii="宋体" w:hAnsi="宋体" w:eastAsia="宋体" w:cs="宋体"/>
                 <w:spacing w:val="6"/>
                 <w:sz w:val="20"/>
                 <w:szCs w:val="20"/>
@@ -1036,9 +1052,14 @@
       </w:tr>
       <w:tr>
         <w:tblPrEx>
-          <w:tblW w:w="8301" w:type="dxa"/>
-          <w:tblInd w:w="2" w:type="dxa"/>
-          <w:tblLayout w:type="fixed"/>
+          <w:tblBorders>
+            <w:top w:val="single" w:color="000000" w:sz="2" w:space="0"/>
+            <w:left w:val="single" w:color="000000" w:sz="2" w:space="0"/>
+            <w:bottom w:val="single" w:color="000000" w:sz="2" w:space="0"/>
+            <w:right w:val="single" w:color="000000" w:sz="2" w:space="0"/>
+            <w:insideH w:val="single" w:color="000000" w:sz="2" w:space="0"/>
+            <w:insideV w:val="single" w:color="000000" w:sz="2" w:space="0"/>
+          </w:tblBorders>
           <w:tblCellMar>
             <w:top w:w="0" w:type="dxa"/>
             <w:left w:w="0" w:type="dxa"/>
@@ -1047,7 +1068,7 @@
           </w:tblCellMar>
         </w:tblPrEx>
         <w:trPr>
-          <w:trHeight w:val="556"/>
+          <w:trHeight w:val="556" w:hRule="atLeast"/>
         </w:trPr>
         <w:tc>
           <w:tcPr>
@@ -1055,7 +1076,7 @@
           </w:tcPr>
           <w:p>
             <w:pPr>
-              <w:pStyle w:val="TableText"/>
+              <w:pStyle w:val="29"/>
               <w:keepLines w:val="0"/>
               <w:pageBreakBefore w:val="0"/>
               <w:widowControl w:val="0"/>
@@ -1071,7 +1092,7 @@
           </w:tcPr>
           <w:p>
             <w:pPr>
-              <w:pStyle w:val="TableText"/>
+              <w:pStyle w:val="29"/>
               <w:keepLines w:val="0"/>
               <w:pageBreakBefore w:val="0"/>
               <w:widowControl w:val="0"/>
@@ -1087,7 +1108,7 @@
           </w:tcPr>
           <w:p>
             <w:pPr>
-              <w:pStyle w:val="TableText"/>
+              <w:pStyle w:val="29"/>
               <w:keepLines w:val="0"/>
               <w:pageBreakBefore w:val="0"/>
               <w:widowControl w:val="0"/>
@@ -1137,7 +1158,7 @@
           </w:tcPr>
           <w:p>
             <w:pPr>
-              <w:pStyle w:val="TableText"/>
+              <w:pStyle w:val="29"/>
               <w:keepLines w:val="0"/>
               <w:pageBreakBefore w:val="0"/>
               <w:widowControl w:val="0"/>
@@ -1150,9 +1171,14 @@
       </w:tr>
       <w:tr>
         <w:tblPrEx>
-          <w:tblW w:w="8301" w:type="dxa"/>
-          <w:tblInd w:w="2" w:type="dxa"/>
-          <w:tblLayout w:type="fixed"/>
+          <w:tblBorders>
+            <w:top w:val="single" w:color="000000" w:sz="2" w:space="0"/>
+            <w:left w:val="single" w:color="000000" w:sz="2" w:space="0"/>
+            <w:bottom w:val="single" w:color="000000" w:sz="2" w:space="0"/>
+            <w:right w:val="single" w:color="000000" w:sz="2" w:space="0"/>
+            <w:insideH w:val="single" w:color="000000" w:sz="2" w:space="0"/>
+            <w:insideV w:val="single" w:color="000000" w:sz="2" w:space="0"/>
+          </w:tblBorders>
           <w:tblCellMar>
             <w:top w:w="0" w:type="dxa"/>
             <w:left w:w="0" w:type="dxa"/>
@@ -1161,7 +1187,7 @@
           </w:tblCellMar>
         </w:tblPrEx>
         <w:trPr>
-          <w:trHeight w:val="556"/>
+          <w:trHeight w:val="556" w:hRule="atLeast"/>
         </w:trPr>
         <w:tc>
           <w:tcPr>
@@ -1169,7 +1195,7 @@
           </w:tcPr>
           <w:p>
             <w:pPr>
-              <w:pStyle w:val="TableText"/>
+              <w:pStyle w:val="29"/>
               <w:keepLines w:val="0"/>
               <w:pageBreakBefore w:val="0"/>
               <w:widowControl w:val="0"/>
@@ -1185,7 +1211,7 @@
           </w:tcPr>
           <w:p>
             <w:pPr>
-              <w:pStyle w:val="TableText"/>
+              <w:pStyle w:val="29"/>
               <w:keepLines w:val="0"/>
               <w:pageBreakBefore w:val="0"/>
               <w:widowControl w:val="0"/>
@@ -1201,7 +1227,7 @@
           </w:tcPr>
           <w:p>
             <w:pPr>
-              <w:pStyle w:val="TableText"/>
+              <w:pStyle w:val="29"/>
               <w:keepLines w:val="0"/>
               <w:pageBreakBefore w:val="0"/>
               <w:widowControl w:val="0"/>
@@ -1251,7 +1277,7 @@
           </w:tcPr>
           <w:p>
             <w:pPr>
-              <w:pStyle w:val="TableText"/>
+              <w:pStyle w:val="29"/>
               <w:keepLines w:val="0"/>
               <w:pageBreakBefore w:val="0"/>
               <w:widowControl w:val="0"/>
@@ -1264,9 +1290,14 @@
       </w:tr>
       <w:tr>
         <w:tblPrEx>
-          <w:tblW w:w="8301" w:type="dxa"/>
-          <w:tblInd w:w="2" w:type="dxa"/>
-          <w:tblLayout w:type="fixed"/>
+          <w:tblBorders>
+            <w:top w:val="single" w:color="000000" w:sz="2" w:space="0"/>
+            <w:left w:val="single" w:color="000000" w:sz="2" w:space="0"/>
+            <w:bottom w:val="single" w:color="000000" w:sz="2" w:space="0"/>
+            <w:right w:val="single" w:color="000000" w:sz="2" w:space="0"/>
+            <w:insideH w:val="single" w:color="000000" w:sz="2" w:space="0"/>
+            <w:insideV w:val="single" w:color="000000" w:sz="2" w:space="0"/>
+          </w:tblBorders>
           <w:tblCellMar>
             <w:top w:w="0" w:type="dxa"/>
             <w:left w:w="0" w:type="dxa"/>
@@ -1275,7 +1306,7 @@
           </w:tblCellMar>
         </w:tblPrEx>
         <w:trPr>
-          <w:trHeight w:val="557"/>
+          <w:trHeight w:val="557" w:hRule="atLeast"/>
         </w:trPr>
         <w:tc>
           <w:tcPr>
@@ -1283,7 +1314,7 @@
           </w:tcPr>
           <w:p>
             <w:pPr>
-              <w:pStyle w:val="TableText"/>
+              <w:pStyle w:val="29"/>
               <w:keepLines w:val="0"/>
               <w:pageBreakBefore w:val="0"/>
               <w:widowControl w:val="0"/>
@@ -1299,7 +1330,7 @@
           </w:tcPr>
           <w:p>
             <w:pPr>
-              <w:pStyle w:val="TableText"/>
+              <w:pStyle w:val="29"/>
               <w:keepLines w:val="0"/>
               <w:pageBreakBefore w:val="0"/>
               <w:widowControl w:val="0"/>
@@ -1315,7 +1346,7 @@
           </w:tcPr>
           <w:p>
             <w:pPr>
-              <w:pStyle w:val="TableText"/>
+              <w:pStyle w:val="29"/>
               <w:keepLines w:val="0"/>
               <w:pageBreakBefore w:val="0"/>
               <w:widowControl w:val="0"/>
@@ -1331,7 +1362,7 @@
           </w:tcPr>
           <w:p>
             <w:pPr>
-              <w:pStyle w:val="TableText"/>
+              <w:pStyle w:val="29"/>
               <w:keepLines w:val="0"/>
               <w:pageBreakBefore w:val="0"/>
               <w:widowControl w:val="0"/>
@@ -1347,7 +1378,7 @@
           </w:tcPr>
           <w:p>
             <w:pPr>
-              <w:pStyle w:val="TableText"/>
+              <w:pStyle w:val="29"/>
               <w:keepLines w:val="0"/>
               <w:pageBreakBefore w:val="0"/>
               <w:widowControl w:val="0"/>
@@ -1363,7 +1394,7 @@
           </w:tcPr>
           <w:p>
             <w:pPr>
-              <w:pStyle w:val="TableText"/>
+              <w:pStyle w:val="29"/>
               <w:keepLines w:val="0"/>
               <w:pageBreakBefore w:val="0"/>
               <w:widowControl w:val="0"/>
@@ -1376,9 +1407,14 @@
       </w:tr>
       <w:tr>
         <w:tblPrEx>
-          <w:tblW w:w="8301" w:type="dxa"/>
-          <w:tblInd w:w="2" w:type="dxa"/>
-          <w:tblLayout w:type="fixed"/>
+          <w:tblBorders>
+            <w:top w:val="single" w:color="000000" w:sz="2" w:space="0"/>
+            <w:left w:val="single" w:color="000000" w:sz="2" w:space="0"/>
+            <w:bottom w:val="single" w:color="000000" w:sz="2" w:space="0"/>
+            <w:right w:val="single" w:color="000000" w:sz="2" w:space="0"/>
+            <w:insideH w:val="single" w:color="000000" w:sz="2" w:space="0"/>
+            <w:insideV w:val="single" w:color="000000" w:sz="2" w:space="0"/>
+          </w:tblBorders>
           <w:tblCellMar>
             <w:top w:w="0" w:type="dxa"/>
             <w:left w:w="0" w:type="dxa"/>
@@ -1387,7 +1423,7 @@
           </w:tblCellMar>
         </w:tblPrEx>
         <w:trPr>
-          <w:trHeight w:val="556"/>
+          <w:trHeight w:val="556" w:hRule="atLeast"/>
         </w:trPr>
         <w:tc>
           <w:tcPr>
@@ -1395,7 +1431,7 @@
           </w:tcPr>
           <w:p>
             <w:pPr>
-              <w:pStyle w:val="TableText"/>
+              <w:pStyle w:val="29"/>
               <w:keepLines w:val="0"/>
               <w:pageBreakBefore w:val="0"/>
               <w:widowControl w:val="0"/>
@@ -1411,7 +1447,7 @@
           </w:tcPr>
           <w:p>
             <w:pPr>
-              <w:pStyle w:val="TableText"/>
+              <w:pStyle w:val="29"/>
               <w:keepLines w:val="0"/>
               <w:pageBreakBefore w:val="0"/>
               <w:widowControl w:val="0"/>
@@ -1427,7 +1463,7 @@
           </w:tcPr>
           <w:p>
             <w:pPr>
-              <w:pStyle w:val="TableText"/>
+              <w:pStyle w:val="29"/>
               <w:keepLines w:val="0"/>
               <w:pageBreakBefore w:val="0"/>
               <w:widowControl w:val="0"/>
@@ -1443,7 +1479,7 @@
           </w:tcPr>
           <w:p>
             <w:pPr>
-              <w:pStyle w:val="TableText"/>
+              <w:pStyle w:val="29"/>
               <w:keepLines w:val="0"/>
               <w:pageBreakBefore w:val="0"/>
               <w:widowControl w:val="0"/>
@@ -1459,7 +1495,7 @@
           </w:tcPr>
           <w:p>
             <w:pPr>
-              <w:pStyle w:val="TableText"/>
+              <w:pStyle w:val="29"/>
               <w:keepLines w:val="0"/>
               <w:pageBreakBefore w:val="0"/>
               <w:widowControl w:val="0"/>
@@ -1475,7 +1511,7 @@
           </w:tcPr>
           <w:p>
             <w:pPr>
-              <w:pStyle w:val="TableText"/>
+              <w:pStyle w:val="29"/>
               <w:keepLines w:val="0"/>
               <w:pageBreakBefore w:val="0"/>
               <w:widowControl w:val="0"/>
@@ -1488,9 +1524,14 @@
       </w:tr>
       <w:tr>
         <w:tblPrEx>
-          <w:tblW w:w="8301" w:type="dxa"/>
-          <w:tblInd w:w="2" w:type="dxa"/>
-          <w:tblLayout w:type="fixed"/>
+          <w:tblBorders>
+            <w:top w:val="single" w:color="000000" w:sz="2" w:space="0"/>
+            <w:left w:val="single" w:color="000000" w:sz="2" w:space="0"/>
+            <w:bottom w:val="single" w:color="000000" w:sz="2" w:space="0"/>
+            <w:right w:val="single" w:color="000000" w:sz="2" w:space="0"/>
+            <w:insideH w:val="single" w:color="000000" w:sz="2" w:space="0"/>
+            <w:insideV w:val="single" w:color="000000" w:sz="2" w:space="0"/>
+          </w:tblBorders>
           <w:tblCellMar>
             <w:top w:w="0" w:type="dxa"/>
             <w:left w:w="0" w:type="dxa"/>
@@ -1499,7 +1540,7 @@
           </w:tblCellMar>
         </w:tblPrEx>
         <w:trPr>
-          <w:trHeight w:val="561"/>
+          <w:trHeight w:val="561" w:hRule="atLeast"/>
         </w:trPr>
         <w:tc>
           <w:tcPr>
@@ -1507,7 +1548,7 @@
           </w:tcPr>
           <w:p>
             <w:pPr>
-              <w:pStyle w:val="TableText"/>
+              <w:pStyle w:val="29"/>
               <w:keepLines w:val="0"/>
               <w:pageBreakBefore w:val="0"/>
               <w:widowControl w:val="0"/>
@@ -1523,7 +1564,7 @@
           </w:tcPr>
           <w:p>
             <w:pPr>
-              <w:pStyle w:val="TableText"/>
+              <w:pStyle w:val="29"/>
               <w:keepLines w:val="0"/>
               <w:pageBreakBefore w:val="0"/>
               <w:widowControl w:val="0"/>
@@ -1539,7 +1580,7 @@
           </w:tcPr>
           <w:p>
             <w:pPr>
-              <w:pStyle w:val="TableText"/>
+              <w:pStyle w:val="29"/>
               <w:keepLines w:val="0"/>
               <w:pageBreakBefore w:val="0"/>
               <w:widowControl w:val="0"/>
@@ -1555,7 +1596,7 @@
           </w:tcPr>
           <w:p>
             <w:pPr>
-              <w:pStyle w:val="TableText"/>
+              <w:pStyle w:val="29"/>
               <w:keepLines w:val="0"/>
               <w:pageBreakBefore w:val="0"/>
               <w:widowControl w:val="0"/>
@@ -1571,7 +1612,7 @@
           </w:tcPr>
           <w:p>
             <w:pPr>
-              <w:pStyle w:val="TableText"/>
+              <w:pStyle w:val="29"/>
               <w:keepLines w:val="0"/>
               <w:pageBreakBefore w:val="0"/>
               <w:widowControl w:val="0"/>
@@ -1587,7 +1628,7 @@
           </w:tcPr>
           <w:p>
             <w:pPr>
-              <w:pStyle w:val="TableText"/>
+              <w:pStyle w:val="29"/>
               <w:keepLines w:val="0"/>
               <w:pageBreakBefore w:val="0"/>
               <w:widowControl w:val="0"/>
@@ -1615,7 +1656,7 @@
     <w:sdt>
       <w:sdtPr>
         <w:rPr>
-          <w:rFonts w:ascii="宋体" w:eastAsia="宋体" w:hAnsi="宋体" w:cs="Arial"/>
+          <w:rFonts w:ascii="宋体" w:hAnsi="宋体" w:eastAsia="宋体" w:cs="Arial"/>
           <w:snapToGrid w:val="0"/>
           <w:color w:val="000000"/>
           <w:kern w:val="0"/>
@@ -1631,7 +1672,7 @@
       </w:sdtPr>
       <w:sdtEndPr>
         <w:rPr>
-          <w:rFonts w:ascii="Arial" w:eastAsia="Arial" w:hAnsi="Arial" w:cs="Arial"/>
+          <w:rFonts w:ascii="Arial" w:hAnsi="Arial" w:eastAsia="Arial" w:cs="Arial"/>
           <w:snapToGrid w:val="0"/>
           <w:color w:val="000000"/>
           <w:kern w:val="0"/>
@@ -1651,14 +1692,14 @@
             <w:bidi w:val="0"/>
             <w:jc w:val="center"/>
             <w:rPr>
-              <w:rFonts w:ascii="宋体" w:eastAsia="宋体" w:hAnsi="宋体" w:cs="宋体" w:hint="eastAsia"/>
+              <w:rFonts w:hint="eastAsia" w:ascii="宋体" w:hAnsi="宋体" w:eastAsia="宋体" w:cs="宋体"/>
               <w:sz w:val="24"/>
               <w:szCs w:val="24"/>
             </w:rPr>
           </w:pPr>
           <w:r>
             <w:rPr>
-              <w:rFonts w:ascii="宋体" w:eastAsia="宋体" w:hAnsi="宋体" w:cs="宋体" w:hint="eastAsia"/>
+              <w:rFonts w:hint="eastAsia" w:ascii="宋体" w:hAnsi="宋体" w:eastAsia="宋体" w:cs="宋体"/>
               <w:sz w:val="24"/>
               <w:szCs w:val="24"/>
             </w:rPr>
@@ -1667,14 +1708,14 @@
         </w:p>
         <w:p>
           <w:pPr>
-            <w:pStyle w:val="TOC1"/>
+            <w:pStyle w:val="16"/>
             <w:tabs>
               <w:tab w:val="right" w:leader="dot" w:pos="8306"/>
             </w:tabs>
           </w:pPr>
           <w:r>
             <w:rPr>
-              <w:rFonts w:ascii="宋体" w:eastAsia="宋体" w:hAnsi="宋体" w:cs="宋体" w:hint="eastAsia"/>
+              <w:rFonts w:hint="eastAsia" w:ascii="宋体" w:hAnsi="宋体" w:eastAsia="宋体" w:cs="宋体"/>
               <w:sz w:val="24"/>
               <w:szCs w:val="24"/>
             </w:rPr>
@@ -1682,7 +1723,7 @@
           </w:r>
           <w:r>
             <w:rPr>
-              <w:rFonts w:ascii="宋体" w:eastAsia="宋体" w:hAnsi="宋体" w:cs="宋体" w:hint="eastAsia"/>
+              <w:rFonts w:hint="eastAsia" w:ascii="宋体" w:hAnsi="宋体" w:eastAsia="宋体" w:cs="宋体"/>
               <w:sz w:val="24"/>
               <w:szCs w:val="24"/>
             </w:rPr>
@@ -1690,7 +1731,7 @@
           </w:r>
           <w:r>
             <w:rPr>
-              <w:rFonts w:ascii="宋体" w:eastAsia="宋体" w:hAnsi="宋体" w:cs="宋体" w:hint="eastAsia"/>
+              <w:rFonts w:hint="eastAsia" w:ascii="宋体" w:hAnsi="宋体" w:eastAsia="宋体" w:cs="宋体"/>
               <w:sz w:val="24"/>
               <w:szCs w:val="24"/>
             </w:rPr>
@@ -1698,21 +1739,21 @@
           </w:r>
           <w:r>
             <w:rPr>
-              <w:rFonts w:ascii="宋体" w:eastAsia="宋体" w:hAnsi="宋体" w:cs="宋体" w:hint="eastAsia"/>
+              <w:rFonts w:hint="eastAsia" w:ascii="宋体" w:hAnsi="宋体" w:eastAsia="宋体" w:cs="宋体"/>
               <w:szCs w:val="24"/>
             </w:rPr>
             <w:fldChar w:fldCharType="begin"/>
           </w:r>
           <w:r>
             <w:rPr>
-              <w:rFonts w:ascii="宋体" w:eastAsia="宋体" w:hAnsi="宋体" w:cs="宋体" w:hint="eastAsia"/>
+              <w:rFonts w:hint="eastAsia" w:ascii="宋体" w:hAnsi="宋体" w:eastAsia="宋体" w:cs="宋体"/>
               <w:szCs w:val="24"/>
             </w:rPr>
             <w:instrText xml:space="preserve"> HYPERLINK \l _Toc25170 </w:instrText>
           </w:r>
           <w:r>
             <w:rPr>
-              <w:rFonts w:ascii="宋体" w:eastAsia="宋体" w:hAnsi="宋体" w:cs="宋体" w:hint="eastAsia"/>
+              <w:rFonts w:hint="eastAsia" w:ascii="宋体" w:hAnsi="宋体" w:eastAsia="宋体" w:cs="宋体"/>
               <w:szCs w:val="24"/>
             </w:rPr>
             <w:fldChar w:fldCharType="separate"/>
@@ -1744,7 +1785,7 @@
           </w:r>
           <w:r>
             <w:rPr>
-              <w:rFonts w:ascii="宋体" w:eastAsia="宋体" w:hAnsi="宋体" w:cs="宋体" w:hint="eastAsia"/>
+              <w:rFonts w:hint="eastAsia" w:ascii="宋体" w:hAnsi="宋体" w:eastAsia="宋体" w:cs="宋体"/>
               <w:szCs w:val="24"/>
             </w:rPr>
             <w:fldChar w:fldCharType="end"/>
@@ -1752,28 +1793,28 @@
         </w:p>
         <w:p>
           <w:pPr>
-            <w:pStyle w:val="TOC1"/>
+            <w:pStyle w:val="16"/>
             <w:tabs>
               <w:tab w:val="right" w:leader="dot" w:pos="8306"/>
             </w:tabs>
           </w:pPr>
           <w:r>
             <w:rPr>
-              <w:rFonts w:ascii="宋体" w:eastAsia="宋体" w:hAnsi="宋体" w:cs="宋体" w:hint="eastAsia"/>
+              <w:rFonts w:hint="eastAsia" w:ascii="宋体" w:hAnsi="宋体" w:eastAsia="宋体" w:cs="宋体"/>
               <w:szCs w:val="24"/>
             </w:rPr>
             <w:fldChar w:fldCharType="begin"/>
           </w:r>
           <w:r>
             <w:rPr>
-              <w:rFonts w:ascii="宋体" w:eastAsia="宋体" w:hAnsi="宋体" w:cs="宋体" w:hint="eastAsia"/>
+              <w:rFonts w:hint="eastAsia" w:ascii="宋体" w:hAnsi="宋体" w:eastAsia="宋体" w:cs="宋体"/>
               <w:szCs w:val="24"/>
             </w:rPr>
             <w:instrText xml:space="preserve"> HYPERLINK \l _Toc25594 </w:instrText>
           </w:r>
           <w:r>
             <w:rPr>
-              <w:rFonts w:ascii="宋体" w:eastAsia="宋体" w:hAnsi="宋体" w:cs="宋体" w:hint="eastAsia"/>
+              <w:rFonts w:hint="eastAsia" w:ascii="宋体" w:hAnsi="宋体" w:eastAsia="宋体" w:cs="宋体"/>
               <w:szCs w:val="24"/>
             </w:rPr>
             <w:fldChar w:fldCharType="separate"/>
@@ -1805,7 +1846,7 @@
           </w:r>
           <w:r>
             <w:rPr>
-              <w:rFonts w:ascii="宋体" w:eastAsia="宋体" w:hAnsi="宋体" w:cs="宋体" w:hint="eastAsia"/>
+              <w:rFonts w:hint="eastAsia" w:ascii="宋体" w:hAnsi="宋体" w:eastAsia="宋体" w:cs="宋体"/>
               <w:szCs w:val="24"/>
             </w:rPr>
             <w:fldChar w:fldCharType="end"/>
@@ -1813,28 +1854,28 @@
         </w:p>
         <w:p>
           <w:pPr>
-            <w:pStyle w:val="TOC1"/>
+            <w:pStyle w:val="16"/>
             <w:tabs>
               <w:tab w:val="right" w:leader="dot" w:pos="8306"/>
             </w:tabs>
           </w:pPr>
           <w:r>
             <w:rPr>
-              <w:rFonts w:ascii="宋体" w:eastAsia="宋体" w:hAnsi="宋体" w:cs="宋体" w:hint="eastAsia"/>
+              <w:rFonts w:hint="eastAsia" w:ascii="宋体" w:hAnsi="宋体" w:eastAsia="宋体" w:cs="宋体"/>
               <w:szCs w:val="24"/>
             </w:rPr>
             <w:fldChar w:fldCharType="begin"/>
           </w:r>
           <w:r>
             <w:rPr>
-              <w:rFonts w:ascii="宋体" w:eastAsia="宋体" w:hAnsi="宋体" w:cs="宋体" w:hint="eastAsia"/>
+              <w:rFonts w:hint="eastAsia" w:ascii="宋体" w:hAnsi="宋体" w:eastAsia="宋体" w:cs="宋体"/>
               <w:szCs w:val="24"/>
             </w:rPr>
             <w:instrText xml:space="preserve"> HYPERLINK \l _Toc24676 </w:instrText>
           </w:r>
           <w:r>
             <w:rPr>
-              <w:rFonts w:ascii="宋体" w:eastAsia="宋体" w:hAnsi="宋体" w:cs="宋体" w:hint="eastAsia"/>
+              <w:rFonts w:hint="eastAsia" w:ascii="宋体" w:hAnsi="宋体" w:eastAsia="宋体" w:cs="宋体"/>
               <w:szCs w:val="24"/>
             </w:rPr>
             <w:fldChar w:fldCharType="separate"/>
@@ -1868,7 +1909,7 @@
           </w:r>
           <w:r>
             <w:rPr>
-              <w:rFonts w:ascii="宋体" w:eastAsia="宋体" w:hAnsi="宋体" w:cs="宋体" w:hint="eastAsia"/>
+              <w:rFonts w:hint="eastAsia" w:ascii="宋体" w:hAnsi="宋体" w:eastAsia="宋体" w:cs="宋体"/>
               <w:szCs w:val="24"/>
             </w:rPr>
             <w:fldChar w:fldCharType="end"/>
@@ -1876,28 +1917,28 @@
         </w:p>
         <w:p>
           <w:pPr>
-            <w:pStyle w:val="TOC1"/>
+            <w:pStyle w:val="16"/>
             <w:tabs>
               <w:tab w:val="right" w:leader="dot" w:pos="8306"/>
             </w:tabs>
           </w:pPr>
           <w:r>
             <w:rPr>
-              <w:rFonts w:ascii="宋体" w:eastAsia="宋体" w:hAnsi="宋体" w:cs="宋体" w:hint="eastAsia"/>
+              <w:rFonts w:hint="eastAsia" w:ascii="宋体" w:hAnsi="宋体" w:eastAsia="宋体" w:cs="宋体"/>
               <w:szCs w:val="24"/>
             </w:rPr>
             <w:fldChar w:fldCharType="begin"/>
           </w:r>
           <w:r>
             <w:rPr>
-              <w:rFonts w:ascii="宋体" w:eastAsia="宋体" w:hAnsi="宋体" w:cs="宋体" w:hint="eastAsia"/>
+              <w:rFonts w:hint="eastAsia" w:ascii="宋体" w:hAnsi="宋体" w:eastAsia="宋体" w:cs="宋体"/>
               <w:szCs w:val="24"/>
             </w:rPr>
             <w:instrText xml:space="preserve"> HYPERLINK \l _Toc6325 </w:instrText>
           </w:r>
           <w:r>
             <w:rPr>
-              <w:rFonts w:ascii="宋体" w:eastAsia="宋体" w:hAnsi="宋体" w:cs="宋体" w:hint="eastAsia"/>
+              <w:rFonts w:hint="eastAsia" w:ascii="宋体" w:hAnsi="宋体" w:eastAsia="宋体" w:cs="宋体"/>
               <w:szCs w:val="24"/>
             </w:rPr>
             <w:fldChar w:fldCharType="separate"/>
@@ -1931,7 +1972,7 @@
           </w:r>
           <w:r>
             <w:rPr>
-              <w:rFonts w:ascii="宋体" w:eastAsia="宋体" w:hAnsi="宋体" w:cs="宋体" w:hint="eastAsia"/>
+              <w:rFonts w:hint="eastAsia" w:ascii="宋体" w:hAnsi="宋体" w:eastAsia="宋体" w:cs="宋体"/>
               <w:szCs w:val="24"/>
             </w:rPr>
             <w:fldChar w:fldCharType="end"/>
@@ -1939,28 +1980,28 @@
         </w:p>
         <w:p>
           <w:pPr>
-            <w:pStyle w:val="TOC1"/>
+            <w:pStyle w:val="16"/>
             <w:tabs>
               <w:tab w:val="right" w:leader="dot" w:pos="8306"/>
             </w:tabs>
           </w:pPr>
           <w:r>
             <w:rPr>
-              <w:rFonts w:ascii="宋体" w:eastAsia="宋体" w:hAnsi="宋体" w:cs="宋体" w:hint="eastAsia"/>
+              <w:rFonts w:hint="eastAsia" w:ascii="宋体" w:hAnsi="宋体" w:eastAsia="宋体" w:cs="宋体"/>
               <w:szCs w:val="24"/>
             </w:rPr>
             <w:fldChar w:fldCharType="begin"/>
           </w:r>
           <w:r>
             <w:rPr>
-              <w:rFonts w:ascii="宋体" w:eastAsia="宋体" w:hAnsi="宋体" w:cs="宋体" w:hint="eastAsia"/>
+              <w:rFonts w:hint="eastAsia" w:ascii="宋体" w:hAnsi="宋体" w:eastAsia="宋体" w:cs="宋体"/>
               <w:szCs w:val="24"/>
             </w:rPr>
             <w:instrText xml:space="preserve"> HYPERLINK \l _Toc4616 </w:instrText>
           </w:r>
           <w:r>
             <w:rPr>
-              <w:rFonts w:ascii="宋体" w:eastAsia="宋体" w:hAnsi="宋体" w:cs="宋体" w:hint="eastAsia"/>
+              <w:rFonts w:hint="eastAsia" w:ascii="宋体" w:hAnsi="宋体" w:eastAsia="宋体" w:cs="宋体"/>
               <w:szCs w:val="24"/>
             </w:rPr>
             <w:fldChar w:fldCharType="separate"/>
@@ -1994,7 +2035,7 @@
           </w:r>
           <w:r>
             <w:rPr>
-              <w:rFonts w:ascii="宋体" w:eastAsia="宋体" w:hAnsi="宋体" w:cs="宋体" w:hint="eastAsia"/>
+              <w:rFonts w:hint="eastAsia" w:ascii="宋体" w:hAnsi="宋体" w:eastAsia="宋体" w:cs="宋体"/>
               <w:szCs w:val="24"/>
             </w:rPr>
             <w:fldChar w:fldCharType="end"/>
@@ -2002,28 +2043,28 @@
         </w:p>
         <w:p>
           <w:pPr>
-            <w:pStyle w:val="TOC1"/>
+            <w:pStyle w:val="16"/>
             <w:tabs>
               <w:tab w:val="right" w:leader="dot" w:pos="8306"/>
             </w:tabs>
           </w:pPr>
           <w:r>
             <w:rPr>
-              <w:rFonts w:ascii="宋体" w:eastAsia="宋体" w:hAnsi="宋体" w:cs="宋体" w:hint="eastAsia"/>
+              <w:rFonts w:hint="eastAsia" w:ascii="宋体" w:hAnsi="宋体" w:eastAsia="宋体" w:cs="宋体"/>
               <w:szCs w:val="24"/>
             </w:rPr>
             <w:fldChar w:fldCharType="begin"/>
           </w:r>
           <w:r>
             <w:rPr>
-              <w:rFonts w:ascii="宋体" w:eastAsia="宋体" w:hAnsi="宋体" w:cs="宋体" w:hint="eastAsia"/>
+              <w:rFonts w:hint="eastAsia" w:ascii="宋体" w:hAnsi="宋体" w:eastAsia="宋体" w:cs="宋体"/>
               <w:szCs w:val="24"/>
             </w:rPr>
             <w:instrText xml:space="preserve"> HYPERLINK \l _Toc32364 </w:instrText>
           </w:r>
           <w:r>
             <w:rPr>
-              <w:rFonts w:ascii="宋体" w:eastAsia="宋体" w:hAnsi="宋体" w:cs="宋体" w:hint="eastAsia"/>
+              <w:rFonts w:hint="eastAsia" w:ascii="宋体" w:hAnsi="宋体" w:eastAsia="宋体" w:cs="宋体"/>
               <w:szCs w:val="24"/>
             </w:rPr>
             <w:fldChar w:fldCharType="separate"/>
@@ -2061,7 +2102,7 @@
           </w:r>
           <w:r>
             <w:rPr>
-              <w:rFonts w:ascii="宋体" w:eastAsia="宋体" w:hAnsi="宋体" w:cs="宋体" w:hint="eastAsia"/>
+              <w:rFonts w:hint="eastAsia" w:ascii="宋体" w:hAnsi="宋体" w:eastAsia="宋体" w:cs="宋体"/>
               <w:szCs w:val="24"/>
             </w:rPr>
             <w:fldChar w:fldCharType="end"/>
@@ -2069,28 +2110,28 @@
         </w:p>
         <w:p>
           <w:pPr>
-            <w:pStyle w:val="TOC2"/>
+            <w:pStyle w:val="18"/>
             <w:tabs>
               <w:tab w:val="right" w:leader="dot" w:pos="8306"/>
             </w:tabs>
           </w:pPr>
           <w:r>
             <w:rPr>
-              <w:rFonts w:ascii="宋体" w:eastAsia="宋体" w:hAnsi="宋体" w:cs="宋体" w:hint="eastAsia"/>
+              <w:rFonts w:hint="eastAsia" w:ascii="宋体" w:hAnsi="宋体" w:eastAsia="宋体" w:cs="宋体"/>
               <w:szCs w:val="24"/>
             </w:rPr>
             <w:fldChar w:fldCharType="begin"/>
           </w:r>
           <w:r>
             <w:rPr>
-              <w:rFonts w:ascii="宋体" w:eastAsia="宋体" w:hAnsi="宋体" w:cs="宋体" w:hint="eastAsia"/>
+              <w:rFonts w:hint="eastAsia" w:ascii="宋体" w:hAnsi="宋体" w:eastAsia="宋体" w:cs="宋体"/>
               <w:szCs w:val="24"/>
             </w:rPr>
             <w:instrText xml:space="preserve"> HYPERLINK \l _Toc12951 </w:instrText>
           </w:r>
           <w:r>
             <w:rPr>
-              <w:rFonts w:ascii="宋体" w:eastAsia="宋体" w:hAnsi="宋体" w:cs="宋体" w:hint="eastAsia"/>
+              <w:rFonts w:hint="eastAsia" w:ascii="宋体" w:hAnsi="宋体" w:eastAsia="宋体" w:cs="宋体"/>
               <w:szCs w:val="24"/>
             </w:rPr>
             <w:fldChar w:fldCharType="separate"/>
@@ -2129,7 +2170,7 @@
           </w:r>
           <w:r>
             <w:rPr>
-              <w:rFonts w:ascii="宋体" w:eastAsia="宋体" w:hAnsi="宋体" w:cs="宋体" w:hint="eastAsia"/>
+              <w:rFonts w:hint="eastAsia" w:ascii="宋体" w:hAnsi="宋体" w:eastAsia="宋体" w:cs="宋体"/>
               <w:szCs w:val="24"/>
             </w:rPr>
             <w:fldChar w:fldCharType="end"/>
@@ -2137,28 +2178,28 @@
         </w:p>
         <w:p>
           <w:pPr>
-            <w:pStyle w:val="TOC2"/>
+            <w:pStyle w:val="18"/>
             <w:tabs>
               <w:tab w:val="right" w:leader="dot" w:pos="8306"/>
             </w:tabs>
           </w:pPr>
           <w:r>
             <w:rPr>
-              <w:rFonts w:ascii="宋体" w:eastAsia="宋体" w:hAnsi="宋体" w:cs="宋体" w:hint="eastAsia"/>
+              <w:rFonts w:hint="eastAsia" w:ascii="宋体" w:hAnsi="宋体" w:eastAsia="宋体" w:cs="宋体"/>
               <w:szCs w:val="24"/>
             </w:rPr>
             <w:fldChar w:fldCharType="begin"/>
           </w:r>
           <w:r>
             <w:rPr>
-              <w:rFonts w:ascii="宋体" w:eastAsia="宋体" w:hAnsi="宋体" w:cs="宋体" w:hint="eastAsia"/>
+              <w:rFonts w:hint="eastAsia" w:ascii="宋体" w:hAnsi="宋体" w:eastAsia="宋体" w:cs="宋体"/>
               <w:szCs w:val="24"/>
             </w:rPr>
             <w:instrText xml:space="preserve"> HYPERLINK \l _Toc25282 </w:instrText>
           </w:r>
           <w:r>
             <w:rPr>
-              <w:rFonts w:ascii="宋体" w:eastAsia="宋体" w:hAnsi="宋体" w:cs="宋体" w:hint="eastAsia"/>
+              <w:rFonts w:hint="eastAsia" w:ascii="宋体" w:hAnsi="宋体" w:eastAsia="宋体" w:cs="宋体"/>
               <w:szCs w:val="24"/>
             </w:rPr>
             <w:fldChar w:fldCharType="separate"/>
@@ -2197,7 +2238,7 @@
           </w:r>
           <w:r>
             <w:rPr>
-              <w:rFonts w:ascii="宋体" w:eastAsia="宋体" w:hAnsi="宋体" w:cs="宋体" w:hint="eastAsia"/>
+              <w:rFonts w:hint="eastAsia" w:ascii="宋体" w:hAnsi="宋体" w:eastAsia="宋体" w:cs="宋体"/>
               <w:szCs w:val="24"/>
             </w:rPr>
             <w:fldChar w:fldCharType="end"/>
@@ -2205,28 +2246,28 @@
         </w:p>
         <w:p>
           <w:pPr>
-            <w:pStyle w:val="TOC1"/>
+            <w:pStyle w:val="16"/>
             <w:tabs>
               <w:tab w:val="right" w:leader="dot" w:pos="8306"/>
             </w:tabs>
           </w:pPr>
           <w:r>
             <w:rPr>
-              <w:rFonts w:ascii="宋体" w:eastAsia="宋体" w:hAnsi="宋体" w:cs="宋体" w:hint="eastAsia"/>
+              <w:rFonts w:hint="eastAsia" w:ascii="宋体" w:hAnsi="宋体" w:eastAsia="宋体" w:cs="宋体"/>
               <w:szCs w:val="24"/>
             </w:rPr>
             <w:fldChar w:fldCharType="begin"/>
           </w:r>
           <w:r>
             <w:rPr>
-              <w:rFonts w:ascii="宋体" w:eastAsia="宋体" w:hAnsi="宋体" w:cs="宋体" w:hint="eastAsia"/>
+              <w:rFonts w:hint="eastAsia" w:ascii="宋体" w:hAnsi="宋体" w:eastAsia="宋体" w:cs="宋体"/>
               <w:szCs w:val="24"/>
             </w:rPr>
             <w:instrText xml:space="preserve"> HYPERLINK \l _Toc556 </w:instrText>
           </w:r>
           <w:r>
             <w:rPr>
-              <w:rFonts w:ascii="宋体" w:eastAsia="宋体" w:hAnsi="宋体" w:cs="宋体" w:hint="eastAsia"/>
+              <w:rFonts w:hint="eastAsia" w:ascii="宋体" w:hAnsi="宋体" w:eastAsia="宋体" w:cs="宋体"/>
               <w:szCs w:val="24"/>
             </w:rPr>
             <w:fldChar w:fldCharType="separate"/>
@@ -2264,7 +2305,7 @@
           </w:r>
           <w:r>
             <w:rPr>
-              <w:rFonts w:ascii="宋体" w:eastAsia="宋体" w:hAnsi="宋体" w:cs="宋体" w:hint="eastAsia"/>
+              <w:rFonts w:hint="eastAsia" w:ascii="宋体" w:hAnsi="宋体" w:eastAsia="宋体" w:cs="宋体"/>
               <w:szCs w:val="24"/>
             </w:rPr>
             <w:fldChar w:fldCharType="end"/>
@@ -2272,28 +2313,28 @@
         </w:p>
         <w:p>
           <w:pPr>
-            <w:pStyle w:val="TOC2"/>
+            <w:pStyle w:val="18"/>
             <w:tabs>
               <w:tab w:val="right" w:leader="dot" w:pos="8306"/>
             </w:tabs>
           </w:pPr>
           <w:r>
             <w:rPr>
-              <w:rFonts w:ascii="宋体" w:eastAsia="宋体" w:hAnsi="宋体" w:cs="宋体" w:hint="eastAsia"/>
+              <w:rFonts w:hint="eastAsia" w:ascii="宋体" w:hAnsi="宋体" w:eastAsia="宋体" w:cs="宋体"/>
               <w:szCs w:val="24"/>
             </w:rPr>
             <w:fldChar w:fldCharType="begin"/>
           </w:r>
           <w:r>
             <w:rPr>
-              <w:rFonts w:ascii="宋体" w:eastAsia="宋体" w:hAnsi="宋体" w:cs="宋体" w:hint="eastAsia"/>
+              <w:rFonts w:hint="eastAsia" w:ascii="宋体" w:hAnsi="宋体" w:eastAsia="宋体" w:cs="宋体"/>
               <w:szCs w:val="24"/>
             </w:rPr>
             <w:instrText xml:space="preserve"> HYPERLINK \l _Toc4704 </w:instrText>
           </w:r>
           <w:r>
             <w:rPr>
-              <w:rFonts w:ascii="宋体" w:eastAsia="宋体" w:hAnsi="宋体" w:cs="宋体" w:hint="eastAsia"/>
+              <w:rFonts w:hint="eastAsia" w:ascii="宋体" w:hAnsi="宋体" w:eastAsia="宋体" w:cs="宋体"/>
               <w:szCs w:val="24"/>
             </w:rPr>
             <w:fldChar w:fldCharType="separate"/>
@@ -2327,7 +2368,7 @@
           </w:r>
           <w:r>
             <w:rPr>
-              <w:rFonts w:ascii="宋体" w:eastAsia="宋体" w:hAnsi="宋体" w:cs="宋体" w:hint="eastAsia"/>
+              <w:rFonts w:hint="eastAsia" w:ascii="宋体" w:hAnsi="宋体" w:eastAsia="宋体" w:cs="宋体"/>
               <w:szCs w:val="24"/>
             </w:rPr>
             <w:fldChar w:fldCharType="end"/>
@@ -2335,28 +2376,28 @@
         </w:p>
         <w:p>
           <w:pPr>
-            <w:pStyle w:val="TOC3"/>
+            <w:pStyle w:val="13"/>
             <w:tabs>
               <w:tab w:val="right" w:leader="dot" w:pos="8306"/>
             </w:tabs>
           </w:pPr>
           <w:r>
             <w:rPr>
-              <w:rFonts w:ascii="宋体" w:eastAsia="宋体" w:hAnsi="宋体" w:cs="宋体" w:hint="eastAsia"/>
+              <w:rFonts w:hint="eastAsia" w:ascii="宋体" w:hAnsi="宋体" w:eastAsia="宋体" w:cs="宋体"/>
               <w:szCs w:val="24"/>
             </w:rPr>
             <w:fldChar w:fldCharType="begin"/>
           </w:r>
           <w:r>
             <w:rPr>
-              <w:rFonts w:ascii="宋体" w:eastAsia="宋体" w:hAnsi="宋体" w:cs="宋体" w:hint="eastAsia"/>
+              <w:rFonts w:hint="eastAsia" w:ascii="宋体" w:hAnsi="宋体" w:eastAsia="宋体" w:cs="宋体"/>
               <w:szCs w:val="24"/>
             </w:rPr>
             <w:instrText xml:space="preserve"> HYPERLINK \l _Toc23517 </w:instrText>
           </w:r>
           <w:r>
             <w:rPr>
-              <w:rFonts w:ascii="宋体" w:eastAsia="宋体" w:hAnsi="宋体" w:cs="宋体" w:hint="eastAsia"/>
+              <w:rFonts w:hint="eastAsia" w:ascii="宋体" w:hAnsi="宋体" w:eastAsia="宋体" w:cs="宋体"/>
               <w:szCs w:val="24"/>
             </w:rPr>
             <w:fldChar w:fldCharType="separate"/>
@@ -2395,7 +2436,7 @@
           </w:r>
           <w:r>
             <w:rPr>
-              <w:rFonts w:ascii="宋体" w:eastAsia="宋体" w:hAnsi="宋体" w:cs="宋体" w:hint="eastAsia"/>
+              <w:rFonts w:hint="eastAsia" w:ascii="宋体" w:hAnsi="宋体" w:eastAsia="宋体" w:cs="宋体"/>
               <w:szCs w:val="24"/>
             </w:rPr>
             <w:fldChar w:fldCharType="end"/>
@@ -2403,28 +2444,28 @@
         </w:p>
         <w:p>
           <w:pPr>
-            <w:pStyle w:val="TOC3"/>
+            <w:pStyle w:val="13"/>
             <w:tabs>
               <w:tab w:val="right" w:leader="dot" w:pos="8306"/>
             </w:tabs>
           </w:pPr>
           <w:r>
             <w:rPr>
-              <w:rFonts w:ascii="宋体" w:eastAsia="宋体" w:hAnsi="宋体" w:cs="宋体" w:hint="eastAsia"/>
+              <w:rFonts w:hint="eastAsia" w:ascii="宋体" w:hAnsi="宋体" w:eastAsia="宋体" w:cs="宋体"/>
               <w:szCs w:val="24"/>
             </w:rPr>
             <w:fldChar w:fldCharType="begin"/>
           </w:r>
           <w:r>
             <w:rPr>
-              <w:rFonts w:ascii="宋体" w:eastAsia="宋体" w:hAnsi="宋体" w:cs="宋体" w:hint="eastAsia"/>
+              <w:rFonts w:hint="eastAsia" w:ascii="宋体" w:hAnsi="宋体" w:eastAsia="宋体" w:cs="宋体"/>
               <w:szCs w:val="24"/>
             </w:rPr>
             <w:instrText xml:space="preserve"> HYPERLINK \l _Toc203 </w:instrText>
           </w:r>
           <w:r>
             <w:rPr>
-              <w:rFonts w:ascii="宋体" w:eastAsia="宋体" w:hAnsi="宋体" w:cs="宋体" w:hint="eastAsia"/>
+              <w:rFonts w:hint="eastAsia" w:ascii="宋体" w:hAnsi="宋体" w:eastAsia="宋体" w:cs="宋体"/>
               <w:szCs w:val="24"/>
             </w:rPr>
             <w:fldChar w:fldCharType="separate"/>
@@ -2463,7 +2504,7 @@
           </w:r>
           <w:r>
             <w:rPr>
-              <w:rFonts w:ascii="宋体" w:eastAsia="宋体" w:hAnsi="宋体" w:cs="宋体" w:hint="eastAsia"/>
+              <w:rFonts w:hint="eastAsia" w:ascii="宋体" w:hAnsi="宋体" w:eastAsia="宋体" w:cs="宋体"/>
               <w:szCs w:val="24"/>
             </w:rPr>
             <w:fldChar w:fldCharType="end"/>
@@ -2471,28 +2512,28 @@
         </w:p>
         <w:p>
           <w:pPr>
-            <w:pStyle w:val="TOC3"/>
+            <w:pStyle w:val="13"/>
             <w:tabs>
               <w:tab w:val="right" w:leader="dot" w:pos="8306"/>
             </w:tabs>
           </w:pPr>
           <w:r>
             <w:rPr>
-              <w:rFonts w:ascii="宋体" w:eastAsia="宋体" w:hAnsi="宋体" w:cs="宋体" w:hint="eastAsia"/>
+              <w:rFonts w:hint="eastAsia" w:ascii="宋体" w:hAnsi="宋体" w:eastAsia="宋体" w:cs="宋体"/>
               <w:szCs w:val="24"/>
             </w:rPr>
             <w:fldChar w:fldCharType="begin"/>
           </w:r>
           <w:r>
             <w:rPr>
-              <w:rFonts w:ascii="宋体" w:eastAsia="宋体" w:hAnsi="宋体" w:cs="宋体" w:hint="eastAsia"/>
+              <w:rFonts w:hint="eastAsia" w:ascii="宋体" w:hAnsi="宋体" w:eastAsia="宋体" w:cs="宋体"/>
               <w:szCs w:val="24"/>
             </w:rPr>
             <w:instrText xml:space="preserve"> HYPERLINK \l _Toc32443 </w:instrText>
           </w:r>
           <w:r>
             <w:rPr>
-              <w:rFonts w:ascii="宋体" w:eastAsia="宋体" w:hAnsi="宋体" w:cs="宋体" w:hint="eastAsia"/>
+              <w:rFonts w:hint="eastAsia" w:ascii="宋体" w:hAnsi="宋体" w:eastAsia="宋体" w:cs="宋体"/>
               <w:szCs w:val="24"/>
             </w:rPr>
             <w:fldChar w:fldCharType="separate"/>
@@ -2531,7 +2572,7 @@
           </w:r>
           <w:r>
             <w:rPr>
-              <w:rFonts w:ascii="宋体" w:eastAsia="宋体" w:hAnsi="宋体" w:cs="宋体" w:hint="eastAsia"/>
+              <w:rFonts w:hint="eastAsia" w:ascii="宋体" w:hAnsi="宋体" w:eastAsia="宋体" w:cs="宋体"/>
               <w:szCs w:val="24"/>
             </w:rPr>
             <w:fldChar w:fldCharType="end"/>
@@ -2539,28 +2580,28 @@
         </w:p>
         <w:p>
           <w:pPr>
-            <w:pStyle w:val="TOC2"/>
+            <w:pStyle w:val="18"/>
             <w:tabs>
               <w:tab w:val="right" w:leader="dot" w:pos="8306"/>
             </w:tabs>
           </w:pPr>
           <w:r>
             <w:rPr>
-              <w:rFonts w:ascii="宋体" w:eastAsia="宋体" w:hAnsi="宋体" w:cs="宋体" w:hint="eastAsia"/>
+              <w:rFonts w:hint="eastAsia" w:ascii="宋体" w:hAnsi="宋体" w:eastAsia="宋体" w:cs="宋体"/>
               <w:szCs w:val="24"/>
             </w:rPr>
             <w:fldChar w:fldCharType="begin"/>
           </w:r>
           <w:r>
             <w:rPr>
-              <w:rFonts w:ascii="宋体" w:eastAsia="宋体" w:hAnsi="宋体" w:cs="宋体" w:hint="eastAsia"/>
+              <w:rFonts w:hint="eastAsia" w:ascii="宋体" w:hAnsi="宋体" w:eastAsia="宋体" w:cs="宋体"/>
               <w:szCs w:val="24"/>
             </w:rPr>
             <w:instrText xml:space="preserve"> HYPERLINK \l _Toc11247 </w:instrText>
           </w:r>
           <w:r>
             <w:rPr>
-              <w:rFonts w:ascii="宋体" w:eastAsia="宋体" w:hAnsi="宋体" w:cs="宋体" w:hint="eastAsia"/>
+              <w:rFonts w:hint="eastAsia" w:ascii="宋体" w:hAnsi="宋体" w:eastAsia="宋体" w:cs="宋体"/>
               <w:szCs w:val="24"/>
             </w:rPr>
             <w:fldChar w:fldCharType="separate"/>
@@ -2594,7 +2635,7 @@
           </w:r>
           <w:r>
             <w:rPr>
-              <w:rFonts w:ascii="宋体" w:eastAsia="宋体" w:hAnsi="宋体" w:cs="宋体" w:hint="eastAsia"/>
+              <w:rFonts w:hint="eastAsia" w:ascii="宋体" w:hAnsi="宋体" w:eastAsia="宋体" w:cs="宋体"/>
               <w:szCs w:val="24"/>
             </w:rPr>
             <w:fldChar w:fldCharType="end"/>
@@ -2602,28 +2643,28 @@
         </w:p>
         <w:p>
           <w:pPr>
-            <w:pStyle w:val="TOC2"/>
+            <w:pStyle w:val="18"/>
             <w:tabs>
               <w:tab w:val="right" w:leader="dot" w:pos="8306"/>
             </w:tabs>
           </w:pPr>
           <w:r>
             <w:rPr>
-              <w:rFonts w:ascii="宋体" w:eastAsia="宋体" w:hAnsi="宋体" w:cs="宋体" w:hint="eastAsia"/>
+              <w:rFonts w:hint="eastAsia" w:ascii="宋体" w:hAnsi="宋体" w:eastAsia="宋体" w:cs="宋体"/>
               <w:szCs w:val="24"/>
             </w:rPr>
             <w:fldChar w:fldCharType="begin"/>
           </w:r>
           <w:r>
             <w:rPr>
-              <w:rFonts w:ascii="宋体" w:eastAsia="宋体" w:hAnsi="宋体" w:cs="宋体" w:hint="eastAsia"/>
+              <w:rFonts w:hint="eastAsia" w:ascii="宋体" w:hAnsi="宋体" w:eastAsia="宋体" w:cs="宋体"/>
               <w:szCs w:val="24"/>
             </w:rPr>
             <w:instrText xml:space="preserve"> HYPERLINK \l _Toc10169 </w:instrText>
           </w:r>
           <w:r>
             <w:rPr>
-              <w:rFonts w:ascii="宋体" w:eastAsia="宋体" w:hAnsi="宋体" w:cs="宋体" w:hint="eastAsia"/>
+              <w:rFonts w:hint="eastAsia" w:ascii="宋体" w:hAnsi="宋体" w:eastAsia="宋体" w:cs="宋体"/>
               <w:szCs w:val="24"/>
             </w:rPr>
             <w:fldChar w:fldCharType="separate"/>
@@ -2661,7 +2702,7 @@
           </w:r>
           <w:r>
             <w:rPr>
-              <w:rFonts w:ascii="宋体" w:eastAsia="宋体" w:hAnsi="宋体" w:cs="宋体" w:hint="eastAsia"/>
+              <w:rFonts w:hint="eastAsia" w:ascii="宋体" w:hAnsi="宋体" w:eastAsia="宋体" w:cs="宋体"/>
               <w:szCs w:val="24"/>
             </w:rPr>
             <w:fldChar w:fldCharType="end"/>
@@ -2669,28 +2710,28 @@
         </w:p>
         <w:p>
           <w:pPr>
-            <w:pStyle w:val="TOC1"/>
+            <w:pStyle w:val="16"/>
             <w:tabs>
               <w:tab w:val="right" w:leader="dot" w:pos="8306"/>
             </w:tabs>
           </w:pPr>
           <w:r>
             <w:rPr>
-              <w:rFonts w:ascii="宋体" w:eastAsia="宋体" w:hAnsi="宋体" w:cs="宋体" w:hint="eastAsia"/>
+              <w:rFonts w:hint="eastAsia" w:ascii="宋体" w:hAnsi="宋体" w:eastAsia="宋体" w:cs="宋体"/>
               <w:szCs w:val="24"/>
             </w:rPr>
             <w:fldChar w:fldCharType="begin"/>
           </w:r>
           <w:r>
             <w:rPr>
-              <w:rFonts w:ascii="宋体" w:eastAsia="宋体" w:hAnsi="宋体" w:cs="宋体" w:hint="eastAsia"/>
+              <w:rFonts w:hint="eastAsia" w:ascii="宋体" w:hAnsi="宋体" w:eastAsia="宋体" w:cs="宋体"/>
               <w:szCs w:val="24"/>
             </w:rPr>
             <w:instrText xml:space="preserve"> HYPERLINK \l _Toc217 </w:instrText>
           </w:r>
           <w:r>
             <w:rPr>
-              <w:rFonts w:ascii="宋体" w:eastAsia="宋体" w:hAnsi="宋体" w:cs="宋体" w:hint="eastAsia"/>
+              <w:rFonts w:hint="eastAsia" w:ascii="宋体" w:hAnsi="宋体" w:eastAsia="宋体" w:cs="宋体"/>
               <w:szCs w:val="24"/>
             </w:rPr>
             <w:fldChar w:fldCharType="separate"/>
@@ -2724,7 +2765,7 @@
           </w:r>
           <w:r>
             <w:rPr>
-              <w:rFonts w:ascii="宋体" w:eastAsia="宋体" w:hAnsi="宋体" w:cs="宋体" w:hint="eastAsia"/>
+              <w:rFonts w:hint="eastAsia" w:ascii="宋体" w:hAnsi="宋体" w:eastAsia="宋体" w:cs="宋体"/>
               <w:szCs w:val="24"/>
             </w:rPr>
             <w:fldChar w:fldCharType="end"/>
@@ -2732,28 +2773,28 @@
         </w:p>
         <w:p>
           <w:pPr>
-            <w:pStyle w:val="TOC1"/>
+            <w:pStyle w:val="16"/>
             <w:tabs>
               <w:tab w:val="right" w:leader="dot" w:pos="8306"/>
             </w:tabs>
           </w:pPr>
           <w:r>
             <w:rPr>
-              <w:rFonts w:ascii="宋体" w:eastAsia="宋体" w:hAnsi="宋体" w:cs="宋体" w:hint="eastAsia"/>
+              <w:rFonts w:hint="eastAsia" w:ascii="宋体" w:hAnsi="宋体" w:eastAsia="宋体" w:cs="宋体"/>
               <w:szCs w:val="24"/>
             </w:rPr>
             <w:fldChar w:fldCharType="begin"/>
           </w:r>
           <w:r>
             <w:rPr>
-              <w:rFonts w:ascii="宋体" w:eastAsia="宋体" w:hAnsi="宋体" w:cs="宋体" w:hint="eastAsia"/>
+              <w:rFonts w:hint="eastAsia" w:ascii="宋体" w:hAnsi="宋体" w:eastAsia="宋体" w:cs="宋体"/>
               <w:szCs w:val="24"/>
             </w:rPr>
             <w:instrText xml:space="preserve"> HYPERLINK \l _Toc19439 </w:instrText>
           </w:r>
           <w:r>
             <w:rPr>
-              <w:rFonts w:ascii="宋体" w:eastAsia="宋体" w:hAnsi="宋体" w:cs="宋体" w:hint="eastAsia"/>
+              <w:rFonts w:hint="eastAsia" w:ascii="宋体" w:hAnsi="宋体" w:eastAsia="宋体" w:cs="宋体"/>
               <w:szCs w:val="24"/>
             </w:rPr>
             <w:fldChar w:fldCharType="separate"/>
@@ -2791,7 +2832,7 @@
           </w:r>
           <w:r>
             <w:rPr>
-              <w:rFonts w:ascii="宋体" w:eastAsia="宋体" w:hAnsi="宋体" w:cs="宋体" w:hint="eastAsia"/>
+              <w:rFonts w:hint="eastAsia" w:ascii="宋体" w:hAnsi="宋体" w:eastAsia="宋体" w:cs="宋体"/>
               <w:szCs w:val="24"/>
             </w:rPr>
             <w:fldChar w:fldCharType="end"/>
@@ -2799,28 +2840,28 @@
         </w:p>
         <w:p>
           <w:pPr>
-            <w:pStyle w:val="TOC1"/>
+            <w:pStyle w:val="16"/>
             <w:tabs>
               <w:tab w:val="right" w:leader="dot" w:pos="8306"/>
             </w:tabs>
           </w:pPr>
           <w:r>
             <w:rPr>
-              <w:rFonts w:ascii="宋体" w:eastAsia="宋体" w:hAnsi="宋体" w:cs="宋体" w:hint="eastAsia"/>
+              <w:rFonts w:hint="eastAsia" w:ascii="宋体" w:hAnsi="宋体" w:eastAsia="宋体" w:cs="宋体"/>
               <w:szCs w:val="24"/>
             </w:rPr>
             <w:fldChar w:fldCharType="begin"/>
           </w:r>
           <w:r>
             <w:rPr>
-              <w:rFonts w:ascii="宋体" w:eastAsia="宋体" w:hAnsi="宋体" w:cs="宋体" w:hint="eastAsia"/>
+              <w:rFonts w:hint="eastAsia" w:ascii="宋体" w:hAnsi="宋体" w:eastAsia="宋体" w:cs="宋体"/>
               <w:szCs w:val="24"/>
             </w:rPr>
             <w:instrText xml:space="preserve"> HYPERLINK \l _Toc29564 </w:instrText>
           </w:r>
           <w:r>
             <w:rPr>
-              <w:rFonts w:ascii="宋体" w:eastAsia="宋体" w:hAnsi="宋体" w:cs="宋体" w:hint="eastAsia"/>
+              <w:rFonts w:hint="eastAsia" w:ascii="宋体" w:hAnsi="宋体" w:eastAsia="宋体" w:cs="宋体"/>
               <w:szCs w:val="24"/>
             </w:rPr>
             <w:fldChar w:fldCharType="separate"/>
@@ -2854,7 +2895,7 @@
           </w:r>
           <w:r>
             <w:rPr>
-              <w:rFonts w:ascii="宋体" w:eastAsia="宋体" w:hAnsi="宋体" w:cs="宋体" w:hint="eastAsia"/>
+              <w:rFonts w:hint="eastAsia" w:ascii="宋体" w:hAnsi="宋体" w:eastAsia="宋体" w:cs="宋体"/>
               <w:szCs w:val="24"/>
             </w:rPr>
             <w:fldChar w:fldCharType="end"/>
@@ -2871,7 +2912,7 @@
           </w:pPr>
           <w:r>
             <w:rPr>
-              <w:rFonts w:ascii="宋体" w:eastAsia="宋体" w:hAnsi="宋体" w:cs="宋体" w:hint="eastAsia"/>
+              <w:rFonts w:hint="eastAsia" w:ascii="宋体" w:hAnsi="宋体" w:eastAsia="宋体" w:cs="宋体"/>
               <w:szCs w:val="24"/>
             </w:rPr>
             <w:fldChar w:fldCharType="end"/>
@@ -2894,7 +2935,7 @@
     </w:p>
     <w:p>
       <w:pPr>
-        <w:pStyle w:val="1"/>
+        <w:pStyle w:val="30"/>
         <w:keepLines w:val="0"/>
         <w:pageBreakBefore w:val="0"/>
         <w:widowControl w:val="0"/>
@@ -2910,7 +2951,7 @@
     </w:p>
     <w:p>
       <w:pPr>
-        <w:pStyle w:val="a1"/>
+        <w:pStyle w:val="31"/>
         <w:bidi w:val="0"/>
       </w:pPr>
       <w:r>
@@ -2929,7 +2970,7 @@
     </w:p>
     <w:p>
       <w:pPr>
-        <w:pStyle w:val="1"/>
+        <w:pStyle w:val="30"/>
         <w:keepLines w:val="0"/>
         <w:pageBreakBefore w:val="0"/>
         <w:widowControl w:val="0"/>
@@ -2947,7 +2988,7 @@
     </w:p>
     <w:p>
       <w:pPr>
-        <w:pStyle w:val="a1"/>
+        <w:pStyle w:val="31"/>
         <w:bidi w:val="0"/>
         <w:rPr>
           <w:rFonts w:hint="eastAsia"/>
@@ -2967,7 +3008,7 @@
     </w:p>
     <w:p>
       <w:pPr>
-        <w:pStyle w:val="1"/>
+        <w:pStyle w:val="30"/>
         <w:keepLines w:val="0"/>
         <w:pageBreakBefore w:val="0"/>
         <w:widowControl w:val="0"/>
@@ -2985,7 +3026,7 @@
     </w:p>
     <w:p>
       <w:pPr>
-        <w:pStyle w:val="a1"/>
+        <w:pStyle w:val="31"/>
         <w:bidi w:val="0"/>
         <w:rPr>
           <w:rFonts w:hint="eastAsia"/>
@@ -3002,7 +3043,7 @@
     </w:p>
     <w:p>
       <w:pPr>
-        <w:pStyle w:val="1"/>
+        <w:pStyle w:val="30"/>
         <w:keepLines w:val="0"/>
         <w:pageBreakBefore w:val="0"/>
         <w:widowControl w:val="0"/>
@@ -3022,7 +3063,7 @@
     </w:p>
     <w:p>
       <w:pPr>
-        <w:pStyle w:val="2"/>
+        <w:pStyle w:val="32"/>
         <w:keepLines w:val="0"/>
         <w:pageBreakBefore w:val="0"/>
         <w:widowControl w:val="0"/>
@@ -3064,17 +3105,17 @@
         <w:adjustRightInd w:val="0"/>
         <w:snapToGrid w:val="0"/>
         <w:spacing w:line="360" w:lineRule="auto"/>
-        <w:ind w:left="425" w:hanging="425" w:leftChars="0" w:firstLineChars="0"/>
+        <w:ind w:left="425" w:leftChars="0" w:hanging="425" w:firstLineChars="0"/>
         <w:textAlignment w:val="baseline"/>
         <w:rPr>
-          <w:rFonts w:ascii="宋体" w:eastAsia="宋体" w:hAnsi="宋体" w:cs="宋体"/>
+          <w:rFonts w:ascii="宋体" w:hAnsi="宋体" w:eastAsia="宋体" w:cs="宋体"/>
           <w:sz w:val="24"/>
           <w:szCs w:val="24"/>
         </w:rPr>
       </w:pPr>
       <w:r>
         <w:rPr>
-          <w:rFonts w:ascii="宋体" w:eastAsia="宋体" w:hAnsi="宋体" w:cs="宋体"/>
+          <w:rFonts w:ascii="宋体" w:hAnsi="宋体" w:eastAsia="宋体" w:cs="宋体"/>
           <w:spacing w:val="-2"/>
           <w:sz w:val="24"/>
           <w:szCs w:val="24"/>
@@ -3102,17 +3143,17 @@
         <w:adjustRightInd w:val="0"/>
         <w:snapToGrid w:val="0"/>
         <w:spacing w:line="360" w:lineRule="auto"/>
-        <w:ind w:left="425" w:hanging="425" w:leftChars="0" w:firstLineChars="0"/>
+        <w:ind w:left="425" w:leftChars="0" w:hanging="425" w:firstLineChars="0"/>
         <w:textAlignment w:val="baseline"/>
         <w:rPr>
-          <w:rFonts w:ascii="宋体" w:eastAsia="宋体" w:hAnsi="宋体" w:cs="宋体"/>
+          <w:rFonts w:ascii="宋体" w:hAnsi="宋体" w:eastAsia="宋体" w:cs="宋体"/>
           <w:sz w:val="24"/>
           <w:szCs w:val="24"/>
         </w:rPr>
       </w:pPr>
       <w:r>
         <w:rPr>
-          <w:rFonts w:ascii="宋体" w:eastAsia="宋体" w:hAnsi="宋体" w:cs="宋体" w:hint="eastAsia"/>
+          <w:rFonts w:hint="eastAsia" w:ascii="宋体" w:hAnsi="宋体" w:eastAsia="宋体" w:cs="宋体"/>
           <w:spacing w:val="-2"/>
           <w:sz w:val="24"/>
           <w:szCs w:val="24"/>
@@ -3122,7 +3163,7 @@
       </w:r>
       <w:r>
         <w:rPr>
-          <w:rFonts w:ascii="宋体" w:eastAsia="宋体" w:hAnsi="宋体" w:cs="宋体"/>
+          <w:rFonts w:ascii="宋体" w:hAnsi="宋体" w:eastAsia="宋体" w:cs="宋体"/>
           <w:spacing w:val="-2"/>
           <w:sz w:val="24"/>
           <w:szCs w:val="24"/>
@@ -3150,17 +3191,17 @@
         <w:adjustRightInd w:val="0"/>
         <w:snapToGrid w:val="0"/>
         <w:spacing w:line="360" w:lineRule="auto"/>
-        <w:ind w:left="425" w:hanging="425" w:leftChars="0" w:firstLineChars="0"/>
+        <w:ind w:left="425" w:leftChars="0" w:hanging="425" w:firstLineChars="0"/>
         <w:textAlignment w:val="baseline"/>
         <w:rPr>
-          <w:rFonts w:ascii="宋体" w:eastAsia="宋体" w:hAnsi="宋体" w:cs="宋体"/>
+          <w:rFonts w:ascii="宋体" w:hAnsi="宋体" w:eastAsia="宋体" w:cs="宋体"/>
           <w:sz w:val="24"/>
           <w:szCs w:val="24"/>
         </w:rPr>
       </w:pPr>
       <w:r>
         <w:rPr>
-          <w:rFonts w:ascii="宋体" w:eastAsia="宋体" w:hAnsi="宋体" w:cs="宋体" w:hint="eastAsia"/>
+          <w:rFonts w:hint="eastAsia" w:ascii="宋体" w:hAnsi="宋体" w:eastAsia="宋体" w:cs="宋体"/>
           <w:sz w:val="24"/>
           <w:szCs w:val="24"/>
           <w:lang w:val="en-US" w:eastAsia="zh-CN"/>
@@ -3188,17 +3229,17 @@
         <w:adjustRightInd w:val="0"/>
         <w:snapToGrid w:val="0"/>
         <w:spacing w:line="360" w:lineRule="auto"/>
-        <w:ind w:left="425" w:hanging="425" w:leftChars="0" w:firstLineChars="0"/>
+        <w:ind w:left="425" w:leftChars="0" w:hanging="425" w:firstLineChars="0"/>
         <w:textAlignment w:val="baseline"/>
         <w:rPr>
-          <w:rFonts w:ascii="宋体" w:eastAsia="宋体" w:hAnsi="宋体" w:cs="宋体"/>
+          <w:rFonts w:ascii="宋体" w:hAnsi="宋体" w:eastAsia="宋体" w:cs="宋体"/>
           <w:sz w:val="24"/>
           <w:szCs w:val="24"/>
         </w:rPr>
       </w:pPr>
       <w:r>
         <w:rPr>
-          <w:rFonts w:ascii="宋体" w:eastAsia="宋体" w:hAnsi="宋体" w:cs="宋体" w:hint="eastAsia"/>
+          <w:rFonts w:hint="eastAsia" w:ascii="宋体" w:hAnsi="宋体" w:eastAsia="宋体" w:cs="宋体"/>
           <w:sz w:val="24"/>
           <w:szCs w:val="24"/>
           <w:lang w:val="en-US" w:eastAsia="zh-CN"/>
@@ -3208,7 +3249,7 @@
     </w:p>
     <w:p>
       <w:pPr>
-        <w:pStyle w:val="2"/>
+        <w:pStyle w:val="32"/>
         <w:keepLines w:val="0"/>
         <w:pageBreakBefore w:val="0"/>
         <w:widowControl w:val="0"/>
@@ -3232,7 +3273,7 @@
     </w:p>
     <w:p>
       <w:pPr>
-        <w:pStyle w:val="a1"/>
+        <w:pStyle w:val="31"/>
         <w:keepLines w:val="0"/>
         <w:pageBreakBefore w:val="0"/>
         <w:widowControl w:val="0"/>
@@ -3243,7 +3284,7 @@
         <w:wordWrap/>
         <w:overflowPunct/>
         <w:bidi w:val="0"/>
-        <w:ind w:left="425" w:hanging="425" w:leftChars="0" w:firstLineChars="0"/>
+        <w:ind w:left="425" w:leftChars="0" w:hanging="425" w:firstLineChars="0"/>
         <w:rPr>
           <w:rFonts w:hint="eastAsia"/>
           <w:lang w:val="en-US" w:eastAsia="zh-CN"/>
@@ -3259,7 +3300,7 @@
     </w:p>
     <w:p>
       <w:pPr>
-        <w:pStyle w:val="a1"/>
+        <w:pStyle w:val="31"/>
         <w:keepLines w:val="0"/>
         <w:pageBreakBefore w:val="0"/>
         <w:widowControl w:val="0"/>
@@ -3270,7 +3311,7 @@
         <w:wordWrap/>
         <w:overflowPunct/>
         <w:bidi w:val="0"/>
-        <w:ind w:left="425" w:hanging="425" w:leftChars="0" w:firstLineChars="0"/>
+        <w:ind w:left="425" w:leftChars="0" w:hanging="425" w:firstLineChars="0"/>
       </w:pPr>
       <w:r>
         <w:rPr>
@@ -3291,7 +3332,7 @@
     </w:p>
     <w:p>
       <w:pPr>
-        <w:pStyle w:val="1"/>
+        <w:pStyle w:val="30"/>
         <w:keepLines w:val="0"/>
         <w:pageBreakBefore w:val="0"/>
         <w:widowControl w:val="0"/>
@@ -3320,7 +3361,7 @@
     </w:p>
     <w:p>
       <w:pPr>
-        <w:pStyle w:val="2"/>
+        <w:pStyle w:val="32"/>
         <w:keepLines w:val="0"/>
         <w:pageBreakBefore w:val="0"/>
         <w:widowControl w:val="0"/>
@@ -3343,7 +3384,7 @@
     </w:p>
     <w:p>
       <w:pPr>
-        <w:pStyle w:val="3"/>
+        <w:pStyle w:val="33"/>
         <w:keepLines w:val="0"/>
         <w:pageBreakBefore w:val="0"/>
         <w:widowControl w:val="0"/>
@@ -3374,7 +3415,7 @@
     </w:p>
     <w:p>
       <w:pPr>
-        <w:pStyle w:val="a1"/>
+        <w:pStyle w:val="31"/>
         <w:bidi w:val="0"/>
         <w:rPr>
           <w:rFonts w:hint="eastAsia"/>
@@ -3393,7 +3434,7 @@
           <w:rFonts w:hint="eastAsia"/>
           <w:lang w:val="en-US" w:eastAsia="zh-CN"/>
         </w:rPr>
-        <w:footnoteReference w:id="2"/>
+        <w:footnoteReference w:id="0"/>
       </w:r>
       <w:r>
         <w:rPr>
@@ -3405,7 +3446,7 @@
     </w:p>
     <w:p>
       <w:pPr>
-        <w:pStyle w:val="3"/>
+        <w:pStyle w:val="33"/>
         <w:keepLines w:val="0"/>
         <w:pageBreakBefore w:val="0"/>
         <w:widowControl w:val="0"/>
@@ -3429,7 +3470,7 @@
     </w:p>
     <w:p>
       <w:pPr>
-        <w:pStyle w:val="a1"/>
+        <w:pStyle w:val="31"/>
         <w:bidi w:val="0"/>
         <w:rPr>
           <w:rFonts w:hint="eastAsia"/>
@@ -3446,7 +3487,7 @@
     </w:p>
     <w:p>
       <w:pPr>
-        <w:pStyle w:val="3"/>
+        <w:pStyle w:val="33"/>
         <w:keepLines w:val="0"/>
         <w:pageBreakBefore w:val="0"/>
         <w:widowControl w:val="0"/>
@@ -3472,7 +3513,7 @@
     </w:p>
     <w:p>
       <w:pPr>
-        <w:pStyle w:val="a1"/>
+        <w:pStyle w:val="31"/>
         <w:bidi w:val="0"/>
         <w:rPr>
           <w:rFonts w:hint="eastAsia"/>
@@ -3489,7 +3530,7 @@
     </w:p>
     <w:p>
       <w:pPr>
-        <w:pStyle w:val="a1"/>
+        <w:pStyle w:val="31"/>
         <w:bidi w:val="0"/>
         <w:rPr>
           <w:rFonts w:hint="eastAsia"/>
@@ -3506,7 +3547,7 @@
     </w:p>
     <w:p>
       <w:pPr>
-        <w:pStyle w:val="2"/>
+        <w:pStyle w:val="32"/>
         <w:keepLines w:val="0"/>
         <w:pageBreakBefore w:val="0"/>
         <w:widowControl w:val="0"/>
@@ -3516,8 +3557,8 @@
       </w:pPr>
       <w:bookmarkStart w:id="18" w:name="bookmark6"/>
       <w:bookmarkEnd w:id="18"/>
-      <w:bookmarkStart w:id="19" w:name="_Toc11247"/>
-      <w:bookmarkStart w:id="20" w:name="_Toc10958"/>
+      <w:bookmarkStart w:id="19" w:name="_Toc10958"/>
+      <w:bookmarkStart w:id="20" w:name="_Toc11247"/>
       <w:r>
         <w:t>外部人才储备</w:t>
       </w:r>
@@ -3526,7 +3567,7 @@
     </w:p>
     <w:p>
       <w:pPr>
-        <w:pStyle w:val="a1"/>
+        <w:pStyle w:val="31"/>
         <w:bidi w:val="0"/>
         <w:rPr>
           <w:rFonts w:hint="eastAsia"/>
@@ -3543,7 +3584,7 @@
     </w:p>
     <w:p>
       <w:pPr>
-        <w:pStyle w:val="a3"/>
+        <w:pStyle w:val="41"/>
         <w:numPr>
           <w:ilvl w:val="0"/>
           <w:numId w:val="4"/>
@@ -3556,7 +3597,7 @@
     </w:p>
     <w:p>
       <w:pPr>
-        <w:pStyle w:val="a3"/>
+        <w:pStyle w:val="41"/>
         <w:numPr>
           <w:ilvl w:val="0"/>
           <w:numId w:val="4"/>
@@ -3569,7 +3610,7 @@
     </w:p>
     <w:p>
       <w:pPr>
-        <w:pStyle w:val="a3"/>
+        <w:pStyle w:val="41"/>
         <w:numPr>
           <w:ilvl w:val="0"/>
           <w:numId w:val="4"/>
@@ -3581,12 +3622,12 @@
       </w:r>
       <w:r>
         <w:rPr>
-          <w:rStyle w:val="FootnoteReference"/>
-          <w:rFonts w:ascii="宋体" w:eastAsia="宋体" w:hAnsi="宋体" w:cs="宋体"/>
+          <w:rStyle w:val="25"/>
+          <w:rFonts w:ascii="宋体" w:hAnsi="宋体" w:eastAsia="宋体" w:cs="宋体"/>
           <w:spacing w:val="2"/>
           <w:szCs w:val="24"/>
         </w:rPr>
-        <w:footnoteReference w:id="3"/>
+        <w:footnoteReference w:id="1"/>
       </w:r>
       <w:r>
         <w:t>。</w:t>
@@ -3594,7 +3635,7 @@
     </w:p>
     <w:p>
       <w:pPr>
-        <w:pStyle w:val="a1"/>
+        <w:pStyle w:val="31"/>
         <w:bidi w:val="0"/>
       </w:pPr>
       <w:r>
@@ -3613,7 +3654,7 @@
     </w:p>
     <w:p>
       <w:pPr>
-        <w:pStyle w:val="a1"/>
+        <w:pStyle w:val="31"/>
         <w:bidi w:val="0"/>
       </w:pPr>
       <w:r>
@@ -3621,16 +3662,7 @@
           <w:rFonts w:hint="eastAsia"/>
           <w:lang w:val="en-US" w:eastAsia="zh-CN"/>
         </w:rPr>
-        <w:t>每年度</w:t>
-      </w:r>
-      <w:bookmarkStart w:id="21" w:name="_GoBack"/>
-      <w:bookmarkEnd w:id="21"/>
-      <w:r>
-        <w:rPr>
-          <w:rFonts w:hint="eastAsia"/>
-          <w:lang w:val="en-US" w:eastAsia="zh-CN"/>
-        </w:rPr>
-        <w:t>人力部</w:t>
+        <w:t>每年度人力部</w:t>
       </w:r>
       <w:r>
         <w:t>负责对人才储备库进行盘点，核实人才储备信息的有效性和准确性，并对失效的信息经确认审核后删除。</w:t>
@@ -3638,7 +3670,7 @@
     </w:p>
     <w:p>
       <w:pPr>
-        <w:pStyle w:val="2"/>
+        <w:pStyle w:val="32"/>
         <w:keepLines w:val="0"/>
         <w:pageBreakBefore w:val="0"/>
         <w:widowControl w:val="0"/>
@@ -3646,7 +3678,7 @@
         <w:overflowPunct/>
         <w:bidi w:val="0"/>
       </w:pPr>
-      <w:bookmarkStart w:id="22" w:name="_Toc10169"/>
+      <w:bookmarkStart w:id="21" w:name="_Toc10169"/>
       <w:r>
         <w:rPr>
           <w:rFonts w:hint="eastAsia"/>
@@ -3654,21 +3686,22 @@
         </w:rPr>
         <w:t>考核指标</w:t>
       </w:r>
-      <w:bookmarkEnd w:id="22"/>
+      <w:bookmarkEnd w:id="21"/>
     </w:p>
     <w:tbl>
       <w:tblPr>
-        <w:tblStyle w:val="TableGrid"/>
+        <w:tblStyle w:val="22"/>
         <w:tblW w:w="0" w:type="auto"/>
         <w:jc w:val="center"/>
         <w:tblBorders>
-          <w:top w:val="single" w:sz="4" w:space="0" w:color="auto"/>
-          <w:left w:val="single" w:sz="4" w:space="0" w:color="auto"/>
-          <w:bottom w:val="single" w:sz="4" w:space="0" w:color="auto"/>
-          <w:right w:val="single" w:sz="4" w:space="0" w:color="auto"/>
-          <w:insideH w:val="single" w:sz="4" w:space="0" w:color="auto"/>
-          <w:insideV w:val="single" w:sz="4" w:space="0" w:color="auto"/>
+          <w:top w:val="single" w:color="auto" w:sz="4" w:space="0"/>
+          <w:left w:val="single" w:color="auto" w:sz="4" w:space="0"/>
+          <w:bottom w:val="single" w:color="auto" w:sz="4" w:space="0"/>
+          <w:right w:val="single" w:color="auto" w:sz="4" w:space="0"/>
+          <w:insideH w:val="single" w:color="auto" w:sz="4" w:space="0"/>
+          <w:insideV w:val="single" w:color="auto" w:sz="4" w:space="0"/>
         </w:tblBorders>
+        <w:tblLayout w:type="autofit"/>
         <w:tblCellMar>
           <w:top w:w="0" w:type="dxa"/>
           <w:left w:w="108" w:type="dxa"/>
@@ -3684,15 +3717,13 @@
       </w:tblGrid>
       <w:tr>
         <w:tblPrEx>
-          <w:tblW w:w="0" w:type="auto"/>
-          <w:jc w:val="center"/>
           <w:tblBorders>
-            <w:top w:val="single" w:sz="4" w:space="0" w:color="auto"/>
-            <w:left w:val="single" w:sz="4" w:space="0" w:color="auto"/>
-            <w:bottom w:val="single" w:sz="4" w:space="0" w:color="auto"/>
-            <w:right w:val="single" w:sz="4" w:space="0" w:color="auto"/>
-            <w:insideH w:val="single" w:sz="4" w:space="0" w:color="auto"/>
-            <w:insideV w:val="single" w:sz="4" w:space="0" w:color="auto"/>
+            <w:top w:val="single" w:color="auto" w:sz="4" w:space="0"/>
+            <w:left w:val="single" w:color="auto" w:sz="4" w:space="0"/>
+            <w:bottom w:val="single" w:color="auto" w:sz="4" w:space="0"/>
+            <w:right w:val="single" w:color="auto" w:sz="4" w:space="0"/>
+            <w:insideH w:val="single" w:color="auto" w:sz="4" w:space="0"/>
+            <w:insideV w:val="single" w:color="auto" w:sz="4" w:space="0"/>
           </w:tblBorders>
           <w:tblCellMar>
             <w:top w:w="0" w:type="dxa"/>
@@ -3719,7 +3750,7 @@
               <w:bidi w:val="0"/>
               <w:jc w:val="center"/>
               <w:rPr>
-                <w:rFonts w:eastAsia="宋体" w:hint="default"/>
+                <w:rFonts w:hint="default" w:eastAsia="宋体"/>
                 <w:b/>
                 <w:bCs/>
                 <w:vertAlign w:val="baseline"/>
@@ -3728,7 +3759,7 @@
             </w:pPr>
             <w:r>
               <w:rPr>
-                <w:rFonts w:eastAsia="宋体" w:hint="eastAsia"/>
+                <w:rFonts w:hint="eastAsia" w:eastAsia="宋体"/>
                 <w:b/>
                 <w:bCs/>
                 <w:vertAlign w:val="baseline"/>
@@ -3753,7 +3784,7 @@
               <w:bidi w:val="0"/>
               <w:jc w:val="center"/>
               <w:rPr>
-                <w:rFonts w:eastAsia="宋体" w:hint="default"/>
+                <w:rFonts w:hint="default" w:eastAsia="宋体"/>
                 <w:b/>
                 <w:bCs/>
                 <w:vertAlign w:val="baseline"/>
@@ -3762,7 +3793,7 @@
             </w:pPr>
             <w:r>
               <w:rPr>
-                <w:rFonts w:eastAsia="宋体" w:hint="eastAsia"/>
+                <w:rFonts w:hint="eastAsia" w:eastAsia="宋体"/>
                 <w:b/>
                 <w:bCs/>
                 <w:vertAlign w:val="baseline"/>
@@ -3787,7 +3818,7 @@
               <w:bidi w:val="0"/>
               <w:jc w:val="center"/>
               <w:rPr>
-                <w:rFonts w:eastAsia="宋体" w:hint="default"/>
+                <w:rFonts w:hint="default" w:eastAsia="宋体"/>
                 <w:b/>
                 <w:bCs/>
                 <w:vertAlign w:val="baseline"/>
@@ -3796,7 +3827,7 @@
             </w:pPr>
             <w:r>
               <w:rPr>
-                <w:rFonts w:eastAsia="宋体" w:hint="eastAsia"/>
+                <w:rFonts w:hint="eastAsia" w:eastAsia="宋体"/>
                 <w:b/>
                 <w:bCs/>
                 <w:vertAlign w:val="baseline"/>
@@ -3822,7 +3853,7 @@
               <w:bidi w:val="0"/>
               <w:jc w:val="center"/>
               <w:rPr>
-                <w:rFonts w:ascii="宋体" w:eastAsia="宋体" w:hAnsi="宋体" w:cs="宋体" w:hint="eastAsia"/>
+                <w:rFonts w:hint="eastAsia" w:ascii="宋体" w:hAnsi="宋体" w:eastAsia="宋体" w:cs="宋体"/>
                 <w:b/>
                 <w:bCs/>
                 <w:snapToGrid w:val="0"/>
@@ -3835,7 +3866,7 @@
             </w:pPr>
             <w:r>
               <w:rPr>
-                <w:rFonts w:ascii="宋体" w:eastAsia="宋体" w:hAnsi="宋体" w:cs="宋体" w:hint="eastAsia"/>
+                <w:rFonts w:hint="eastAsia" w:ascii="宋体" w:hAnsi="宋体" w:eastAsia="宋体" w:cs="宋体"/>
                 <w:b/>
                 <w:bCs/>
                 <w:sz w:val="18"/>
@@ -3848,8 +3879,14 @@
       </w:tr>
       <w:tr>
         <w:tblPrEx>
-          <w:tblW w:w="0" w:type="auto"/>
-          <w:jc w:val="center"/>
+          <w:tblBorders>
+            <w:top w:val="single" w:color="auto" w:sz="4" w:space="0"/>
+            <w:left w:val="single" w:color="auto" w:sz="4" w:space="0"/>
+            <w:bottom w:val="single" w:color="auto" w:sz="4" w:space="0"/>
+            <w:right w:val="single" w:color="auto" w:sz="4" w:space="0"/>
+            <w:insideH w:val="single" w:color="auto" w:sz="4" w:space="0"/>
+            <w:insideV w:val="single" w:color="auto" w:sz="4" w:space="0"/>
+          </w:tblBorders>
           <w:tblCellMar>
             <w:top w:w="0" w:type="dxa"/>
             <w:left w:w="108" w:type="dxa"/>
@@ -3858,7 +3895,7 @@
           </w:tblCellMar>
         </w:tblPrEx>
         <w:trPr>
-          <w:trHeight w:val="238"/>
+          <w:trHeight w:val="238" w:hRule="atLeast"/>
           <w:jc w:val="center"/>
         </w:trPr>
         <w:tc>
@@ -3880,7 +3917,7 @@
             </w:pPr>
             <w:r>
               <w:rPr>
-                <w:rFonts w:eastAsia="宋体" w:hint="eastAsia"/>
+                <w:rFonts w:hint="eastAsia" w:eastAsia="宋体"/>
                 <w:vertAlign w:val="baseline"/>
                 <w:lang w:val="en-US" w:eastAsia="zh-CN"/>
               </w:rPr>
@@ -3907,7 +3944,7 @@
             </w:pPr>
             <w:r>
               <w:rPr>
-                <w:rFonts w:ascii="宋体" w:eastAsia="宋体" w:hAnsi="宋体" w:cs="宋体" w:hint="eastAsia"/>
+                <w:rFonts w:hint="eastAsia" w:ascii="宋体" w:hAnsi="宋体" w:eastAsia="宋体" w:cs="宋体"/>
                 <w:sz w:val="18"/>
                 <w:szCs w:val="18"/>
               </w:rPr>
@@ -3915,7 +3952,7 @@
             </w:r>
             <w:r>
               <w:rPr>
-                <w:rFonts w:ascii="宋体" w:eastAsia="宋体" w:hAnsi="宋体" w:cs="宋体" w:hint="eastAsia"/>
+                <w:rFonts w:hint="eastAsia" w:ascii="宋体" w:hAnsi="宋体" w:eastAsia="宋体" w:cs="宋体"/>
                 <w:sz w:val="18"/>
                 <w:szCs w:val="18"/>
                 <w:lang w:val="en-US" w:eastAsia="zh-CN"/>
@@ -3944,7 +3981,7 @@
             </w:pPr>
             <w:r>
               <w:rPr>
-                <w:rFonts w:ascii="宋体" w:eastAsia="宋体" w:hAnsi="宋体" w:cs="宋体" w:hint="eastAsia"/>
+                <w:rFonts w:hint="eastAsia" w:ascii="宋体" w:hAnsi="宋体" w:eastAsia="宋体" w:cs="宋体"/>
                 <w:sz w:val="18"/>
                 <w:szCs w:val="18"/>
               </w:rPr>
@@ -3968,7 +4005,7 @@
               <w:bidi w:val="0"/>
               <w:jc w:val="center"/>
               <w:rPr>
-                <w:rFonts w:ascii="宋体" w:eastAsia="宋体" w:hAnsi="宋体" w:cs="宋体" w:hint="eastAsia"/>
+                <w:rFonts w:hint="eastAsia" w:ascii="宋体" w:hAnsi="宋体" w:eastAsia="宋体" w:cs="宋体"/>
                 <w:snapToGrid w:val="0"/>
                 <w:color w:val="000000"/>
                 <w:kern w:val="0"/>
@@ -3979,7 +4016,7 @@
             </w:pPr>
             <w:r>
               <w:rPr>
-                <w:rFonts w:ascii="宋体" w:eastAsia="宋体" w:hAnsi="宋体" w:cs="宋体" w:hint="eastAsia"/>
+                <w:rFonts w:hint="eastAsia" w:ascii="宋体" w:hAnsi="宋体" w:eastAsia="宋体" w:cs="宋体"/>
                 <w:sz w:val="18"/>
                 <w:szCs w:val="18"/>
               </w:rPr>
@@ -3987,7 +4024,7 @@
             </w:r>
             <w:r>
               <w:rPr>
-                <w:rFonts w:ascii="宋体" w:hAnsi="宋体" w:cs="宋体" w:hint="eastAsia"/>
+                <w:rFonts w:hint="eastAsia" w:ascii="宋体" w:hAnsi="宋体" w:cs="宋体"/>
                 <w:sz w:val="18"/>
                 <w:szCs w:val="18"/>
                 <w:lang w:val="en-US" w:eastAsia="zh-CN"/>
@@ -4000,7 +4037,7 @@
     </w:tbl>
     <w:p>
       <w:pPr>
-        <w:pStyle w:val="1"/>
+        <w:pStyle w:val="30"/>
         <w:keepLines w:val="0"/>
         <w:pageBreakBefore w:val="0"/>
         <w:widowControl w:val="0"/>
@@ -4008,17 +4045,17 @@
         <w:overflowPunct/>
         <w:bidi w:val="0"/>
       </w:pPr>
-      <w:bookmarkStart w:id="23" w:name="bookmark7"/>
+      <w:bookmarkStart w:id="22" w:name="bookmark7"/>
+      <w:bookmarkEnd w:id="22"/>
+      <w:bookmarkStart w:id="23" w:name="_Toc217"/>
+      <w:r>
+        <w:t>附则</w:t>
+      </w:r>
       <w:bookmarkEnd w:id="23"/>
-      <w:bookmarkStart w:id="24" w:name="_Toc217"/>
-      <w:r>
-        <w:t>附则</w:t>
-      </w:r>
-      <w:bookmarkEnd w:id="24"/>
     </w:p>
     <w:p>
       <w:pPr>
-        <w:pStyle w:val="a3"/>
+        <w:pStyle w:val="41"/>
         <w:numPr>
           <w:ilvl w:val="0"/>
           <w:numId w:val="5"/>
@@ -4079,7 +4116,7 @@
     </w:p>
     <w:p>
       <w:pPr>
-        <w:pStyle w:val="a3"/>
+        <w:pStyle w:val="41"/>
         <w:numPr>
           <w:ilvl w:val="0"/>
           <w:numId w:val="5"/>
@@ -4102,7 +4139,7 @@
     </w:p>
     <w:p>
       <w:pPr>
-        <w:pStyle w:val="a3"/>
+        <w:pStyle w:val="41"/>
         <w:numPr>
           <w:ilvl w:val="0"/>
           <w:numId w:val="5"/>
@@ -4115,7 +4152,7 @@
     </w:p>
     <w:p>
       <w:pPr>
-        <w:pStyle w:val="1"/>
+        <w:pStyle w:val="30"/>
         <w:keepLines w:val="0"/>
         <w:pageBreakBefore w:val="0"/>
         <w:widowControl w:val="0"/>
@@ -4123,21 +4160,21 @@
         <w:overflowPunct/>
         <w:bidi w:val="0"/>
       </w:pPr>
-      <w:bookmarkStart w:id="25" w:name="bookmark8"/>
+      <w:bookmarkStart w:id="24" w:name="bookmark8"/>
+      <w:bookmarkEnd w:id="24"/>
+      <w:bookmarkStart w:id="25" w:name="_Toc19439"/>
+      <w:r>
+        <w:rPr>
+          <w:rFonts w:hint="eastAsia"/>
+          <w:lang w:val="en-US" w:eastAsia="zh-CN"/>
+        </w:rPr>
+        <w:t>附件</w:t>
+      </w:r>
       <w:bookmarkEnd w:id="25"/>
-      <w:bookmarkStart w:id="26" w:name="_Toc19439"/>
-      <w:r>
-        <w:rPr>
-          <w:rFonts w:hint="eastAsia"/>
-          <w:lang w:val="en-US" w:eastAsia="zh-CN"/>
-        </w:rPr>
-        <w:t>附件</w:t>
-      </w:r>
-      <w:bookmarkEnd w:id="26"/>
     </w:p>
     <w:p>
       <w:pPr>
-        <w:pStyle w:val="a1"/>
+        <w:pStyle w:val="31"/>
         <w:bidi w:val="0"/>
         <w:rPr>
           <w:rFonts w:hint="eastAsia"/>
@@ -4154,7 +4191,7 @@
     </w:p>
     <w:p>
       <w:pPr>
-        <w:pStyle w:val="1"/>
+        <w:pStyle w:val="30"/>
         <w:keepLines w:val="0"/>
         <w:pageBreakBefore w:val="0"/>
         <w:widowControl w:val="0"/>
@@ -4162,15 +4199,15 @@
         <w:overflowPunct/>
         <w:bidi w:val="0"/>
       </w:pPr>
-      <w:bookmarkStart w:id="27" w:name="_Toc29564"/>
+      <w:bookmarkStart w:id="26" w:name="_Toc29564"/>
       <w:r>
         <w:t>记录</w:t>
       </w:r>
-      <w:bookmarkEnd w:id="27"/>
+      <w:bookmarkEnd w:id="26"/>
     </w:p>
     <w:p>
       <w:pPr>
-        <w:pStyle w:val="a3"/>
+        <w:pStyle w:val="41"/>
         <w:bidi w:val="0"/>
         <w:rPr>
           <w:rFonts w:hint="eastAsia"/>
@@ -4187,7 +4224,7 @@
     </w:p>
     <w:p>
       <w:pPr>
-        <w:pStyle w:val="a3"/>
+        <w:pStyle w:val="41"/>
         <w:bidi w:val="0"/>
         <w:rPr>
           <w:rFonts w:hint="eastAsia"/>
@@ -4204,7 +4241,7 @@
     </w:p>
     <w:p>
       <w:pPr>
-        <w:pStyle w:val="a3"/>
+        <w:pStyle w:val="41"/>
         <w:bidi w:val="0"/>
         <w:rPr>
           <w:rFonts w:hint="eastAsia"/>
@@ -4220,19 +4257,44 @@
       </w:r>
     </w:p>
     <w:sectPr>
-      <w:headerReference w:type="default" r:id="rId5"/>
+      <w:headerReference r:id="rId5" w:type="default"/>
       <w:pgSz w:w="11906" w:h="16838"/>
       <w:pgMar w:top="1417" w:right="1800" w:bottom="1440" w:left="1800" w:header="1140" w:footer="992" w:gutter="0"/>
-      <w:cols w:num="1" w:space="425"/>
+      <w:cols w:space="425" w:num="1"/>
       <w:docGrid w:type="lines" w:linePitch="312" w:charSpace="0"/>
     </w:sectPr>
   </w:body>
 </w:document>
 </file>
 
+<file path=word/endnotes.xml><?xml version="1.0" encoding="utf-8"?>
+<w:endnotes xmlns:wpc="http://schemas.microsoft.com/office/word/2010/wordprocessingCanvas" xmlns:mc="http://schemas.openxmlformats.org/markup-compatibility/2006" xmlns:o="urn:schemas-microsoft-com:office:office" xmlns:r="http://schemas.openxmlformats.org/officeDocument/2006/relationships" xmlns:m="http://schemas.openxmlformats.org/officeDocument/2006/math" xmlns:v="urn:schemas-microsoft-com:vml" xmlns:wp14="http://schemas.microsoft.com/office/word/2010/wordprocessingDrawing" xmlns:wp="http://schemas.openxmlformats.org/drawingml/2006/wordprocessingDrawing" xmlns:w="http://schemas.openxmlformats.org/wordprocessingml/2006/main" xmlns:w14="http://schemas.microsoft.com/office/word/2010/wordml" xmlns:w15="http://schemas.microsoft.com/office/word/2012/wordml" xmlns:w10="urn:schemas-microsoft-com:office:word" xmlns:wpg="http://schemas.microsoft.com/office/word/2010/wordprocessingGroup" xmlns:wpi="http://schemas.microsoft.com/office/word/2010/wordprocessingInk" xmlns:wne="http://schemas.microsoft.com/office/word/2006/wordml" xmlns:wps="http://schemas.microsoft.com/office/word/2010/wordprocessingShape" xmlns:wpsCustomData="http://www.wps.cn/officeDocument/2013/wpsCustomData" mc:Ignorable="w14 w15 wp14">
+  <w:endnote w:type="separator" w:id="0">
+    <w:p>
+      <w:pPr>
+        <w:spacing w:line="240" w:lineRule="auto"/>
+      </w:pPr>
+      <w:r>
+        <w:separator/>
+      </w:r>
+    </w:p>
+  </w:endnote>
+  <w:endnote w:type="continuationSeparator" w:id="1">
+    <w:p>
+      <w:pPr>
+        <w:spacing w:line="240" w:lineRule="auto"/>
+      </w:pPr>
+      <w:r>
+        <w:continuationSeparator/>
+      </w:r>
+    </w:p>
+  </w:endnote>
+</w:endnotes>
+</file>
+
 <file path=word/footnotes.xml><?xml version="1.0" encoding="utf-8"?>
-<w:footnotes xmlns:wpc="http://schemas.microsoft.com/office/word/2010/wordprocessingCanvas" xmlns:mc="http://schemas.openxmlformats.org/markup-compatibility/2006" xmlns:o="urn:schemas-microsoft-com:office:office" xmlns:r="http://schemas.openxmlformats.org/officeDocument/2006/relationships" xmlns:m="http://schemas.openxmlformats.org/officeDocument/2006/math" xmlns:v="urn:schemas-microsoft-com:vml" xmlns:wp14="http://schemas.microsoft.com/office/word/2010/wordprocessingDrawing" xmlns:wp="http://schemas.openxmlformats.org/drawingml/2006/wordprocessingDrawing" xmlns:w10="urn:schemas-microsoft-com:office:word" xmlns:w="http://schemas.openxmlformats.org/wordprocessingml/2006/main" xmlns:w14="http://schemas.microsoft.com/office/word/2010/wordml" xmlns:w15="http://schemas.microsoft.com/office/word/2012/wordml" xmlns:wne="http://schemas.microsoft.com/office/word/2006/wordml" xmlns:wpg="http://schemas.microsoft.com/office/word/2010/wordprocessingGroup" xmlns:wpi="http://schemas.microsoft.com/office/word/2010/wordprocessingInk" xmlns:wps="http://schemas.microsoft.com/office/word/2010/wordprocessingShape" mc:Ignorable="w14 w15 wp14">
-  <w:footnote w:type="separator" w:id="0">
+<w:footnotes xmlns:wpc="http://schemas.microsoft.com/office/word/2010/wordprocessingCanvas" xmlns:mc="http://schemas.openxmlformats.org/markup-compatibility/2006" xmlns:o="urn:schemas-microsoft-com:office:office" xmlns:r="http://schemas.openxmlformats.org/officeDocument/2006/relationships" xmlns:m="http://schemas.openxmlformats.org/officeDocument/2006/math" xmlns:v="urn:schemas-microsoft-com:vml" xmlns:wp14="http://schemas.microsoft.com/office/word/2010/wordprocessingDrawing" xmlns:wp="http://schemas.openxmlformats.org/drawingml/2006/wordprocessingDrawing" xmlns:w="http://schemas.openxmlformats.org/wordprocessingml/2006/main" xmlns:w14="http://schemas.microsoft.com/office/word/2010/wordml" xmlns:w15="http://schemas.microsoft.com/office/word/2012/wordml" xmlns:w10="urn:schemas-microsoft-com:office:word" xmlns:wpg="http://schemas.microsoft.com/office/word/2010/wordprocessingGroup" xmlns:wpi="http://schemas.microsoft.com/office/word/2010/wordprocessingInk" xmlns:wne="http://schemas.microsoft.com/office/word/2006/wordml" xmlns:wps="http://schemas.microsoft.com/office/word/2010/wordprocessingShape" xmlns:wpsCustomData="http://www.wps.cn/officeDocument/2013/wpsCustomData" mc:Ignorable="w14 w15 wp14">
+  <w:footnote w:type="separator" w:id="4">
     <w:p>
       <w:pPr>
         <w:spacing w:line="360" w:lineRule="auto"/>
@@ -4242,7 +4304,7 @@
       </w:r>
     </w:p>
   </w:footnote>
-  <w:footnote w:type="continuationSeparator" w:id="1">
+  <w:footnote w:type="continuationSeparator" w:id="5">
     <w:p>
       <w:pPr>
         <w:spacing w:line="360" w:lineRule="auto"/>
@@ -4252,52 +4314,52 @@
       </w:r>
     </w:p>
   </w:footnote>
-  <w:footnote w:id="2">
+  <w:footnote w:id="0">
     <w:p>
       <w:pPr>
-        <w:pStyle w:val="FootnoteText"/>
+        <w:pStyle w:val="17"/>
         <w:snapToGrid w:val="0"/>
         <w:rPr>
-          <w:rFonts w:eastAsia="宋体" w:hint="eastAsia"/>
-          <w:lang w:val="en-US" w:eastAsia="zh-CN"/>
-        </w:rPr>
-      </w:pPr>
-      <w:r>
-        <w:rPr>
-          <w:rFonts w:eastAsia="宋体" w:hint="eastAsia"/>
+          <w:rFonts w:hint="eastAsia" w:eastAsia="宋体"/>
+          <w:lang w:val="en-US" w:eastAsia="zh-CN"/>
+        </w:rPr>
+      </w:pPr>
+      <w:r>
+        <w:rPr>
+          <w:rFonts w:hint="eastAsia" w:eastAsia="宋体"/>
           <w:lang w:val="en-US" w:eastAsia="zh-CN"/>
         </w:rPr>
         <w:footnoteRef/>
       </w:r>
       <w:r>
         <w:rPr>
-          <w:rFonts w:eastAsia="宋体" w:hint="eastAsia"/>
+          <w:rFonts w:hint="eastAsia" w:eastAsia="宋体"/>
           <w:lang w:val="en-US" w:eastAsia="zh-CN"/>
         </w:rPr>
         <w:t xml:space="preserve"> 关键岗位是指对公司生产经营业务的稳定运行、公司经营收益的增长有着重要作用的岗位</w:t>
       </w:r>
     </w:p>
   </w:footnote>
-  <w:footnote w:id="3">
+  <w:footnote w:id="1">
     <w:p>
       <w:pPr>
-        <w:pStyle w:val="FootnoteText"/>
+        <w:pStyle w:val="17"/>
         <w:snapToGrid w:val="0"/>
         <w:rPr>
-          <w:rFonts w:eastAsia="宋体" w:hint="eastAsia"/>
-          <w:lang w:val="en-US" w:eastAsia="zh-CN"/>
-        </w:rPr>
-      </w:pPr>
-      <w:r>
-        <w:rPr>
-          <w:rFonts w:eastAsia="宋体" w:hint="eastAsia"/>
+          <w:rFonts w:hint="eastAsia" w:eastAsia="宋体"/>
+          <w:lang w:val="en-US" w:eastAsia="zh-CN"/>
+        </w:rPr>
+      </w:pPr>
+      <w:r>
+        <w:rPr>
+          <w:rFonts w:hint="eastAsia" w:eastAsia="宋体"/>
           <w:lang w:val="en-US" w:eastAsia="zh-CN"/>
         </w:rPr>
         <w:footnoteRef/>
       </w:r>
       <w:r>
         <w:rPr>
-          <w:rFonts w:eastAsia="宋体" w:hint="eastAsia"/>
+          <w:rFonts w:hint="eastAsia" w:eastAsia="宋体"/>
           <w:lang w:val="en-US" w:eastAsia="zh-CN"/>
         </w:rPr>
         <w:t xml:space="preserve"> 有效信息是指符合公司的录用条件但因客观因素没被录用者</w:t>
@@ -4308,22 +4370,22 @@
 </file>
 
 <file path=word/header1.xml><?xml version="1.0" encoding="utf-8"?>
-<w:hdr xmlns:wpc="http://schemas.microsoft.com/office/word/2010/wordprocessingCanvas" xmlns:mc="http://schemas.openxmlformats.org/markup-compatibility/2006" xmlns:o="urn:schemas-microsoft-com:office:office" xmlns:r="http://schemas.openxmlformats.org/officeDocument/2006/relationships" xmlns:m="http://schemas.openxmlformats.org/officeDocument/2006/math" xmlns:v="urn:schemas-microsoft-com:vml" xmlns:wp14="http://schemas.microsoft.com/office/word/2010/wordprocessingDrawing" xmlns:wp="http://schemas.openxmlformats.org/drawingml/2006/wordprocessingDrawing" xmlns:w10="urn:schemas-microsoft-com:office:word" xmlns:w="http://schemas.openxmlformats.org/wordprocessingml/2006/main" xmlns:w14="http://schemas.microsoft.com/office/word/2010/wordml" xmlns:w15="http://schemas.microsoft.com/office/word/2012/wordml" xmlns:wne="http://schemas.microsoft.com/office/word/2006/wordml" xmlns:wpg="http://schemas.microsoft.com/office/word/2010/wordprocessingGroup" xmlns:wpi="http://schemas.microsoft.com/office/word/2010/wordprocessingInk" xmlns:wps="http://schemas.microsoft.com/office/word/2010/wordprocessingShape" mc:Ignorable="w14 w15 wp14">
+<w:hdr xmlns:wpc="http://schemas.microsoft.com/office/word/2010/wordprocessingCanvas" xmlns:mc="http://schemas.openxmlformats.org/markup-compatibility/2006" xmlns:o="urn:schemas-microsoft-com:office:office" xmlns:r="http://schemas.openxmlformats.org/officeDocument/2006/relationships" xmlns:m="http://schemas.openxmlformats.org/officeDocument/2006/math" xmlns:v="urn:schemas-microsoft-com:vml" xmlns:wp14="http://schemas.microsoft.com/office/word/2010/wordprocessingDrawing" xmlns:wp="http://schemas.openxmlformats.org/drawingml/2006/wordprocessingDrawing" xmlns:w10="urn:schemas-microsoft-com:office:word" xmlns:w="http://schemas.openxmlformats.org/wordprocessingml/2006/main" xmlns:w14="http://schemas.microsoft.com/office/word/2010/wordml" xmlns:w15="http://schemas.microsoft.com/office/word/2012/wordml" xmlns:wpg="http://schemas.microsoft.com/office/word/2010/wordprocessingGroup" xmlns:wpi="http://schemas.microsoft.com/office/word/2010/wordprocessingInk" xmlns:wne="http://schemas.microsoft.com/office/word/2006/wordml" xmlns:wps="http://schemas.microsoft.com/office/word/2010/wordprocessingShape" xmlns:wpsCustomData="http://www.wps.cn/officeDocument/2013/wpsCustomData" mc:Ignorable="w14 w15 wp14">
   <w:p>
     <w:pPr>
-      <w:pStyle w:val="Header"/>
+      <w:pStyle w:val="15"/>
       <w:pBdr>
-        <w:bottom w:val="single" w:sz="4" w:space="1" w:color="auto"/>
+        <w:bottom w:val="single" w:color="auto" w:sz="4" w:space="1"/>
       </w:pBdr>
       <w:jc w:val="right"/>
       <w:rPr>
-        <w:rFonts w:eastAsiaTheme="minorEastAsia" w:hint="eastAsia"/>
+        <w:rFonts w:hint="eastAsia" w:eastAsiaTheme="minorEastAsia"/>
         <w:lang w:eastAsia="zh-CN"/>
       </w:rPr>
     </w:pPr>
     <w:r>
       <w:rPr>
-        <w:rFonts w:eastAsiaTheme="minorEastAsia" w:hint="eastAsia"/>
+        <w:rFonts w:hint="eastAsia" w:eastAsiaTheme="minorEastAsia"/>
         <w:lang w:eastAsia="zh-CN"/>
       </w:rPr>
       <w:t>天津通海信息技术有限公司</w:t>
@@ -4333,15 +4395,15 @@
 </file>
 
 <file path=word/numbering.xml><?xml version="1.0" encoding="utf-8"?>
-<w:numbering xmlns:wpc="http://schemas.microsoft.com/office/word/2010/wordprocessingCanvas" xmlns:mc="http://schemas.openxmlformats.org/markup-compatibility/2006" xmlns:o="urn:schemas-microsoft-com:office:office" xmlns:r="http://schemas.openxmlformats.org/officeDocument/2006/relationships" xmlns:m="http://schemas.openxmlformats.org/officeDocument/2006/math" xmlns:v="urn:schemas-microsoft-com:vml" xmlns:wp14="http://schemas.microsoft.com/office/word/2010/wordprocessingDrawing" xmlns:wp="http://schemas.openxmlformats.org/drawingml/2006/wordprocessingDrawing" xmlns:w10="urn:schemas-microsoft-com:office:word" xmlns:w="http://schemas.openxmlformats.org/wordprocessingml/2006/main" xmlns:w14="http://schemas.microsoft.com/office/word/2010/wordml" xmlns:w15="http://schemas.microsoft.com/office/word/2012/wordml" xmlns:wne="http://schemas.microsoft.com/office/word/2006/wordml" xmlns:wpg="http://schemas.microsoft.com/office/word/2010/wordprocessingGroup" xmlns:wpi="http://schemas.microsoft.com/office/word/2010/wordprocessingInk" xmlns:wps="http://schemas.microsoft.com/office/word/2010/wordprocessingShape" mc:Ignorable="w14 w15 wp14">
+<w:numbering xmlns:wpc="http://schemas.microsoft.com/office/word/2010/wordprocessingCanvas" xmlns:mc="http://schemas.openxmlformats.org/markup-compatibility/2006" xmlns:o="urn:schemas-microsoft-com:office:office" xmlns:r="http://schemas.openxmlformats.org/officeDocument/2006/relationships" xmlns:m="http://schemas.openxmlformats.org/officeDocument/2006/math" xmlns:v="urn:schemas-microsoft-com:vml" xmlns:wp14="http://schemas.microsoft.com/office/word/2010/wordprocessingDrawing" xmlns:wp="http://schemas.openxmlformats.org/drawingml/2006/wordprocessingDrawing" xmlns:w10="urn:schemas-microsoft-com:office:word" xmlns:w="http://schemas.openxmlformats.org/wordprocessingml/2006/main" xmlns:w14="http://schemas.microsoft.com/office/word/2010/wordml" xmlns:wpg="http://schemas.microsoft.com/office/word/2010/wordprocessingGroup" xmlns:wpi="http://schemas.microsoft.com/office/word/2010/wordprocessingInk" xmlns:wne="http://schemas.microsoft.com/office/word/2006/wordml" xmlns:wps="http://schemas.microsoft.com/office/word/2010/wordprocessingShape" xmlns:wpsCustomData="http://www.wps.cn/officeDocument/2013/wpsCustomData" mc:Ignorable="w14 wp14">
   <w:abstractNum w:abstractNumId="0">
     <w:nsid w:val="8E964DCE"/>
     <w:multiLevelType w:val="multilevel"/>
     <w:tmpl w:val="8E964DCE"/>
-    <w:lvl w:ilvl="0">
+    <w:lvl w:ilvl="0" w:tentative="0">
       <w:start w:val="1"/>
       <w:numFmt w:val="decimal"/>
-      <w:pStyle w:val="Heading1"/>
+      <w:pStyle w:val="2"/>
       <w:lvlText w:val="%1."/>
       <w:lvlJc w:val="left"/>
       <w:pPr>
@@ -4351,10 +4413,10 @@
         <w:rFonts w:hint="default"/>
       </w:rPr>
     </w:lvl>
-    <w:lvl w:ilvl="1">
+    <w:lvl w:ilvl="1" w:tentative="0">
       <w:start w:val="1"/>
       <w:numFmt w:val="decimal"/>
-      <w:pStyle w:val="Heading2"/>
+      <w:pStyle w:val="3"/>
       <w:lvlText w:val="%1.%2."/>
       <w:lvlJc w:val="left"/>
       <w:pPr>
@@ -4364,10 +4426,10 @@
         <w:rFonts w:hint="default"/>
       </w:rPr>
     </w:lvl>
-    <w:lvl w:ilvl="2">
+    <w:lvl w:ilvl="2" w:tentative="0">
       <w:start w:val="1"/>
       <w:numFmt w:val="decimal"/>
-      <w:pStyle w:val="Heading3"/>
+      <w:pStyle w:val="4"/>
       <w:lvlText w:val="%1.%2.%3."/>
       <w:lvlJc w:val="left"/>
       <w:pPr>
@@ -4377,10 +4439,10 @@
         <w:rFonts w:hint="default"/>
       </w:rPr>
     </w:lvl>
-    <w:lvl w:ilvl="3">
+    <w:lvl w:ilvl="3" w:tentative="0">
       <w:start w:val="1"/>
       <w:numFmt w:val="decimal"/>
-      <w:pStyle w:val="Heading4"/>
+      <w:pStyle w:val="5"/>
       <w:lvlText w:val="%1.%2.%3.%4."/>
       <w:lvlJc w:val="left"/>
       <w:pPr>
@@ -4390,10 +4452,10 @@
         <w:rFonts w:hint="default"/>
       </w:rPr>
     </w:lvl>
-    <w:lvl w:ilvl="4">
+    <w:lvl w:ilvl="4" w:tentative="0">
       <w:start w:val="1"/>
       <w:numFmt w:val="decimal"/>
-      <w:pStyle w:val="Heading5"/>
+      <w:pStyle w:val="6"/>
       <w:lvlText w:val="%1.%2.%3.%4.%5."/>
       <w:lvlJc w:val="left"/>
       <w:pPr>
@@ -4403,10 +4465,10 @@
         <w:rFonts w:hint="default"/>
       </w:rPr>
     </w:lvl>
-    <w:lvl w:ilvl="5">
+    <w:lvl w:ilvl="5" w:tentative="0">
       <w:start w:val="1"/>
       <w:numFmt w:val="decimal"/>
-      <w:pStyle w:val="Heading6"/>
+      <w:pStyle w:val="7"/>
       <w:lvlText w:val="%1.%2.%3.%4.%5.%6."/>
       <w:lvlJc w:val="left"/>
       <w:pPr>
@@ -4416,10 +4478,10 @@
         <w:rFonts w:hint="default"/>
       </w:rPr>
     </w:lvl>
-    <w:lvl w:ilvl="6">
+    <w:lvl w:ilvl="6" w:tentative="0">
       <w:start w:val="1"/>
       <w:numFmt w:val="decimal"/>
-      <w:pStyle w:val="Heading7"/>
+      <w:pStyle w:val="8"/>
       <w:lvlText w:val="%1.%2.%3.%4.%5.%6.%7."/>
       <w:lvlJc w:val="left"/>
       <w:pPr>
@@ -4429,10 +4491,10 @@
         <w:rFonts w:hint="default"/>
       </w:rPr>
     </w:lvl>
-    <w:lvl w:ilvl="7">
+    <w:lvl w:ilvl="7" w:tentative="0">
       <w:start w:val="1"/>
       <w:numFmt w:val="decimal"/>
-      <w:pStyle w:val="Heading8"/>
+      <w:pStyle w:val="9"/>
       <w:lvlText w:val="%1.%2.%3.%4.%5.%6.%7.%8."/>
       <w:lvlJc w:val="left"/>
       <w:pPr>
@@ -4442,10 +4504,10 @@
         <w:rFonts w:hint="default"/>
       </w:rPr>
     </w:lvl>
-    <w:lvl w:ilvl="8">
+    <w:lvl w:ilvl="8" w:tentative="0">
       <w:start w:val="1"/>
       <w:numFmt w:val="decimal"/>
-      <w:pStyle w:val="Heading9"/>
+      <w:pStyle w:val="10"/>
       <w:lvlText w:val="%1.%2.%3.%4.%5.%6.%7.%8.%9."/>
       <w:lvlJc w:val="left"/>
       <w:pPr>
@@ -4460,7 +4522,7 @@
     <w:nsid w:val="9216DC8C"/>
     <w:multiLevelType w:val="singleLevel"/>
     <w:tmpl w:val="9216DC8C"/>
-    <w:lvl w:ilvl="0">
+    <w:lvl w:ilvl="0" w:tentative="0">
       <w:start w:val="1"/>
       <w:numFmt w:val="decimal"/>
       <w:lvlText w:val="%1."/>
@@ -4477,7 +4539,7 @@
     <w:nsid w:val="0B6C078D"/>
     <w:multiLevelType w:val="singleLevel"/>
     <w:tmpl w:val="0B6C078D"/>
-    <w:lvl w:ilvl="0">
+    <w:lvl w:ilvl="0" w:tentative="0">
       <w:start w:val="1"/>
       <w:numFmt w:val="decimal"/>
       <w:lvlText w:val="%1."/>
@@ -4494,7 +4556,7 @@
     <w:nsid w:val="16090DDE"/>
     <w:multiLevelType w:val="singleLevel"/>
     <w:tmpl w:val="16090DDE"/>
-    <w:lvl w:ilvl="0">
+    <w:lvl w:ilvl="0" w:tentative="0">
       <w:start w:val="1"/>
       <w:numFmt w:val="decimal"/>
       <w:lvlText w:val="%1."/>
@@ -4511,7 +4573,7 @@
     <w:nsid w:val="62AAB9BE"/>
     <w:multiLevelType w:val="singleLevel"/>
     <w:tmpl w:val="62AAB9BE"/>
-    <w:lvl w:ilvl="0">
+    <w:lvl w:ilvl="0" w:tentative="0">
       <w:start w:val="1"/>
       <w:numFmt w:val="decimal"/>
       <w:lvlText w:val="%1."/>
@@ -4543,267 +4605,269 @@
 </file>
 
 <file path=word/styles.xml><?xml version="1.0" encoding="utf-8"?>
-<w:styles xmlns:mc="http://schemas.openxmlformats.org/markup-compatibility/2006" xmlns:r="http://schemas.openxmlformats.org/officeDocument/2006/relationships" xmlns:w="http://schemas.openxmlformats.org/wordprocessingml/2006/main" xmlns:w14="http://schemas.microsoft.com/office/word/2010/wordml" xmlns:w15="http://schemas.microsoft.com/office/word/2012/wordml" mc:Ignorable="w14 w15">
+<w:styles xmlns:mc="http://schemas.openxmlformats.org/markup-compatibility/2006" xmlns:o="urn:schemas-microsoft-com:office:office" xmlns:r="http://schemas.openxmlformats.org/officeDocument/2006/relationships" xmlns:m="http://schemas.openxmlformats.org/officeDocument/2006/math" xmlns:v="urn:schemas-microsoft-com:vml" xmlns:w="http://schemas.openxmlformats.org/wordprocessingml/2006/main" xmlns:w14="http://schemas.microsoft.com/office/word/2010/wordml" xmlns:w10="urn:schemas-microsoft-com:office:word" xmlns:sl="http://schemas.openxmlformats.org/schemaLibrary/2006/main" xmlns:wpsCustomData="http://www.wps.cn/officeDocument/2013/wpsCustomData" mc:Ignorable="w14">
   <w:docDefaults>
     <w:rPrDefault>
       <w:rPr>
-        <w:rFonts w:ascii="Times New Roman" w:eastAsia="宋体" w:hAnsi="Times New Roman" w:cs="Times New Roman"/>
+        <w:rFonts w:ascii="Times New Roman" w:hAnsi="Times New Roman" w:eastAsia="宋体" w:cs="Times New Roman"/>
       </w:rPr>
     </w:rPrDefault>
     <w:pPrDefault/>
   </w:docDefaults>
-  <w:latentStyles w:defLockedState="0" w:defUIPriority="99" w:defSemiHidden="1" w:defUnhideWhenUsed="1" w:defQFormat="0" w:count="260">
-    <w:lsdException w:name="Normal" w:semiHidden="0" w:uiPriority="0" w:unhideWhenUsed="0" w:qFormat="1"/>
-    <w:lsdException w:name="heading 1" w:semiHidden="0" w:uiPriority="0" w:unhideWhenUsed="0" w:qFormat="1"/>
-    <w:lsdException w:name="heading 2" w:semiHidden="0" w:uiPriority="0" w:qFormat="1"/>
-    <w:lsdException w:name="heading 3" w:uiPriority="0" w:qFormat="1"/>
-    <w:lsdException w:name="heading 4" w:semiHidden="0" w:uiPriority="0" w:qFormat="1"/>
-    <w:lsdException w:name="heading 5" w:uiPriority="0" w:qFormat="1"/>
-    <w:lsdException w:name="heading 6" w:uiPriority="0" w:qFormat="1"/>
-    <w:lsdException w:name="heading 7" w:uiPriority="0" w:qFormat="1"/>
-    <w:lsdException w:name="heading 8" w:uiPriority="0" w:qFormat="1"/>
-    <w:lsdException w:name="heading 9" w:uiPriority="0" w:qFormat="1"/>
-    <w:lsdException w:name="index 1" w:semiHidden="0" w:uiPriority="0" w:unhideWhenUsed="0"/>
-    <w:lsdException w:name="index 2" w:semiHidden="0" w:uiPriority="0" w:unhideWhenUsed="0"/>
-    <w:lsdException w:name="index 3" w:semiHidden="0" w:uiPriority="0" w:unhideWhenUsed="0"/>
-    <w:lsdException w:name="index 4" w:semiHidden="0" w:uiPriority="0" w:unhideWhenUsed="0"/>
-    <w:lsdException w:name="index 5" w:semiHidden="0" w:uiPriority="0" w:unhideWhenUsed="0"/>
-    <w:lsdException w:name="index 6" w:semiHidden="0" w:uiPriority="0" w:unhideWhenUsed="0"/>
-    <w:lsdException w:name="index 7" w:semiHidden="0" w:uiPriority="0" w:unhideWhenUsed="0"/>
-    <w:lsdException w:name="index 8" w:semiHidden="0" w:uiPriority="0" w:unhideWhenUsed="0"/>
-    <w:lsdException w:name="index 9" w:semiHidden="0" w:uiPriority="0" w:unhideWhenUsed="0"/>
-    <w:lsdException w:name="toc 1" w:semiHidden="0" w:uiPriority="0" w:unhideWhenUsed="0" w:qFormat="1"/>
-    <w:lsdException w:name="toc 2" w:semiHidden="0" w:uiPriority="0" w:unhideWhenUsed="0" w:qFormat="1"/>
-    <w:lsdException w:name="toc 3" w:semiHidden="0" w:uiPriority="0" w:unhideWhenUsed="0" w:qFormat="1"/>
-    <w:lsdException w:name="toc 4" w:semiHidden="0" w:uiPriority="0" w:unhideWhenUsed="0"/>
-    <w:lsdException w:name="toc 5" w:semiHidden="0" w:uiPriority="0" w:unhideWhenUsed="0"/>
-    <w:lsdException w:name="toc 6" w:semiHidden="0" w:uiPriority="0" w:unhideWhenUsed="0"/>
-    <w:lsdException w:name="toc 7" w:semiHidden="0" w:uiPriority="0" w:unhideWhenUsed="0"/>
-    <w:lsdException w:name="toc 8" w:semiHidden="0" w:uiPriority="0" w:unhideWhenUsed="0"/>
-    <w:lsdException w:name="toc 9" w:semiHidden="0" w:uiPriority="0" w:unhideWhenUsed="0"/>
-    <w:lsdException w:name="Normal Indent" w:semiHidden="0" w:uiPriority="0" w:unhideWhenUsed="0"/>
-    <w:lsdException w:name="footnote text" w:semiHidden="0" w:uiPriority="0" w:unhideWhenUsed="0" w:qFormat="1"/>
-    <w:lsdException w:name="annotation text" w:semiHidden="0" w:uiPriority="0" w:unhideWhenUsed="0" w:qFormat="1"/>
-    <w:lsdException w:name="header" w:semiHidden="0" w:uiPriority="0" w:unhideWhenUsed="0" w:qFormat="1"/>
-    <w:lsdException w:name="footer" w:semiHidden="0" w:uiPriority="0" w:unhideWhenUsed="0" w:qFormat="1"/>
-    <w:lsdException w:name="index heading" w:semiHidden="0" w:uiPriority="0" w:unhideWhenUsed="0"/>
-    <w:lsdException w:name="caption" w:uiPriority="0" w:qFormat="1"/>
-    <w:lsdException w:name="table of figures" w:semiHidden="0" w:uiPriority="0" w:unhideWhenUsed="0"/>
-    <w:lsdException w:name="envelope address" w:semiHidden="0" w:uiPriority="0" w:unhideWhenUsed="0"/>
-    <w:lsdException w:name="envelope return" w:semiHidden="0" w:uiPriority="0" w:unhideWhenUsed="0"/>
-    <w:lsdException w:name="footnote reference" w:semiHidden="0" w:uiPriority="0" w:unhideWhenUsed="0" w:qFormat="1"/>
-    <w:lsdException w:name="annotation reference" w:semiHidden="0" w:uiPriority="0" w:unhideWhenUsed="0"/>
-    <w:lsdException w:name="line number" w:semiHidden="0" w:uiPriority="0" w:unhideWhenUsed="0"/>
-    <w:lsdException w:name="page number" w:semiHidden="0" w:uiPriority="0" w:unhideWhenUsed="0"/>
-    <w:lsdException w:name="endnote reference" w:semiHidden="0" w:uiPriority="0" w:unhideWhenUsed="0"/>
-    <w:lsdException w:name="endnote text" w:semiHidden="0" w:uiPriority="0" w:unhideWhenUsed="0"/>
-    <w:lsdException w:name="table of authorities" w:semiHidden="0" w:uiPriority="0" w:unhideWhenUsed="0"/>
-    <w:lsdException w:name="macro" w:semiHidden="0" w:uiPriority="0" w:unhideWhenUsed="0"/>
-    <w:lsdException w:name="toa heading" w:semiHidden="0" w:uiPriority="0" w:unhideWhenUsed="0"/>
-    <w:lsdException w:name="List" w:semiHidden="0" w:uiPriority="0" w:unhideWhenUsed="0"/>
-    <w:lsdException w:name="List Bullet" w:semiHidden="0" w:uiPriority="0" w:unhideWhenUsed="0"/>
-    <w:lsdException w:name="List Number" w:semiHidden="0" w:uiPriority="0" w:unhideWhenUsed="0"/>
-    <w:lsdException w:name="List 2" w:semiHidden="0" w:uiPriority="0" w:unhideWhenUsed="0"/>
-    <w:lsdException w:name="List 3" w:semiHidden="0" w:uiPriority="0" w:unhideWhenUsed="0"/>
-    <w:lsdException w:name="List 4" w:semiHidden="0" w:uiPriority="0" w:unhideWhenUsed="0"/>
-    <w:lsdException w:name="List 5" w:semiHidden="0" w:uiPriority="0" w:unhideWhenUsed="0"/>
-    <w:lsdException w:name="List Bullet 2" w:semiHidden="0" w:uiPriority="0" w:unhideWhenUsed="0"/>
-    <w:lsdException w:name="List Bullet 3" w:semiHidden="0" w:uiPriority="0" w:unhideWhenUsed="0"/>
-    <w:lsdException w:name="List Bullet 4" w:semiHidden="0" w:uiPriority="0" w:unhideWhenUsed="0"/>
-    <w:lsdException w:name="List Bullet 5" w:semiHidden="0" w:uiPriority="0" w:unhideWhenUsed="0"/>
-    <w:lsdException w:name="List Number 2" w:semiHidden="0" w:uiPriority="0" w:unhideWhenUsed="0"/>
-    <w:lsdException w:name="List Number 3" w:semiHidden="0" w:uiPriority="0" w:unhideWhenUsed="0"/>
-    <w:lsdException w:name="List Number 4" w:semiHidden="0" w:uiPriority="0" w:unhideWhenUsed="0"/>
-    <w:lsdException w:name="List Number 5" w:semiHidden="0" w:uiPriority="0" w:unhideWhenUsed="0"/>
-    <w:lsdException w:name="Title" w:semiHidden="0" w:uiPriority="0" w:unhideWhenUsed="0" w:qFormat="1"/>
-    <w:lsdException w:name="Closing" w:semiHidden="0" w:uiPriority="0" w:unhideWhenUsed="0"/>
-    <w:lsdException w:name="Signature" w:semiHidden="0" w:uiPriority="0" w:unhideWhenUsed="0"/>
-    <w:lsdException w:name="Default Paragraph Font" w:uiPriority="0" w:unhideWhenUsed="0" w:qFormat="1"/>
-    <w:lsdException w:name="Body Text" w:uiPriority="0" w:unhideWhenUsed="0" w:qFormat="1"/>
-    <w:lsdException w:name="Body Text Indent" w:semiHidden="0" w:uiPriority="0" w:unhideWhenUsed="0"/>
-    <w:lsdException w:name="List Continue" w:semiHidden="0" w:uiPriority="0" w:unhideWhenUsed="0"/>
-    <w:lsdException w:name="List Continue 2" w:semiHidden="0" w:uiPriority="0" w:unhideWhenUsed="0"/>
-    <w:lsdException w:name="List Continue 3" w:semiHidden="0" w:uiPriority="0" w:unhideWhenUsed="0"/>
-    <w:lsdException w:name="List Continue 4" w:semiHidden="0" w:uiPriority="0" w:unhideWhenUsed="0"/>
-    <w:lsdException w:name="List Continue 5" w:semiHidden="0" w:uiPriority="0" w:unhideWhenUsed="0"/>
-    <w:lsdException w:name="Message Header" w:semiHidden="0" w:uiPriority="0" w:unhideWhenUsed="0"/>
-    <w:lsdException w:name="Subtitle" w:semiHidden="0" w:uiPriority="0" w:unhideWhenUsed="0" w:qFormat="1"/>
-    <w:lsdException w:name="Salutation" w:semiHidden="0" w:uiPriority="0" w:unhideWhenUsed="0"/>
-    <w:lsdException w:name="Date" w:semiHidden="0" w:uiPriority="0" w:unhideWhenUsed="0"/>
-    <w:lsdException w:name="Body Text First Indent" w:semiHidden="0" w:uiPriority="0" w:unhideWhenUsed="0"/>
-    <w:lsdException w:name="Body Text First Indent 2" w:semiHidden="0" w:uiPriority="0" w:unhideWhenUsed="0"/>
-    <w:lsdException w:name="Body Text 2" w:semiHidden="0" w:uiPriority="0" w:unhideWhenUsed="0"/>
-    <w:lsdException w:name="Body Text 3" w:semiHidden="0" w:uiPriority="0" w:unhideWhenUsed="0"/>
-    <w:lsdException w:name="Body Text Indent 2" w:semiHidden="0" w:uiPriority="0" w:unhideWhenUsed="0"/>
-    <w:lsdException w:name="Body Text Indent 3" w:semiHidden="0" w:uiPriority="0" w:unhideWhenUsed="0"/>
-    <w:lsdException w:name="Block Text" w:semiHidden="0" w:uiPriority="0" w:unhideWhenUsed="0"/>
-    <w:lsdException w:name="Hyperlink" w:semiHidden="0" w:uiPriority="0" w:unhideWhenUsed="0"/>
-    <w:lsdException w:name="FollowedHyperlink" w:semiHidden="0" w:uiPriority="0" w:unhideWhenUsed="0"/>
-    <w:lsdException w:name="Strong" w:semiHidden="0" w:uiPriority="0" w:unhideWhenUsed="0" w:qFormat="1"/>
-    <w:lsdException w:name="Emphasis" w:semiHidden="0" w:uiPriority="0" w:unhideWhenUsed="0" w:qFormat="1"/>
-    <w:lsdException w:name="Document Map" w:semiHidden="0" w:uiPriority="0" w:unhideWhenUsed="0"/>
-    <w:lsdException w:name="Plain Text" w:semiHidden="0" w:uiPriority="0" w:unhideWhenUsed="0"/>
-    <w:lsdException w:name="E-mail Signature" w:semiHidden="0" w:uiPriority="0" w:unhideWhenUsed="0"/>
-    <w:lsdException w:name="Normal (Web)" w:semiHidden="0" w:uiPriority="0" w:unhideWhenUsed="0" w:qFormat="1"/>
-    <w:lsdException w:name="HTML Acronym" w:semiHidden="0" w:uiPriority="0" w:unhideWhenUsed="0"/>
-    <w:lsdException w:name="HTML Address" w:semiHidden="0" w:uiPriority="0" w:unhideWhenUsed="0"/>
-    <w:lsdException w:name="HTML Cite" w:semiHidden="0" w:uiPriority="0" w:unhideWhenUsed="0"/>
-    <w:lsdException w:name="HTML Code" w:semiHidden="0" w:uiPriority="0" w:unhideWhenUsed="0"/>
-    <w:lsdException w:name="HTML Definition" w:semiHidden="0" w:uiPriority="0" w:unhideWhenUsed="0"/>
-    <w:lsdException w:name="HTML Keyboard" w:semiHidden="0" w:uiPriority="0" w:unhideWhenUsed="0"/>
-    <w:lsdException w:name="HTML Preformatted" w:semiHidden="0" w:uiPriority="0" w:unhideWhenUsed="0"/>
-    <w:lsdException w:name="HTML Sample" w:semiHidden="0" w:uiPriority="0" w:unhideWhenUsed="0"/>
-    <w:lsdException w:name="HTML Typewriter" w:semiHidden="0" w:uiPriority="0" w:unhideWhenUsed="0"/>
-    <w:lsdException w:name="HTML Variable" w:semiHidden="0" w:uiPriority="0" w:unhideWhenUsed="0"/>
-    <w:lsdException w:name="Normal Table" w:uiPriority="0" w:unhideWhenUsed="0" w:qFormat="1"/>
-    <w:lsdException w:name="annotation subject" w:semiHidden="0" w:uiPriority="0" w:unhideWhenUsed="0"/>
-    <w:lsdException w:name="Table Simple 1" w:semiHidden="0" w:uiPriority="0" w:unhideWhenUsed="0"/>
-    <w:lsdException w:name="Table Simple 2" w:semiHidden="0" w:uiPriority="0" w:unhideWhenUsed="0"/>
-    <w:lsdException w:name="Table Simple 3" w:semiHidden="0" w:uiPriority="0" w:unhideWhenUsed="0"/>
-    <w:lsdException w:name="Table Classic 1" w:semiHidden="0" w:uiPriority="0" w:unhideWhenUsed="0"/>
-    <w:lsdException w:name="Table Classic 2" w:semiHidden="0" w:uiPriority="0" w:unhideWhenUsed="0"/>
-    <w:lsdException w:name="Table Classic 3" w:semiHidden="0" w:uiPriority="0" w:unhideWhenUsed="0"/>
-    <w:lsdException w:name="Table Classic 4" w:semiHidden="0" w:uiPriority="0" w:unhideWhenUsed="0"/>
-    <w:lsdException w:name="Table Colorful 1" w:semiHidden="0" w:uiPriority="0" w:unhideWhenUsed="0"/>
-    <w:lsdException w:name="Table Colorful 2" w:semiHidden="0" w:uiPriority="0" w:unhideWhenUsed="0"/>
-    <w:lsdException w:name="Table Colorful 3" w:semiHidden="0" w:uiPriority="0" w:unhideWhenUsed="0"/>
-    <w:lsdException w:name="Table Columns 1" w:semiHidden="0" w:uiPriority="0" w:unhideWhenUsed="0"/>
-    <w:lsdException w:name="Table Columns 2" w:semiHidden="0" w:uiPriority="0" w:unhideWhenUsed="0"/>
-    <w:lsdException w:name="Table Columns 3" w:semiHidden="0" w:uiPriority="0" w:unhideWhenUsed="0"/>
-    <w:lsdException w:name="Table Columns 4" w:semiHidden="0" w:uiPriority="0" w:unhideWhenUsed="0"/>
-    <w:lsdException w:name="Table Columns 5" w:semiHidden="0" w:uiPriority="0" w:unhideWhenUsed="0"/>
-    <w:lsdException w:name="Table Grid 1" w:semiHidden="0" w:uiPriority="0" w:unhideWhenUsed="0"/>
-    <w:lsdException w:name="Table Grid 2" w:semiHidden="0" w:uiPriority="0" w:unhideWhenUsed="0"/>
-    <w:lsdException w:name="Table Grid 3" w:semiHidden="0" w:uiPriority="0" w:unhideWhenUsed="0"/>
-    <w:lsdException w:name="Table Grid 4" w:semiHidden="0" w:uiPriority="0" w:unhideWhenUsed="0"/>
-    <w:lsdException w:name="Table Grid 5" w:semiHidden="0" w:uiPriority="0" w:unhideWhenUsed="0"/>
-    <w:lsdException w:name="Table Grid 6" w:semiHidden="0" w:uiPriority="0" w:unhideWhenUsed="0"/>
-    <w:lsdException w:name="Table Grid 7" w:semiHidden="0" w:uiPriority="0" w:unhideWhenUsed="0"/>
-    <w:lsdException w:name="Table Grid 8" w:semiHidden="0" w:uiPriority="0" w:unhideWhenUsed="0"/>
-    <w:lsdException w:name="Table List 1" w:semiHidden="0" w:uiPriority="0" w:unhideWhenUsed="0"/>
-    <w:lsdException w:name="Table List 2" w:semiHidden="0" w:uiPriority="0" w:unhideWhenUsed="0"/>
-    <w:lsdException w:name="Table List 3" w:semiHidden="0" w:uiPriority="0" w:unhideWhenUsed="0"/>
-    <w:lsdException w:name="Table List 4" w:semiHidden="0" w:uiPriority="0" w:unhideWhenUsed="0"/>
-    <w:lsdException w:name="Table List 5" w:semiHidden="0" w:uiPriority="0" w:unhideWhenUsed="0"/>
-    <w:lsdException w:name="Table List 6" w:semiHidden="0" w:uiPriority="0" w:unhideWhenUsed="0"/>
-    <w:lsdException w:name="Table List 7" w:semiHidden="0" w:uiPriority="0" w:unhideWhenUsed="0"/>
-    <w:lsdException w:name="Table List 8" w:semiHidden="0" w:uiPriority="0" w:unhideWhenUsed="0"/>
-    <w:lsdException w:name="Table 3D effects 1" w:semiHidden="0" w:uiPriority="0" w:unhideWhenUsed="0"/>
-    <w:lsdException w:name="Table 3D effects 2" w:semiHidden="0" w:uiPriority="0" w:unhideWhenUsed="0"/>
-    <w:lsdException w:name="Table 3D effects 3" w:semiHidden="0" w:uiPriority="0" w:unhideWhenUsed="0"/>
-    <w:lsdException w:name="Table Contemporary" w:semiHidden="0" w:uiPriority="0" w:unhideWhenUsed="0"/>
-    <w:lsdException w:name="Table Elegant" w:semiHidden="0" w:uiPriority="0" w:unhideWhenUsed="0"/>
-    <w:lsdException w:name="Table Professional" w:semiHidden="0" w:uiPriority="0" w:unhideWhenUsed="0"/>
-    <w:lsdException w:name="Table Subtle 1" w:semiHidden="0" w:uiPriority="0" w:unhideWhenUsed="0"/>
-    <w:lsdException w:name="Table Subtle 2" w:semiHidden="0" w:uiPriority="0" w:unhideWhenUsed="0"/>
-    <w:lsdException w:name="Table Web 1" w:semiHidden="0" w:uiPriority="0" w:unhideWhenUsed="0"/>
-    <w:lsdException w:name="Table Web 2" w:semiHidden="0" w:uiPriority="0" w:unhideWhenUsed="0"/>
-    <w:lsdException w:name="Table Web 3" w:semiHidden="0" w:uiPriority="0" w:unhideWhenUsed="0"/>
-    <w:lsdException w:name="Balloon Text" w:semiHidden="0" w:uiPriority="0" w:unhideWhenUsed="0"/>
-    <w:lsdException w:name="Table Grid" w:semiHidden="0" w:uiPriority="0" w:unhideWhenUsed="0" w:qFormat="1"/>
-    <w:lsdException w:name="Table Theme" w:semiHidden="0" w:uiPriority="0" w:unhideWhenUsed="0"/>
-    <w:lsdException w:name="Light Shading" w:semiHidden="0" w:uiPriority="60" w:unhideWhenUsed="0"/>
-    <w:lsdException w:name="Light List" w:semiHidden="0" w:uiPriority="61" w:unhideWhenUsed="0"/>
-    <w:lsdException w:name="Light Grid" w:semiHidden="0" w:uiPriority="62" w:unhideWhenUsed="0"/>
-    <w:lsdException w:name="Medium Shading 1" w:semiHidden="0" w:uiPriority="63" w:unhideWhenUsed="0"/>
-    <w:lsdException w:name="Medium Shading 2" w:semiHidden="0" w:uiPriority="64" w:unhideWhenUsed="0"/>
-    <w:lsdException w:name="Medium List 1" w:semiHidden="0" w:uiPriority="65" w:unhideWhenUsed="0"/>
-    <w:lsdException w:name="Medium List 2" w:semiHidden="0" w:uiPriority="66" w:unhideWhenUsed="0"/>
-    <w:lsdException w:name="Medium Grid 1" w:semiHidden="0" w:uiPriority="67" w:unhideWhenUsed="0"/>
-    <w:lsdException w:name="Medium Grid 2" w:semiHidden="0" w:uiPriority="68" w:unhideWhenUsed="0"/>
-    <w:lsdException w:name="Medium Grid 3" w:semiHidden="0" w:uiPriority="69" w:unhideWhenUsed="0"/>
-    <w:lsdException w:name="Dark List" w:semiHidden="0" w:uiPriority="70" w:unhideWhenUsed="0"/>
-    <w:lsdException w:name="Colorful Shading" w:semiHidden="0" w:uiPriority="71" w:unhideWhenUsed="0"/>
-    <w:lsdException w:name="Colorful List" w:semiHidden="0" w:uiPriority="72" w:unhideWhenUsed="0"/>
-    <w:lsdException w:name="Colorful Grid" w:semiHidden="0" w:uiPriority="73" w:unhideWhenUsed="0"/>
-    <w:lsdException w:name="Light Shading Accent 1" w:semiHidden="0" w:uiPriority="60" w:unhideWhenUsed="0"/>
-    <w:lsdException w:name="Light List Accent 1" w:semiHidden="0" w:uiPriority="61" w:unhideWhenUsed="0"/>
-    <w:lsdException w:name="Light Grid Accent 1" w:semiHidden="0" w:uiPriority="62" w:unhideWhenUsed="0"/>
-    <w:lsdException w:name="Medium Shading 1 Accent 1" w:semiHidden="0" w:uiPriority="63" w:unhideWhenUsed="0"/>
-    <w:lsdException w:name="Medium Shading 2 Accent 1" w:semiHidden="0" w:uiPriority="64" w:unhideWhenUsed="0"/>
-    <w:lsdException w:name="Medium List 1 Accent 1" w:semiHidden="0" w:uiPriority="65" w:unhideWhenUsed="0"/>
-    <w:lsdException w:name="Medium List 2 Accent 1" w:semiHidden="0" w:uiPriority="66" w:unhideWhenUsed="0"/>
-    <w:lsdException w:name="Medium Grid 1 Accent 1" w:semiHidden="0" w:uiPriority="67" w:unhideWhenUsed="0"/>
-    <w:lsdException w:name="Medium Grid 2 Accent 1" w:semiHidden="0" w:uiPriority="68" w:unhideWhenUsed="0"/>
-    <w:lsdException w:name="Medium Grid 3 Accent 1" w:semiHidden="0" w:uiPriority="69" w:unhideWhenUsed="0"/>
-    <w:lsdException w:name="Dark List Accent 1" w:semiHidden="0" w:uiPriority="70" w:unhideWhenUsed="0"/>
-    <w:lsdException w:name="Colorful Shading Accent 1" w:semiHidden="0" w:uiPriority="71" w:unhideWhenUsed="0"/>
-    <w:lsdException w:name="Colorful List Accent 1" w:semiHidden="0" w:uiPriority="72" w:unhideWhenUsed="0"/>
-    <w:lsdException w:name="Colorful Grid Accent 1" w:semiHidden="0" w:uiPriority="73" w:unhideWhenUsed="0"/>
-    <w:lsdException w:name="Light Shading Accent 2" w:semiHidden="0" w:uiPriority="60" w:unhideWhenUsed="0"/>
-    <w:lsdException w:name="Light List Accent 2" w:semiHidden="0" w:uiPriority="61" w:unhideWhenUsed="0"/>
-    <w:lsdException w:name="Light Grid Accent 2" w:semiHidden="0" w:uiPriority="62" w:unhideWhenUsed="0"/>
-    <w:lsdException w:name="Medium Shading 1 Accent 2" w:semiHidden="0" w:uiPriority="63" w:unhideWhenUsed="0"/>
-    <w:lsdException w:name="Medium Shading 2 Accent 2" w:semiHidden="0" w:uiPriority="64" w:unhideWhenUsed="0"/>
-    <w:lsdException w:name="Medium List 1 Accent 2" w:semiHidden="0" w:uiPriority="65" w:unhideWhenUsed="0"/>
-    <w:lsdException w:name="Medium List 2 Accent 2" w:semiHidden="0" w:uiPriority="66" w:unhideWhenUsed="0"/>
-    <w:lsdException w:name="Medium Grid 1 Accent 2" w:semiHidden="0" w:uiPriority="67" w:unhideWhenUsed="0"/>
-    <w:lsdException w:name="Medium Grid 2 Accent 2" w:semiHidden="0" w:uiPriority="68" w:unhideWhenUsed="0"/>
-    <w:lsdException w:name="Medium Grid 3 Accent 2" w:semiHidden="0" w:uiPriority="69" w:unhideWhenUsed="0"/>
-    <w:lsdException w:name="Dark List Accent 2" w:semiHidden="0" w:uiPriority="70" w:unhideWhenUsed="0"/>
-    <w:lsdException w:name="Colorful Shading Accent 2" w:semiHidden="0" w:uiPriority="71" w:unhideWhenUsed="0"/>
-    <w:lsdException w:name="Colorful List Accent 2" w:semiHidden="0" w:uiPriority="72" w:unhideWhenUsed="0"/>
-    <w:lsdException w:name="Colorful Grid Accent 2" w:semiHidden="0" w:uiPriority="73" w:unhideWhenUsed="0"/>
-    <w:lsdException w:name="Light Shading Accent 3" w:semiHidden="0" w:uiPriority="60" w:unhideWhenUsed="0"/>
-    <w:lsdException w:name="Light List Accent 3" w:semiHidden="0" w:uiPriority="61" w:unhideWhenUsed="0"/>
-    <w:lsdException w:name="Light Grid Accent 3" w:semiHidden="0" w:uiPriority="62" w:unhideWhenUsed="0"/>
-    <w:lsdException w:name="Medium Shading 1 Accent 3" w:semiHidden="0" w:uiPriority="63" w:unhideWhenUsed="0"/>
-    <w:lsdException w:name="Medium Shading 2 Accent 3" w:semiHidden="0" w:uiPriority="64" w:unhideWhenUsed="0"/>
-    <w:lsdException w:name="Medium List 1 Accent 3" w:semiHidden="0" w:uiPriority="65" w:unhideWhenUsed="0"/>
-    <w:lsdException w:name="Medium List 2 Accent 3" w:semiHidden="0" w:uiPriority="66" w:unhideWhenUsed="0"/>
-    <w:lsdException w:name="Medium Grid 1 Accent 3" w:semiHidden="0" w:uiPriority="67" w:unhideWhenUsed="0"/>
-    <w:lsdException w:name="Medium Grid 2 Accent 3" w:semiHidden="0" w:uiPriority="68" w:unhideWhenUsed="0"/>
-    <w:lsdException w:name="Medium Grid 3 Accent 3" w:semiHidden="0" w:uiPriority="69" w:unhideWhenUsed="0"/>
-    <w:lsdException w:name="Dark List Accent 3" w:semiHidden="0" w:uiPriority="70" w:unhideWhenUsed="0"/>
-    <w:lsdException w:name="Colorful Shading Accent 3" w:semiHidden="0" w:uiPriority="71" w:unhideWhenUsed="0"/>
-    <w:lsdException w:name="Colorful List Accent 3" w:semiHidden="0" w:uiPriority="72" w:unhideWhenUsed="0"/>
-    <w:lsdException w:name="Colorful Grid Accent 3" w:semiHidden="0" w:uiPriority="73" w:unhideWhenUsed="0"/>
-    <w:lsdException w:name="Light Shading Accent 4" w:semiHidden="0" w:uiPriority="60" w:unhideWhenUsed="0"/>
-    <w:lsdException w:name="Light List Accent 4" w:semiHidden="0" w:uiPriority="61" w:unhideWhenUsed="0"/>
-    <w:lsdException w:name="Light Grid Accent 4" w:semiHidden="0" w:uiPriority="62" w:unhideWhenUsed="0"/>
-    <w:lsdException w:name="Medium Shading 1 Accent 4" w:semiHidden="0" w:uiPriority="63" w:unhideWhenUsed="0"/>
-    <w:lsdException w:name="Medium Shading 2 Accent 4" w:semiHidden="0" w:uiPriority="64" w:unhideWhenUsed="0"/>
-    <w:lsdException w:name="Medium List 1 Accent 4" w:semiHidden="0" w:uiPriority="65" w:unhideWhenUsed="0"/>
-    <w:lsdException w:name="Medium List 2 Accent 4" w:semiHidden="0" w:uiPriority="66" w:unhideWhenUsed="0"/>
-    <w:lsdException w:name="Medium Grid 1 Accent 4" w:semiHidden="0" w:uiPriority="67" w:unhideWhenUsed="0"/>
-    <w:lsdException w:name="Medium Grid 2 Accent 4" w:semiHidden="0" w:uiPriority="68" w:unhideWhenUsed="0"/>
-    <w:lsdException w:name="Medium Grid 3 Accent 4" w:semiHidden="0" w:uiPriority="69" w:unhideWhenUsed="0"/>
-    <w:lsdException w:name="Dark List Accent 4" w:semiHidden="0" w:uiPriority="70" w:unhideWhenUsed="0"/>
-    <w:lsdException w:name="Colorful Shading Accent 4" w:semiHidden="0" w:uiPriority="71" w:unhideWhenUsed="0"/>
-    <w:lsdException w:name="Colorful List Accent 4" w:semiHidden="0" w:uiPriority="72" w:unhideWhenUsed="0"/>
-    <w:lsdException w:name="Colorful Grid Accent 4" w:semiHidden="0" w:uiPriority="73" w:unhideWhenUsed="0"/>
-    <w:lsdException w:name="Light Shading Accent 5" w:semiHidden="0" w:uiPriority="60" w:unhideWhenUsed="0"/>
-    <w:lsdException w:name="Light List Accent 5" w:semiHidden="0" w:uiPriority="61" w:unhideWhenUsed="0"/>
-    <w:lsdException w:name="Light Grid Accent 5" w:semiHidden="0" w:uiPriority="62" w:unhideWhenUsed="0"/>
-    <w:lsdException w:name="Medium Shading 1 Accent 5" w:semiHidden="0" w:uiPriority="63" w:unhideWhenUsed="0"/>
-    <w:lsdException w:name="Medium Shading 2 Accent 5" w:semiHidden="0" w:uiPriority="64" w:unhideWhenUsed="0"/>
-    <w:lsdException w:name="Medium List 1 Accent 5" w:semiHidden="0" w:uiPriority="65" w:unhideWhenUsed="0"/>
-    <w:lsdException w:name="Medium List 2 Accent 5" w:semiHidden="0" w:uiPriority="66" w:unhideWhenUsed="0"/>
-    <w:lsdException w:name="Medium Grid 1 Accent 5" w:semiHidden="0" w:uiPriority="67" w:unhideWhenUsed="0"/>
-    <w:lsdException w:name="Medium Grid 2 Accent 5" w:semiHidden="0" w:uiPriority="68" w:unhideWhenUsed="0"/>
-    <w:lsdException w:name="Medium Grid 3 Accent 5" w:semiHidden="0" w:uiPriority="69" w:unhideWhenUsed="0"/>
-    <w:lsdException w:name="Dark List Accent 5" w:semiHidden="0" w:uiPriority="70" w:unhideWhenUsed="0"/>
-    <w:lsdException w:name="Colorful Shading Accent 5" w:semiHidden="0" w:uiPriority="71" w:unhideWhenUsed="0"/>
-    <w:lsdException w:name="Colorful List Accent 5" w:semiHidden="0" w:uiPriority="72" w:unhideWhenUsed="0"/>
-    <w:lsdException w:name="Colorful Grid Accent 5" w:semiHidden="0" w:uiPriority="73" w:unhideWhenUsed="0"/>
-    <w:lsdException w:name="Light Shading Accent 6" w:semiHidden="0" w:uiPriority="60" w:unhideWhenUsed="0"/>
-    <w:lsdException w:name="Light List Accent 6" w:semiHidden="0" w:uiPriority="61" w:unhideWhenUsed="0"/>
-    <w:lsdException w:name="Light Grid Accent 6" w:semiHidden="0" w:uiPriority="62" w:unhideWhenUsed="0"/>
-    <w:lsdException w:name="Medium Shading 1 Accent 6" w:semiHidden="0" w:uiPriority="63" w:unhideWhenUsed="0"/>
-    <w:lsdException w:name="Medium Shading 2 Accent 6" w:semiHidden="0" w:uiPriority="64" w:unhideWhenUsed="0"/>
-    <w:lsdException w:name="Medium List 1 Accent 6" w:semiHidden="0" w:uiPriority="65" w:unhideWhenUsed="0"/>
-    <w:lsdException w:name="Medium List 2 Accent 6" w:semiHidden="0" w:uiPriority="66" w:unhideWhenUsed="0"/>
-    <w:lsdException w:name="Medium Grid 1 Accent 6" w:semiHidden="0" w:uiPriority="67" w:unhideWhenUsed="0"/>
-    <w:lsdException w:name="Medium Grid 2 Accent 6" w:semiHidden="0" w:uiPriority="68" w:unhideWhenUsed="0"/>
-    <w:lsdException w:name="Medium Grid 3 Accent 6" w:semiHidden="0" w:uiPriority="69" w:unhideWhenUsed="0"/>
-    <w:lsdException w:name="Dark List Accent 6" w:semiHidden="0" w:uiPriority="70" w:unhideWhenUsed="0"/>
-    <w:lsdException w:name="Colorful Shading Accent 6" w:semiHidden="0" w:uiPriority="71" w:unhideWhenUsed="0"/>
-    <w:lsdException w:name="Colorful List Accent 6" w:semiHidden="0" w:uiPriority="72" w:unhideWhenUsed="0"/>
-    <w:lsdException w:name="Colorful Grid Accent 6" w:semiHidden="0" w:uiPriority="73" w:unhideWhenUsed="0"/>
+  <w:latentStyles w:count="260" w:defQFormat="0" w:defUnhideWhenUsed="1" w:defSemiHidden="1" w:defUIPriority="99" w:defLockedState="0">
+    <w:lsdException w:qFormat="1" w:unhideWhenUsed="0" w:uiPriority="0" w:semiHidden="0" w:name="Normal"/>
+    <w:lsdException w:qFormat="1" w:unhideWhenUsed="0" w:uiPriority="0" w:semiHidden="0" w:name="heading 1"/>
+    <w:lsdException w:qFormat="1" w:uiPriority="0" w:semiHidden="0" w:name="heading 2"/>
+    <w:lsdException w:qFormat="1" w:uiPriority="0" w:name="heading 3"/>
+    <w:lsdException w:qFormat="1" w:uiPriority="0" w:semiHidden="0" w:name="heading 4"/>
+    <w:lsdException w:qFormat="1" w:uiPriority="0" w:name="heading 5"/>
+    <w:lsdException w:qFormat="1" w:uiPriority="0" w:name="heading 6"/>
+    <w:lsdException w:qFormat="1" w:uiPriority="0" w:name="heading 7"/>
+    <w:lsdException w:qFormat="1" w:uiPriority="0" w:name="heading 8"/>
+    <w:lsdException w:qFormat="1" w:uiPriority="0" w:name="heading 9"/>
+    <w:lsdException w:unhideWhenUsed="0" w:uiPriority="0" w:semiHidden="0" w:name="index 1"/>
+    <w:lsdException w:unhideWhenUsed="0" w:uiPriority="0" w:semiHidden="0" w:name="index 2"/>
+    <w:lsdException w:unhideWhenUsed="0" w:uiPriority="0" w:semiHidden="0" w:name="index 3"/>
+    <w:lsdException w:unhideWhenUsed="0" w:uiPriority="0" w:semiHidden="0" w:name="index 4"/>
+    <w:lsdException w:unhideWhenUsed="0" w:uiPriority="0" w:semiHidden="0" w:name="index 5"/>
+    <w:lsdException w:unhideWhenUsed="0" w:uiPriority="0" w:semiHidden="0" w:name="index 6"/>
+    <w:lsdException w:unhideWhenUsed="0" w:uiPriority="0" w:semiHidden="0" w:name="index 7"/>
+    <w:lsdException w:unhideWhenUsed="0" w:uiPriority="0" w:semiHidden="0" w:name="index 8"/>
+    <w:lsdException w:unhideWhenUsed="0" w:uiPriority="0" w:semiHidden="0" w:name="index 9"/>
+    <w:lsdException w:qFormat="1" w:unhideWhenUsed="0" w:uiPriority="0" w:semiHidden="0" w:name="toc 1"/>
+    <w:lsdException w:qFormat="1" w:unhideWhenUsed="0" w:uiPriority="0" w:semiHidden="0" w:name="toc 2"/>
+    <w:lsdException w:qFormat="1" w:unhideWhenUsed="0" w:uiPriority="0" w:semiHidden="0" w:name="toc 3"/>
+    <w:lsdException w:unhideWhenUsed="0" w:uiPriority="0" w:semiHidden="0" w:name="toc 4"/>
+    <w:lsdException w:unhideWhenUsed="0" w:uiPriority="0" w:semiHidden="0" w:name="toc 5"/>
+    <w:lsdException w:unhideWhenUsed="0" w:uiPriority="0" w:semiHidden="0" w:name="toc 6"/>
+    <w:lsdException w:unhideWhenUsed="0" w:uiPriority="0" w:semiHidden="0" w:name="toc 7"/>
+    <w:lsdException w:unhideWhenUsed="0" w:uiPriority="0" w:semiHidden="0" w:name="toc 8"/>
+    <w:lsdException w:unhideWhenUsed="0" w:uiPriority="0" w:semiHidden="0" w:name="toc 9"/>
+    <w:lsdException w:unhideWhenUsed="0" w:uiPriority="0" w:semiHidden="0" w:name="Normal Indent"/>
+    <w:lsdException w:qFormat="1" w:unhideWhenUsed="0" w:uiPriority="0" w:semiHidden="0" w:name="footnote text"/>
+    <w:lsdException w:qFormat="1" w:unhideWhenUsed="0" w:uiPriority="0" w:semiHidden="0" w:name="annotation text"/>
+    <w:lsdException w:qFormat="1" w:unhideWhenUsed="0" w:uiPriority="0" w:semiHidden="0" w:name="header"/>
+    <w:lsdException w:qFormat="1" w:unhideWhenUsed="0" w:uiPriority="0" w:semiHidden="0" w:name="footer"/>
+    <w:lsdException w:unhideWhenUsed="0" w:uiPriority="0" w:semiHidden="0" w:name="index heading"/>
+    <w:lsdException w:qFormat="1" w:uiPriority="0" w:name="caption"/>
+    <w:lsdException w:unhideWhenUsed="0" w:uiPriority="0" w:semiHidden="0" w:name="table of figures"/>
+    <w:lsdException w:unhideWhenUsed="0" w:uiPriority="0" w:semiHidden="0" w:name="envelope address"/>
+    <w:lsdException w:unhideWhenUsed="0" w:uiPriority="0" w:semiHidden="0" w:name="envelope return"/>
+    <w:lsdException w:qFormat="1" w:unhideWhenUsed="0" w:uiPriority="0" w:semiHidden="0" w:name="footnote reference"/>
+    <w:lsdException w:unhideWhenUsed="0" w:uiPriority="0" w:semiHidden="0" w:name="annotation reference"/>
+    <w:lsdException w:unhideWhenUsed="0" w:uiPriority="0" w:semiHidden="0" w:name="line number"/>
+    <w:lsdException w:unhideWhenUsed="0" w:uiPriority="0" w:semiHidden="0" w:name="page number"/>
+    <w:lsdException w:unhideWhenUsed="0" w:uiPriority="0" w:semiHidden="0" w:name="endnote reference"/>
+    <w:lsdException w:unhideWhenUsed="0" w:uiPriority="0" w:semiHidden="0" w:name="endnote text"/>
+    <w:lsdException w:unhideWhenUsed="0" w:uiPriority="0" w:semiHidden="0" w:name="table of authorities"/>
+    <w:lsdException w:unhideWhenUsed="0" w:uiPriority="0" w:semiHidden="0" w:name="macro"/>
+    <w:lsdException w:unhideWhenUsed="0" w:uiPriority="0" w:semiHidden="0" w:name="toa heading"/>
+    <w:lsdException w:unhideWhenUsed="0" w:uiPriority="0" w:semiHidden="0" w:name="List"/>
+    <w:lsdException w:unhideWhenUsed="0" w:uiPriority="0" w:semiHidden="0" w:name="List Bullet"/>
+    <w:lsdException w:unhideWhenUsed="0" w:uiPriority="0" w:semiHidden="0" w:name="List Number"/>
+    <w:lsdException w:unhideWhenUsed="0" w:uiPriority="0" w:semiHidden="0" w:name="List 2"/>
+    <w:lsdException w:unhideWhenUsed="0" w:uiPriority="0" w:semiHidden="0" w:name="List 3"/>
+    <w:lsdException w:unhideWhenUsed="0" w:uiPriority="0" w:semiHidden="0" w:name="List 4"/>
+    <w:lsdException w:unhideWhenUsed="0" w:uiPriority="0" w:semiHidden="0" w:name="List 5"/>
+    <w:lsdException w:unhideWhenUsed="0" w:uiPriority="0" w:semiHidden="0" w:name="List Bullet 2"/>
+    <w:lsdException w:unhideWhenUsed="0" w:uiPriority="0" w:semiHidden="0" w:name="List Bullet 3"/>
+    <w:lsdException w:unhideWhenUsed="0" w:uiPriority="0" w:semiHidden="0" w:name="List Bullet 4"/>
+    <w:lsdException w:unhideWhenUsed="0" w:uiPriority="0" w:semiHidden="0" w:name="List Bullet 5"/>
+    <w:lsdException w:unhideWhenUsed="0" w:uiPriority="0" w:semiHidden="0" w:name="List Number 2"/>
+    <w:lsdException w:unhideWhenUsed="0" w:uiPriority="0" w:semiHidden="0" w:name="List Number 3"/>
+    <w:lsdException w:unhideWhenUsed="0" w:uiPriority="0" w:semiHidden="0" w:name="List Number 4"/>
+    <w:lsdException w:unhideWhenUsed="0" w:uiPriority="0" w:semiHidden="0" w:name="List Number 5"/>
+    <w:lsdException w:qFormat="1" w:unhideWhenUsed="0" w:uiPriority="0" w:semiHidden="0" w:name="Title"/>
+    <w:lsdException w:unhideWhenUsed="0" w:uiPriority="0" w:semiHidden="0" w:name="Closing"/>
+    <w:lsdException w:unhideWhenUsed="0" w:uiPriority="0" w:semiHidden="0" w:name="Signature"/>
+    <w:lsdException w:qFormat="1" w:unhideWhenUsed="0" w:uiPriority="0" w:name="Default Paragraph Font"/>
+    <w:lsdException w:qFormat="1" w:unhideWhenUsed="0" w:uiPriority="0" w:name="Body Text"/>
+    <w:lsdException w:unhideWhenUsed="0" w:uiPriority="0" w:semiHidden="0" w:name="Body Text Indent"/>
+    <w:lsdException w:unhideWhenUsed="0" w:uiPriority="0" w:semiHidden="0" w:name="List Continue"/>
+    <w:lsdException w:unhideWhenUsed="0" w:uiPriority="0" w:semiHidden="0" w:name="List Continue 2"/>
+    <w:lsdException w:unhideWhenUsed="0" w:uiPriority="0" w:semiHidden="0" w:name="List Continue 3"/>
+    <w:lsdException w:unhideWhenUsed="0" w:uiPriority="0" w:semiHidden="0" w:name="List Continue 4"/>
+    <w:lsdException w:unhideWhenUsed="0" w:uiPriority="0" w:semiHidden="0" w:name="List Continue 5"/>
+    <w:lsdException w:unhideWhenUsed="0" w:uiPriority="0" w:semiHidden="0" w:name="Message Header"/>
+    <w:lsdException w:qFormat="1" w:unhideWhenUsed="0" w:uiPriority="0" w:semiHidden="0" w:name="Subtitle"/>
+    <w:lsdException w:unhideWhenUsed="0" w:uiPriority="0" w:semiHidden="0" w:name="Salutation"/>
+    <w:lsdException w:unhideWhenUsed="0" w:uiPriority="0" w:semiHidden="0" w:name="Date"/>
+    <w:lsdException w:unhideWhenUsed="0" w:uiPriority="0" w:semiHidden="0" w:name="Body Text First Indent"/>
+    <w:lsdException w:unhideWhenUsed="0" w:uiPriority="0" w:semiHidden="0" w:name="Body Text First Indent 2"/>
+    <w:lsdException w:uiPriority="99" w:name="Note Heading"/>
+    <w:lsdException w:unhideWhenUsed="0" w:uiPriority="0" w:semiHidden="0" w:name="Body Text 2"/>
+    <w:lsdException w:unhideWhenUsed="0" w:uiPriority="0" w:semiHidden="0" w:name="Body Text 3"/>
+    <w:lsdException w:unhideWhenUsed="0" w:uiPriority="0" w:semiHidden="0" w:name="Body Text Indent 2"/>
+    <w:lsdException w:unhideWhenUsed="0" w:uiPriority="0" w:semiHidden="0" w:name="Body Text Indent 3"/>
+    <w:lsdException w:unhideWhenUsed="0" w:uiPriority="0" w:semiHidden="0" w:name="Block Text"/>
+    <w:lsdException w:unhideWhenUsed="0" w:uiPriority="0" w:semiHidden="0" w:name="Hyperlink"/>
+    <w:lsdException w:unhideWhenUsed="0" w:uiPriority="0" w:semiHidden="0" w:name="FollowedHyperlink"/>
+    <w:lsdException w:qFormat="1" w:unhideWhenUsed="0" w:uiPriority="0" w:semiHidden="0" w:name="Strong"/>
+    <w:lsdException w:qFormat="1" w:unhideWhenUsed="0" w:uiPriority="0" w:semiHidden="0" w:name="Emphasis"/>
+    <w:lsdException w:unhideWhenUsed="0" w:uiPriority="0" w:semiHidden="0" w:name="Document Map"/>
+    <w:lsdException w:unhideWhenUsed="0" w:uiPriority="0" w:semiHidden="0" w:name="Plain Text"/>
+    <w:lsdException w:unhideWhenUsed="0" w:uiPriority="0" w:semiHidden="0" w:name="E-mail Signature"/>
+    <w:lsdException w:qFormat="1" w:unhideWhenUsed="0" w:uiPriority="0" w:semiHidden="0" w:name="Normal (Web)"/>
+    <w:lsdException w:unhideWhenUsed="0" w:uiPriority="0" w:semiHidden="0" w:name="HTML Acronym"/>
+    <w:lsdException w:unhideWhenUsed="0" w:uiPriority="0" w:semiHidden="0" w:name="HTML Address"/>
+    <w:lsdException w:unhideWhenUsed="0" w:uiPriority="0" w:semiHidden="0" w:name="HTML Cite"/>
+    <w:lsdException w:unhideWhenUsed="0" w:uiPriority="0" w:semiHidden="0" w:name="HTML Code"/>
+    <w:lsdException w:unhideWhenUsed="0" w:uiPriority="0" w:semiHidden="0" w:name="HTML Definition"/>
+    <w:lsdException w:unhideWhenUsed="0" w:uiPriority="0" w:semiHidden="0" w:name="HTML Keyboard"/>
+    <w:lsdException w:unhideWhenUsed="0" w:uiPriority="0" w:semiHidden="0" w:name="HTML Preformatted"/>
+    <w:lsdException w:unhideWhenUsed="0" w:uiPriority="0" w:semiHidden="0" w:name="HTML Sample"/>
+    <w:lsdException w:unhideWhenUsed="0" w:uiPriority="0" w:semiHidden="0" w:name="HTML Typewriter"/>
+    <w:lsdException w:unhideWhenUsed="0" w:uiPriority="0" w:semiHidden="0" w:name="HTML Variable"/>
+    <w:lsdException w:qFormat="1" w:unhideWhenUsed="0" w:uiPriority="0" w:name="Normal Table"/>
+    <w:lsdException w:unhideWhenUsed="0" w:uiPriority="0" w:semiHidden="0" w:name="annotation subject"/>
+    <w:lsdException w:unhideWhenUsed="0" w:uiPriority="0" w:semiHidden="0" w:name="Table Simple 1"/>
+    <w:lsdException w:unhideWhenUsed="0" w:uiPriority="0" w:semiHidden="0" w:name="Table Simple 2"/>
+    <w:lsdException w:unhideWhenUsed="0" w:uiPriority="0" w:semiHidden="0" w:name="Table Simple 3"/>
+    <w:lsdException w:unhideWhenUsed="0" w:uiPriority="0" w:semiHidden="0" w:name="Table Classic 1"/>
+    <w:lsdException w:unhideWhenUsed="0" w:uiPriority="0" w:semiHidden="0" w:name="Table Classic 2"/>
+    <w:lsdException w:unhideWhenUsed="0" w:uiPriority="0" w:semiHidden="0" w:name="Table Classic 3"/>
+    <w:lsdException w:unhideWhenUsed="0" w:uiPriority="0" w:semiHidden="0" w:name="Table Classic 4"/>
+    <w:lsdException w:unhideWhenUsed="0" w:uiPriority="0" w:semiHidden="0" w:name="Table Colorful 1"/>
+    <w:lsdException w:unhideWhenUsed="0" w:uiPriority="0" w:semiHidden="0" w:name="Table Colorful 2"/>
+    <w:lsdException w:unhideWhenUsed="0" w:uiPriority="0" w:semiHidden="0" w:name="Table Colorful 3"/>
+    <w:lsdException w:unhideWhenUsed="0" w:uiPriority="0" w:semiHidden="0" w:name="Table Columns 1"/>
+    <w:lsdException w:unhideWhenUsed="0" w:uiPriority="0" w:semiHidden="0" w:name="Table Columns 2"/>
+    <w:lsdException w:unhideWhenUsed="0" w:uiPriority="0" w:semiHidden="0" w:name="Table Columns 3"/>
+    <w:lsdException w:unhideWhenUsed="0" w:uiPriority="0" w:semiHidden="0" w:name="Table Columns 4"/>
+    <w:lsdException w:unhideWhenUsed="0" w:uiPriority="0" w:semiHidden="0" w:name="Table Columns 5"/>
+    <w:lsdException w:unhideWhenUsed="0" w:uiPriority="0" w:semiHidden="0" w:name="Table Grid 1"/>
+    <w:lsdException w:unhideWhenUsed="0" w:uiPriority="0" w:semiHidden="0" w:name="Table Grid 2"/>
+    <w:lsdException w:unhideWhenUsed="0" w:uiPriority="0" w:semiHidden="0" w:name="Table Grid 3"/>
+    <w:lsdException w:unhideWhenUsed="0" w:uiPriority="0" w:semiHidden="0" w:name="Table Grid 4"/>
+    <w:lsdException w:unhideWhenUsed="0" w:uiPriority="0" w:semiHidden="0" w:name="Table Grid 5"/>
+    <w:lsdException w:unhideWhenUsed="0" w:uiPriority="0" w:semiHidden="0" w:name="Table Grid 6"/>
+    <w:lsdException w:unhideWhenUsed="0" w:uiPriority="0" w:semiHidden="0" w:name="Table Grid 7"/>
+    <w:lsdException w:unhideWhenUsed="0" w:uiPriority="0" w:semiHidden="0" w:name="Table Grid 8"/>
+    <w:lsdException w:unhideWhenUsed="0" w:uiPriority="0" w:semiHidden="0" w:name="Table List 1"/>
+    <w:lsdException w:unhideWhenUsed="0" w:uiPriority="0" w:semiHidden="0" w:name="Table List 2"/>
+    <w:lsdException w:unhideWhenUsed="0" w:uiPriority="0" w:semiHidden="0" w:name="Table List 3"/>
+    <w:lsdException w:unhideWhenUsed="0" w:uiPriority="0" w:semiHidden="0" w:name="Table List 4"/>
+    <w:lsdException w:unhideWhenUsed="0" w:uiPriority="0" w:semiHidden="0" w:name="Table List 5"/>
+    <w:lsdException w:unhideWhenUsed="0" w:uiPriority="0" w:semiHidden="0" w:name="Table List 6"/>
+    <w:lsdException w:unhideWhenUsed="0" w:uiPriority="0" w:semiHidden="0" w:name="Table List 7"/>
+    <w:lsdException w:unhideWhenUsed="0" w:uiPriority="0" w:semiHidden="0" w:name="Table List 8"/>
+    <w:lsdException w:unhideWhenUsed="0" w:uiPriority="0" w:semiHidden="0" w:name="Table 3D effects 1"/>
+    <w:lsdException w:unhideWhenUsed="0" w:uiPriority="0" w:semiHidden="0" w:name="Table 3D effects 2"/>
+    <w:lsdException w:unhideWhenUsed="0" w:uiPriority="0" w:semiHidden="0" w:name="Table 3D effects 3"/>
+    <w:lsdException w:unhideWhenUsed="0" w:uiPriority="0" w:semiHidden="0" w:name="Table Contemporary"/>
+    <w:lsdException w:unhideWhenUsed="0" w:uiPriority="0" w:semiHidden="0" w:name="Table Elegant"/>
+    <w:lsdException w:unhideWhenUsed="0" w:uiPriority="0" w:semiHidden="0" w:name="Table Professional"/>
+    <w:lsdException w:unhideWhenUsed="0" w:uiPriority="0" w:semiHidden="0" w:name="Table Subtle 1"/>
+    <w:lsdException w:unhideWhenUsed="0" w:uiPriority="0" w:semiHidden="0" w:name="Table Subtle 2"/>
+    <w:lsdException w:unhideWhenUsed="0" w:uiPriority="0" w:semiHidden="0" w:name="Table Web 1"/>
+    <w:lsdException w:unhideWhenUsed="0" w:uiPriority="0" w:semiHidden="0" w:name="Table Web 2"/>
+    <w:lsdException w:unhideWhenUsed="0" w:uiPriority="0" w:semiHidden="0" w:name="Table Web 3"/>
+    <w:lsdException w:unhideWhenUsed="0" w:uiPriority="0" w:semiHidden="0" w:name="Balloon Text"/>
+    <w:lsdException w:qFormat="1" w:unhideWhenUsed="0" w:uiPriority="0" w:semiHidden="0" w:name="Table Grid"/>
+    <w:lsdException w:unhideWhenUsed="0" w:uiPriority="0" w:semiHidden="0" w:name="Table Theme"/>
+    <w:lsdException w:unhideWhenUsed="0" w:uiPriority="60" w:semiHidden="0" w:name="Light Shading"/>
+    <w:lsdException w:unhideWhenUsed="0" w:uiPriority="61" w:semiHidden="0" w:name="Light List"/>
+    <w:lsdException w:unhideWhenUsed="0" w:uiPriority="62" w:semiHidden="0" w:name="Light Grid"/>
+    <w:lsdException w:unhideWhenUsed="0" w:uiPriority="63" w:semiHidden="0" w:name="Medium Shading 1"/>
+    <w:lsdException w:unhideWhenUsed="0" w:uiPriority="64" w:semiHidden="0" w:name="Medium Shading 2"/>
+    <w:lsdException w:unhideWhenUsed="0" w:uiPriority="65" w:semiHidden="0" w:name="Medium List 1"/>
+    <w:lsdException w:unhideWhenUsed="0" w:uiPriority="66" w:semiHidden="0" w:name="Medium List 2"/>
+    <w:lsdException w:unhideWhenUsed="0" w:uiPriority="67" w:semiHidden="0" w:name="Medium Grid 1"/>
+    <w:lsdException w:unhideWhenUsed="0" w:uiPriority="68" w:semiHidden="0" w:name="Medium Grid 2"/>
+    <w:lsdException w:unhideWhenUsed="0" w:uiPriority="69" w:semiHidden="0" w:name="Medium Grid 3"/>
+    <w:lsdException w:unhideWhenUsed="0" w:uiPriority="70" w:semiHidden="0" w:name="Dark List"/>
+    <w:lsdException w:unhideWhenUsed="0" w:uiPriority="71" w:semiHidden="0" w:name="Colorful Shading"/>
+    <w:lsdException w:unhideWhenUsed="0" w:uiPriority="72" w:semiHidden="0" w:name="Colorful List"/>
+    <w:lsdException w:unhideWhenUsed="0" w:uiPriority="73" w:semiHidden="0" w:name="Colorful Grid"/>
+    <w:lsdException w:unhideWhenUsed="0" w:uiPriority="60" w:semiHidden="0" w:name="Light Shading Accent 1"/>
+    <w:lsdException w:unhideWhenUsed="0" w:uiPriority="61" w:semiHidden="0" w:name="Light List Accent 1"/>
+    <w:lsdException w:unhideWhenUsed="0" w:uiPriority="62" w:semiHidden="0" w:name="Light Grid Accent 1"/>
+    <w:lsdException w:unhideWhenUsed="0" w:uiPriority="63" w:semiHidden="0" w:name="Medium Shading 1 Accent 1"/>
+    <w:lsdException w:unhideWhenUsed="0" w:uiPriority="64" w:semiHidden="0" w:name="Medium Shading 2 Accent 1"/>
+    <w:lsdException w:unhideWhenUsed="0" w:uiPriority="65" w:semiHidden="0" w:name="Medium List 1 Accent 1"/>
+    <w:lsdException w:unhideWhenUsed="0" w:uiPriority="66" w:semiHidden="0" w:name="Medium List 2 Accent 1"/>
+    <w:lsdException w:unhideWhenUsed="0" w:uiPriority="67" w:semiHidden="0" w:name="Medium Grid 1 Accent 1"/>
+    <w:lsdException w:unhideWhenUsed="0" w:uiPriority="68" w:semiHidden="0" w:name="Medium Grid 2 Accent 1"/>
+    <w:lsdException w:unhideWhenUsed="0" w:uiPriority="69" w:semiHidden="0" w:name="Medium Grid 3 Accent 1"/>
+    <w:lsdException w:unhideWhenUsed="0" w:uiPriority="70" w:semiHidden="0" w:name="Dark List Accent 1"/>
+    <w:lsdException w:unhideWhenUsed="0" w:uiPriority="71" w:semiHidden="0" w:name="Colorful Shading Accent 1"/>
+    <w:lsdException w:unhideWhenUsed="0" w:uiPriority="72" w:semiHidden="0" w:name="Colorful List Accent 1"/>
+    <w:lsdException w:unhideWhenUsed="0" w:uiPriority="73" w:semiHidden="0" w:name="Colorful Grid Accent 1"/>
+    <w:lsdException w:unhideWhenUsed="0" w:uiPriority="60" w:semiHidden="0" w:name="Light Shading Accent 2"/>
+    <w:lsdException w:unhideWhenUsed="0" w:uiPriority="61" w:semiHidden="0" w:name="Light List Accent 2"/>
+    <w:lsdException w:unhideWhenUsed="0" w:uiPriority="62" w:semiHidden="0" w:name="Light Grid Accent 2"/>
+    <w:lsdException w:unhideWhenUsed="0" w:uiPriority="63" w:semiHidden="0" w:name="Medium Shading 1 Accent 2"/>
+    <w:lsdException w:unhideWhenUsed="0" w:uiPriority="64" w:semiHidden="0" w:name="Medium Shading 2 Accent 2"/>
+    <w:lsdException w:unhideWhenUsed="0" w:uiPriority="65" w:semiHidden="0" w:name="Medium List 1 Accent 2"/>
+    <w:lsdException w:unhideWhenUsed="0" w:uiPriority="66" w:semiHidden="0" w:name="Medium List 2 Accent 2"/>
+    <w:lsdException w:unhideWhenUsed="0" w:uiPriority="67" w:semiHidden="0" w:name="Medium Grid 1 Accent 2"/>
+    <w:lsdException w:unhideWhenUsed="0" w:uiPriority="68" w:semiHidden="0" w:name="Medium Grid 2 Accent 2"/>
+    <w:lsdException w:unhideWhenUsed="0" w:uiPriority="69" w:semiHidden="0" w:name="Medium Grid 3 Accent 2"/>
+    <w:lsdException w:unhideWhenUsed="0" w:uiPriority="70" w:semiHidden="0" w:name="Dark List Accent 2"/>
+    <w:lsdException w:unhideWhenUsed="0" w:uiPriority="71" w:semiHidden="0" w:name="Colorful Shading Accent 2"/>
+    <w:lsdException w:unhideWhenUsed="0" w:uiPriority="72" w:semiHidden="0" w:name="Colorful List Accent 2"/>
+    <w:lsdException w:unhideWhenUsed="0" w:uiPriority="73" w:semiHidden="0" w:name="Colorful Grid Accent 2"/>
+    <w:lsdException w:unhideWhenUsed="0" w:uiPriority="60" w:semiHidden="0" w:name="Light Shading Accent 3"/>
+    <w:lsdException w:unhideWhenUsed="0" w:uiPriority="61" w:semiHidden="0" w:name="Light List Accent 3"/>
+    <w:lsdException w:unhideWhenUsed="0" w:uiPriority="62" w:semiHidden="0" w:name="Light Grid Accent 3"/>
+    <w:lsdException w:unhideWhenUsed="0" w:uiPriority="63" w:semiHidden="0" w:name="Medium Shading 1 Accent 3"/>
+    <w:lsdException w:unhideWhenUsed="0" w:uiPriority="64" w:semiHidden="0" w:name="Medium Shading 2 Accent 3"/>
+    <w:lsdException w:unhideWhenUsed="0" w:uiPriority="65" w:semiHidden="0" w:name="Medium List 1 Accent 3"/>
+    <w:lsdException w:unhideWhenUsed="0" w:uiPriority="66" w:semiHidden="0" w:name="Medium List 2 Accent 3"/>
+    <w:lsdException w:unhideWhenUsed="0" w:uiPriority="67" w:semiHidden="0" w:name="Medium Grid 1 Accent 3"/>
+    <w:lsdException w:unhideWhenUsed="0" w:uiPriority="68" w:semiHidden="0" w:name="Medium Grid 2 Accent 3"/>
+    <w:lsdException w:unhideWhenUsed="0" w:uiPriority="69" w:semiHidden="0" w:name="Medium Grid 3 Accent 3"/>
+    <w:lsdException w:unhideWhenUsed="0" w:uiPriority="70" w:semiHidden="0" w:name="Dark List Accent 3"/>
+    <w:lsdException w:unhideWhenUsed="0" w:uiPriority="71" w:semiHidden="0" w:name="Colorful Shading Accent 3"/>
+    <w:lsdException w:unhideWhenUsed="0" w:uiPriority="72" w:semiHidden="0" w:name="Colorful List Accent 3"/>
+    <w:lsdException w:unhideWhenUsed="0" w:uiPriority="73" w:semiHidden="0" w:name="Colorful Grid Accent 3"/>
+    <w:lsdException w:unhideWhenUsed="0" w:uiPriority="60" w:semiHidden="0" w:name="Light Shading Accent 4"/>
+    <w:lsdException w:unhideWhenUsed="0" w:uiPriority="61" w:semiHidden="0" w:name="Light List Accent 4"/>
+    <w:lsdException w:unhideWhenUsed="0" w:uiPriority="62" w:semiHidden="0" w:name="Light Grid Accent 4"/>
+    <w:lsdException w:unhideWhenUsed="0" w:uiPriority="63" w:semiHidden="0" w:name="Medium Shading 1 Accent 4"/>
+    <w:lsdException w:unhideWhenUsed="0" w:uiPriority="64" w:semiHidden="0" w:name="Medium Shading 2 Accent 4"/>
+    <w:lsdException w:unhideWhenUsed="0" w:uiPriority="65" w:semiHidden="0" w:name="Medium List 1 Accent 4"/>
+    <w:lsdException w:unhideWhenUsed="0" w:uiPriority="66" w:semiHidden="0" w:name="Medium List 2 Accent 4"/>
+    <w:lsdException w:unhideWhenUsed="0" w:uiPriority="67" w:semiHidden="0" w:name="Medium Grid 1 Accent 4"/>
+    <w:lsdException w:unhideWhenUsed="0" w:uiPriority="68" w:semiHidden="0" w:name="Medium Grid 2 Accent 4"/>
+    <w:lsdException w:unhideWhenUsed="0" w:uiPriority="69" w:semiHidden="0" w:name="Medium Grid 3 Accent 4"/>
+    <w:lsdException w:unhideWhenUsed="0" w:uiPriority="70" w:semiHidden="0" w:name="Dark List Accent 4"/>
+    <w:lsdException w:unhideWhenUsed="0" w:uiPriority="71" w:semiHidden="0" w:name="Colorful Shading Accent 4"/>
+    <w:lsdException w:unhideWhenUsed="0" w:uiPriority="72" w:semiHidden="0" w:name="Colorful List Accent 4"/>
+    <w:lsdException w:unhideWhenUsed="0" w:uiPriority="73" w:semiHidden="0" w:name="Colorful Grid Accent 4"/>
+    <w:lsdException w:unhideWhenUsed="0" w:uiPriority="60" w:semiHidden="0" w:name="Light Shading Accent 5"/>
+    <w:lsdException w:unhideWhenUsed="0" w:uiPriority="61" w:semiHidden="0" w:name="Light List Accent 5"/>
+    <w:lsdException w:unhideWhenUsed="0" w:uiPriority="62" w:semiHidden="0" w:name="Light Grid Accent 5"/>
+    <w:lsdException w:unhideWhenUsed="0" w:uiPriority="63" w:semiHidden="0" w:name="Medium Shading 1 Accent 5"/>
+    <w:lsdException w:unhideWhenUsed="0" w:uiPriority="64" w:semiHidden="0" w:name="Medium Shading 2 Accent 5"/>
+    <w:lsdException w:unhideWhenUsed="0" w:uiPriority="65" w:semiHidden="0" w:name="Medium List 1 Accent 5"/>
+    <w:lsdException w:unhideWhenUsed="0" w:uiPriority="66" w:semiHidden="0" w:name="Medium List 2 Accent 5"/>
+    <w:lsdException w:unhideWhenUsed="0" w:uiPriority="67" w:semiHidden="0" w:name="Medium Grid 1 Accent 5"/>
+    <w:lsdException w:unhideWhenUsed="0" w:uiPriority="68" w:semiHidden="0" w:name="Medium Grid 2 Accent 5"/>
+    <w:lsdException w:unhideWhenUsed="0" w:uiPriority="69" w:semiHidden="0" w:name="Medium Grid 3 Accent 5"/>
+    <w:lsdException w:unhideWhenUsed="0" w:uiPriority="70" w:semiHidden="0" w:name="Dark List Accent 5"/>
+    <w:lsdException w:unhideWhenUsed="0" w:uiPriority="71" w:semiHidden="0" w:name="Colorful Shading Accent 5"/>
+    <w:lsdException w:unhideWhenUsed="0" w:uiPriority="72" w:semiHidden="0" w:name="Colorful List Accent 5"/>
+    <w:lsdException w:unhideWhenUsed="0" w:uiPriority="73" w:semiHidden="0" w:name="Colorful Grid Accent 5"/>
+    <w:lsdException w:unhideWhenUsed="0" w:uiPriority="60" w:semiHidden="0" w:name="Light Shading Accent 6"/>
+    <w:lsdException w:unhideWhenUsed="0" w:uiPriority="61" w:semiHidden="0" w:name="Light List Accent 6"/>
+    <w:lsdException w:unhideWhenUsed="0" w:uiPriority="62" w:semiHidden="0" w:name="Light Grid Accent 6"/>
+    <w:lsdException w:unhideWhenUsed="0" w:uiPriority="63" w:semiHidden="0" w:name="Medium Shading 1 Accent 6"/>
+    <w:lsdException w:unhideWhenUsed="0" w:uiPriority="64" w:semiHidden="0" w:name="Medium Shading 2 Accent 6"/>
+    <w:lsdException w:unhideWhenUsed="0" w:uiPriority="65" w:semiHidden="0" w:name="Medium List 1 Accent 6"/>
+    <w:lsdException w:unhideWhenUsed="0" w:uiPriority="66" w:semiHidden="0" w:name="Medium List 2 Accent 6"/>
+    <w:lsdException w:unhideWhenUsed="0" w:uiPriority="67" w:semiHidden="0" w:name="Medium Grid 1 Accent 6"/>
+    <w:lsdException w:unhideWhenUsed="0" w:uiPriority="68" w:semiHidden="0" w:name="Medium Grid 2 Accent 6"/>
+    <w:lsdException w:unhideWhenUsed="0" w:uiPriority="69" w:semiHidden="0" w:name="Medium Grid 3 Accent 6"/>
+    <w:lsdException w:unhideWhenUsed="0" w:uiPriority="70" w:semiHidden="0" w:name="Dark List Accent 6"/>
+    <w:lsdException w:unhideWhenUsed="0" w:uiPriority="71" w:semiHidden="0" w:name="Colorful Shading Accent 6"/>
+    <w:lsdException w:unhideWhenUsed="0" w:uiPriority="72" w:semiHidden="0" w:name="Colorful List Accent 6"/>
+    <w:lsdException w:unhideWhenUsed="0" w:uiPriority="73" w:semiHidden="0" w:name="Colorful Grid Accent 6"/>
   </w:latentStyles>
-  <w:style w:type="paragraph" w:default="1" w:styleId="Normal">
+  <w:style w:type="paragraph" w:default="1" w:styleId="1">
     <w:name w:val="Normal"/>
     <w:qFormat/>
+    <w:uiPriority w:val="0"/>
     <w:pPr>
       <w:kinsoku w:val="0"/>
       <w:autoSpaceDE w:val="0"/>
@@ -4815,7 +4879,7 @@
       <w:textAlignment w:val="baseline"/>
     </w:pPr>
     <w:rPr>
-      <w:rFonts w:ascii="Arial" w:eastAsia="宋体" w:hAnsi="Arial" w:cs="Arial"/>
+      <w:rFonts w:ascii="Arial" w:hAnsi="Arial" w:eastAsia="宋体" w:cs="Arial"/>
       <w:snapToGrid w:val="0"/>
       <w:color w:val="000000"/>
       <w:kern w:val="0"/>
@@ -4824,11 +4888,12 @@
       <w:lang w:val="en-US" w:eastAsia="en-US" w:bidi="ar-SA"/>
     </w:rPr>
   </w:style>
-  <w:style w:type="paragraph" w:styleId="Heading1">
+  <w:style w:type="paragraph" w:styleId="2">
     <w:name w:val="heading 1"/>
-    <w:basedOn w:val="Normal"/>
-    <w:next w:val="Normal"/>
+    <w:basedOn w:val="1"/>
+    <w:next w:val="1"/>
     <w:qFormat/>
+    <w:uiPriority w:val="0"/>
     <w:pPr>
       <w:keepNext/>
       <w:keepLines/>
@@ -4846,12 +4911,13 @@
       <w:sz w:val="44"/>
     </w:rPr>
   </w:style>
-  <w:style w:type="paragraph" w:styleId="Heading2">
+  <w:style w:type="paragraph" w:styleId="3">
     <w:name w:val="heading 2"/>
-    <w:basedOn w:val="Normal"/>
-    <w:next w:val="Normal"/>
+    <w:basedOn w:val="1"/>
+    <w:next w:val="1"/>
     <w:unhideWhenUsed/>
     <w:qFormat/>
+    <w:uiPriority w:val="0"/>
     <w:pPr>
       <w:keepNext/>
       <w:keepLines/>
@@ -4864,18 +4930,19 @@
       <w:outlineLvl w:val="1"/>
     </w:pPr>
     <w:rPr>
-      <w:rFonts w:ascii="Arial" w:eastAsia="黑体" w:hAnsi="Arial"/>
+      <w:rFonts w:ascii="Arial" w:hAnsi="Arial" w:eastAsia="黑体"/>
       <w:b/>
       <w:sz w:val="32"/>
     </w:rPr>
   </w:style>
-  <w:style w:type="paragraph" w:styleId="Heading3">
+  <w:style w:type="paragraph" w:styleId="4">
     <w:name w:val="heading 3"/>
-    <w:basedOn w:val="Normal"/>
-    <w:next w:val="Normal"/>
+    <w:basedOn w:val="1"/>
+    <w:next w:val="1"/>
     <w:semiHidden/>
     <w:unhideWhenUsed/>
     <w:qFormat/>
+    <w:uiPriority w:val="0"/>
     <w:pPr>
       <w:keepNext/>
       <w:keepLines/>
@@ -4892,12 +4959,13 @@
       <w:sz w:val="32"/>
     </w:rPr>
   </w:style>
-  <w:style w:type="paragraph" w:styleId="Heading4">
+  <w:style w:type="paragraph" w:styleId="5">
     <w:name w:val="heading 4"/>
-    <w:basedOn w:val="Normal"/>
-    <w:next w:val="Normal"/>
+    <w:basedOn w:val="1"/>
+    <w:next w:val="1"/>
     <w:unhideWhenUsed/>
     <w:qFormat/>
+    <w:uiPriority w:val="0"/>
     <w:pPr>
       <w:keepNext/>
       <w:keepLines/>
@@ -4910,18 +4978,19 @@
       <w:outlineLvl w:val="3"/>
     </w:pPr>
     <w:rPr>
-      <w:rFonts w:ascii="Arial" w:eastAsia="黑体" w:hAnsi="Arial"/>
+      <w:rFonts w:ascii="Arial" w:hAnsi="Arial" w:eastAsia="黑体"/>
       <w:b/>
       <w:sz w:val="28"/>
     </w:rPr>
   </w:style>
-  <w:style w:type="paragraph" w:styleId="Heading5">
+  <w:style w:type="paragraph" w:styleId="6">
     <w:name w:val="heading 5"/>
-    <w:basedOn w:val="Normal"/>
-    <w:next w:val="Normal"/>
+    <w:basedOn w:val="1"/>
+    <w:next w:val="1"/>
     <w:semiHidden/>
     <w:unhideWhenUsed/>
     <w:qFormat/>
+    <w:uiPriority w:val="0"/>
     <w:pPr>
       <w:keepNext/>
       <w:keepLines/>
@@ -4938,13 +5007,14 @@
       <w:sz w:val="28"/>
     </w:rPr>
   </w:style>
-  <w:style w:type="paragraph" w:styleId="Heading6">
+  <w:style w:type="paragraph" w:styleId="7">
     <w:name w:val="heading 6"/>
-    <w:basedOn w:val="Normal"/>
-    <w:next w:val="Normal"/>
+    <w:basedOn w:val="1"/>
+    <w:next w:val="1"/>
     <w:semiHidden/>
     <w:unhideWhenUsed/>
     <w:qFormat/>
+    <w:uiPriority w:val="0"/>
     <w:pPr>
       <w:keepNext/>
       <w:keepLines/>
@@ -4957,18 +5027,19 @@
       <w:outlineLvl w:val="5"/>
     </w:pPr>
     <w:rPr>
-      <w:rFonts w:ascii="Arial" w:eastAsia="黑体" w:hAnsi="Arial"/>
+      <w:rFonts w:ascii="Arial" w:hAnsi="Arial" w:eastAsia="黑体"/>
       <w:b/>
       <w:sz w:val="24"/>
     </w:rPr>
   </w:style>
-  <w:style w:type="paragraph" w:styleId="Heading7">
+  <w:style w:type="paragraph" w:styleId="8">
     <w:name w:val="heading 7"/>
-    <w:basedOn w:val="Normal"/>
-    <w:next w:val="Normal"/>
+    <w:basedOn w:val="1"/>
+    <w:next w:val="1"/>
     <w:semiHidden/>
     <w:unhideWhenUsed/>
     <w:qFormat/>
+    <w:uiPriority w:val="0"/>
     <w:pPr>
       <w:keepNext/>
       <w:keepLines/>
@@ -4985,13 +5056,14 @@
       <w:sz w:val="24"/>
     </w:rPr>
   </w:style>
-  <w:style w:type="paragraph" w:styleId="Heading8">
+  <w:style w:type="paragraph" w:styleId="9">
     <w:name w:val="heading 8"/>
-    <w:basedOn w:val="Normal"/>
-    <w:next w:val="Normal"/>
+    <w:basedOn w:val="1"/>
+    <w:next w:val="1"/>
     <w:semiHidden/>
     <w:unhideWhenUsed/>
     <w:qFormat/>
+    <w:uiPriority w:val="0"/>
     <w:pPr>
       <w:keepNext/>
       <w:keepLines/>
@@ -5004,17 +5076,18 @@
       <w:outlineLvl w:val="7"/>
     </w:pPr>
     <w:rPr>
-      <w:rFonts w:ascii="Arial" w:eastAsia="黑体" w:hAnsi="Arial"/>
+      <w:rFonts w:ascii="Arial" w:hAnsi="Arial" w:eastAsia="黑体"/>
       <w:sz w:val="24"/>
     </w:rPr>
   </w:style>
-  <w:style w:type="paragraph" w:styleId="Heading9">
+  <w:style w:type="paragraph" w:styleId="10">
     <w:name w:val="heading 9"/>
-    <w:basedOn w:val="Normal"/>
-    <w:next w:val="Normal"/>
+    <w:basedOn w:val="1"/>
+    <w:next w:val="1"/>
     <w:semiHidden/>
     <w:unhideWhenUsed/>
     <w:qFormat/>
+    <w:uiPriority w:val="0"/>
     <w:pPr>
       <w:keepNext/>
       <w:keepLines/>
@@ -5027,19 +5100,21 @@
       <w:outlineLvl w:val="8"/>
     </w:pPr>
     <w:rPr>
-      <w:rFonts w:ascii="Arial" w:eastAsia="黑体" w:hAnsi="Arial"/>
+      <w:rFonts w:ascii="Arial" w:hAnsi="Arial" w:eastAsia="黑体"/>
       <w:sz w:val="21"/>
     </w:rPr>
   </w:style>
-  <w:style w:type="character" w:default="1" w:styleId="DefaultParagraphFont">
+  <w:style w:type="character" w:default="1" w:styleId="23">
     <w:name w:val="Default Paragraph Font"/>
     <w:semiHidden/>
     <w:qFormat/>
+    <w:uiPriority w:val="0"/>
   </w:style>
-  <w:style w:type="table" w:default="1" w:styleId="TableNormal">
+  <w:style w:type="table" w:default="1" w:styleId="21">
     <w:name w:val="Normal Table"/>
     <w:semiHidden/>
     <w:qFormat/>
+    <w:uiPriority w:val="0"/>
     <w:tblPr>
       <w:tblCellMar>
         <w:top w:w="0" w:type="dxa"/>
@@ -5049,39 +5124,43 @@
       </w:tblCellMar>
     </w:tblPr>
   </w:style>
-  <w:style w:type="paragraph" w:styleId="CommentText">
+  <w:style w:type="paragraph" w:styleId="11">
     <w:name w:val="annotation text"/>
-    <w:basedOn w:val="Normal"/>
+    <w:basedOn w:val="1"/>
     <w:qFormat/>
+    <w:uiPriority w:val="0"/>
     <w:pPr>
       <w:jc w:val="left"/>
     </w:pPr>
   </w:style>
-  <w:style w:type="paragraph" w:styleId="BodyText">
+  <w:style w:type="paragraph" w:styleId="12">
     <w:name w:val="Body Text"/>
-    <w:basedOn w:val="Normal"/>
+    <w:basedOn w:val="1"/>
     <w:semiHidden/>
     <w:qFormat/>
+    <w:uiPriority w:val="0"/>
     <w:rPr>
-      <w:rFonts w:ascii="Arial" w:eastAsia="Arial" w:hAnsi="Arial" w:cs="Arial"/>
+      <w:rFonts w:ascii="Arial" w:hAnsi="Arial" w:eastAsia="Arial" w:cs="Arial"/>
       <w:sz w:val="21"/>
       <w:szCs w:val="21"/>
       <w:lang w:val="en-US" w:eastAsia="en-US" w:bidi="ar-SA"/>
     </w:rPr>
   </w:style>
-  <w:style w:type="paragraph" w:styleId="TOC3">
+  <w:style w:type="paragraph" w:styleId="13">
     <w:name w:val="toc 3"/>
-    <w:basedOn w:val="Normal"/>
-    <w:next w:val="Normal"/>
+    <w:basedOn w:val="1"/>
+    <w:next w:val="1"/>
     <w:qFormat/>
+    <w:uiPriority w:val="0"/>
     <w:pPr>
       <w:ind w:left="840" w:leftChars="400"/>
     </w:pPr>
   </w:style>
-  <w:style w:type="paragraph" w:styleId="Footer">
+  <w:style w:type="paragraph" w:styleId="14">
     <w:name w:val="footer"/>
-    <w:basedOn w:val="Normal"/>
+    <w:basedOn w:val="1"/>
     <w:qFormat/>
+    <w:uiPriority w:val="0"/>
     <w:pPr>
       <w:tabs>
         <w:tab w:val="center" w:pos="4153"/>
@@ -5094,16 +5173,17 @@
       <w:sz w:val="18"/>
     </w:rPr>
   </w:style>
-  <w:style w:type="paragraph" w:styleId="Header">
+  <w:style w:type="paragraph" w:styleId="15">
     <w:name w:val="header"/>
-    <w:basedOn w:val="Normal"/>
+    <w:basedOn w:val="1"/>
     <w:qFormat/>
+    <w:uiPriority w:val="0"/>
     <w:pPr>
       <w:pBdr>
-        <w:top w:val="nil"/>
-        <w:left w:val="nil"/>
-        <w:bottom w:val="nil"/>
-        <w:right w:val="nil"/>
+        <w:top w:val="none" w:color="auto" w:sz="0" w:space="0"/>
+        <w:left w:val="none" w:color="auto" w:sz="0" w:space="0"/>
+        <w:bottom w:val="none" w:color="auto" w:sz="0" w:space="0"/>
+        <w:right w:val="none" w:color="auto" w:sz="0" w:space="0"/>
       </w:pBdr>
       <w:tabs>
         <w:tab w:val="center" w:pos="4153"/>
@@ -5118,20 +5198,22 @@
       <w:sz w:val="18"/>
     </w:rPr>
   </w:style>
-  <w:style w:type="paragraph" w:styleId="TOC1">
+  <w:style w:type="paragraph" w:styleId="16">
     <w:name w:val="toc 1"/>
-    <w:basedOn w:val="Normal"/>
-    <w:next w:val="Normal"/>
+    <w:basedOn w:val="1"/>
+    <w:next w:val="1"/>
     <w:qFormat/>
+    <w:uiPriority w:val="0"/>
     <w:rPr>
-      <w:rFonts w:ascii="Arial" w:eastAsia="Microsoft JhengHei" w:hAnsi="Arial"/>
+      <w:rFonts w:ascii="Arial" w:hAnsi="Arial" w:eastAsia="Microsoft JhengHei"/>
       <w:sz w:val="24"/>
     </w:rPr>
   </w:style>
-  <w:style w:type="paragraph" w:styleId="FootnoteText">
+  <w:style w:type="paragraph" w:styleId="17">
     <w:name w:val="footnote text"/>
-    <w:basedOn w:val="Normal"/>
+    <w:basedOn w:val="1"/>
     <w:qFormat/>
+    <w:uiPriority w:val="0"/>
     <w:pPr>
       <w:snapToGrid w:val="0"/>
       <w:jc w:val="left"/>
@@ -5140,27 +5222,30 @@
       <w:sz w:val="18"/>
     </w:rPr>
   </w:style>
-  <w:style w:type="paragraph" w:styleId="TOC2">
+  <w:style w:type="paragraph" w:styleId="18">
     <w:name w:val="toc 2"/>
-    <w:basedOn w:val="Normal"/>
-    <w:next w:val="Normal"/>
+    <w:basedOn w:val="1"/>
+    <w:next w:val="1"/>
     <w:qFormat/>
+    <w:uiPriority w:val="0"/>
     <w:pPr>
       <w:ind w:left="420" w:leftChars="200"/>
     </w:pPr>
   </w:style>
-  <w:style w:type="paragraph" w:styleId="NormalWeb">
+  <w:style w:type="paragraph" w:styleId="19">
     <w:name w:val="Normal (Web)"/>
-    <w:basedOn w:val="Normal"/>
+    <w:basedOn w:val="1"/>
     <w:qFormat/>
+    <w:uiPriority w:val="0"/>
     <w:rPr>
       <w:sz w:val="24"/>
     </w:rPr>
   </w:style>
-  <w:style w:type="paragraph" w:styleId="Title">
+  <w:style w:type="paragraph" w:styleId="20">
     <w:name w:val="Title"/>
-    <w:basedOn w:val="Normal"/>
+    <w:basedOn w:val="1"/>
     <w:qFormat/>
+    <w:uiPriority w:val="0"/>
     <w:pPr>
       <w:spacing w:before="240" w:beforeLines="0" w:beforeAutospacing="0" w:after="60" w:afterLines="0" w:afterAutospacing="0"/>
       <w:jc w:val="center"/>
@@ -5172,76 +5257,82 @@
       <w:sz w:val="32"/>
     </w:rPr>
   </w:style>
-  <w:style w:type="table" w:styleId="TableGrid">
+  <w:style w:type="table" w:styleId="22">
     <w:name w:val="Table Grid"/>
-    <w:basedOn w:val="TableNormal"/>
+    <w:basedOn w:val="21"/>
     <w:qFormat/>
+    <w:uiPriority w:val="0"/>
     <w:pPr>
       <w:widowControl w:val="0"/>
       <w:jc w:val="both"/>
     </w:pPr>
     <w:tblPr>
       <w:tblBorders>
-        <w:top w:val="single" w:sz="4" w:space="0" w:color="auto"/>
-        <w:left w:val="single" w:sz="4" w:space="0" w:color="auto"/>
-        <w:bottom w:val="single" w:sz="4" w:space="0" w:color="auto"/>
-        <w:right w:val="single" w:sz="4" w:space="0" w:color="auto"/>
-        <w:insideH w:val="single" w:sz="4" w:space="0" w:color="auto"/>
-        <w:insideV w:val="single" w:sz="4" w:space="0" w:color="auto"/>
+        <w:top w:val="single" w:color="auto" w:sz="4" w:space="0"/>
+        <w:left w:val="single" w:color="auto" w:sz="4" w:space="0"/>
+        <w:bottom w:val="single" w:color="auto" w:sz="4" w:space="0"/>
+        <w:right w:val="single" w:color="auto" w:sz="4" w:space="0"/>
+        <w:insideH w:val="single" w:color="auto" w:sz="4" w:space="0"/>
+        <w:insideV w:val="single" w:color="auto" w:sz="4" w:space="0"/>
       </w:tblBorders>
     </w:tblPr>
   </w:style>
-  <w:style w:type="character" w:styleId="Strong">
+  <w:style w:type="character" w:styleId="24">
     <w:name w:val="Strong"/>
-    <w:basedOn w:val="DefaultParagraphFont"/>
+    <w:basedOn w:val="23"/>
     <w:qFormat/>
+    <w:uiPriority w:val="0"/>
     <w:rPr>
       <w:b/>
     </w:rPr>
   </w:style>
-  <w:style w:type="character" w:styleId="FootnoteReference">
+  <w:style w:type="character" w:styleId="25">
     <w:name w:val="footnote reference"/>
-    <w:basedOn w:val="DefaultParagraphFont"/>
+    <w:basedOn w:val="23"/>
     <w:qFormat/>
+    <w:uiPriority w:val="0"/>
     <w:rPr>
       <w:vertAlign w:val="superscript"/>
     </w:rPr>
   </w:style>
-  <w:style w:type="paragraph" w:customStyle="1" w:styleId="a">
+  <w:style w:type="paragraph" w:customStyle="1" w:styleId="26">
     <w:name w:val="柴_公司名"/>
-    <w:basedOn w:val="Title"/>
+    <w:basedOn w:val="20"/>
     <w:qFormat/>
+    <w:uiPriority w:val="0"/>
     <w:pPr>
       <w:spacing w:after="600" w:afterLines="600"/>
     </w:pPr>
     <w:rPr>
-      <w:rFonts w:ascii="宋体" w:eastAsia="宋体" w:hAnsi="宋体" w:cs="宋体" w:hint="eastAsia"/>
+      <w:rFonts w:hint="eastAsia" w:ascii="宋体" w:hAnsi="宋体" w:eastAsia="宋体" w:cs="宋体"/>
       <w:bCs/>
       <w:spacing w:val="-6"/>
       <w:sz w:val="52"/>
       <w:szCs w:val="52"/>
     </w:rPr>
   </w:style>
-  <w:style w:type="paragraph" w:customStyle="1" w:styleId="a0">
+  <w:style w:type="paragraph" w:customStyle="1" w:styleId="27">
     <w:name w:val="柴_文档名"/>
-    <w:basedOn w:val="Title"/>
+    <w:basedOn w:val="20"/>
     <w:qFormat/>
+    <w:uiPriority w:val="0"/>
     <w:pPr>
       <w:spacing w:after="900" w:afterLines="900"/>
     </w:pPr>
     <w:rPr>
-      <w:rFonts w:ascii="黑体" w:eastAsia="黑体" w:hAnsi="黑体" w:cs="黑体"/>
+      <w:rFonts w:ascii="黑体" w:hAnsi="黑体" w:eastAsia="黑体" w:cs="黑体"/>
       <w:bCs/>
       <w:spacing w:val="-7"/>
       <w:sz w:val="52"/>
       <w:szCs w:val="52"/>
     </w:rPr>
   </w:style>
-  <w:style w:type="table" w:customStyle="1" w:styleId="TableNormal0">
+  <w:style w:type="table" w:customStyle="1" w:styleId="28">
     <w:name w:val="Table Normal_0"/>
     <w:semiHidden/>
     <w:unhideWhenUsed/>
     <w:qFormat/>
+    <w:uiPriority w:val="0"/>
     <w:tblPr>
       <w:tblCellMar>
         <w:top w:w="0" w:type="dxa"/>
@@ -5251,81 +5342,87 @@
       </w:tblCellMar>
     </w:tblPr>
   </w:style>
-  <w:style w:type="paragraph" w:customStyle="1" w:styleId="TableText">
+  <w:style w:type="paragraph" w:customStyle="1" w:styleId="29">
     <w:name w:val="Table Text"/>
-    <w:basedOn w:val="Normal"/>
+    <w:basedOn w:val="1"/>
     <w:semiHidden/>
     <w:qFormat/>
+    <w:uiPriority w:val="0"/>
     <w:rPr>
-      <w:rFonts w:ascii="宋体" w:eastAsia="宋体" w:hAnsi="宋体" w:cs="宋体"/>
+      <w:rFonts w:ascii="宋体" w:hAnsi="宋体" w:eastAsia="宋体" w:cs="宋体"/>
       <w:sz w:val="21"/>
       <w:szCs w:val="21"/>
       <w:lang w:val="en-US" w:eastAsia="en-US" w:bidi="ar-SA"/>
     </w:rPr>
   </w:style>
-  <w:style w:type="paragraph" w:customStyle="1" w:styleId="1">
+  <w:style w:type="paragraph" w:customStyle="1" w:styleId="30">
     <w:name w:val="柴_标题1"/>
-    <w:basedOn w:val="Heading1"/>
-    <w:next w:val="a1"/>
-    <w:link w:val="1Char"/>
+    <w:basedOn w:val="2"/>
+    <w:next w:val="31"/>
+    <w:link w:val="40"/>
     <w:qFormat/>
+    <w:uiPriority w:val="0"/>
     <w:pPr>
       <w:spacing w:before="100" w:after="90" w:line="360" w:lineRule="auto"/>
     </w:pPr>
     <w:rPr>
-      <w:rFonts w:ascii="Arial" w:eastAsia="宋体" w:hAnsi="Arial"/>
+      <w:rFonts w:ascii="Arial" w:hAnsi="Arial" w:eastAsia="宋体"/>
       <w:sz w:val="32"/>
     </w:rPr>
   </w:style>
-  <w:style w:type="paragraph" w:customStyle="1" w:styleId="a1">
+  <w:style w:type="paragraph" w:customStyle="1" w:styleId="31">
     <w:name w:val="柴_正文"/>
-    <w:basedOn w:val="BodyText"/>
-    <w:link w:val="Char"/>
+    <w:basedOn w:val="12"/>
+    <w:link w:val="43"/>
     <w:qFormat/>
+    <w:uiPriority w:val="0"/>
     <w:pPr>
       <w:spacing w:line="360" w:lineRule="auto"/>
       <w:ind w:firstLine="470" w:firstLineChars="200"/>
     </w:pPr>
     <w:rPr>
-      <w:rFonts w:ascii="Arial" w:eastAsia="宋体" w:hAnsi="Arial"/>
+      <w:rFonts w:ascii="Arial" w:hAnsi="Arial" w:eastAsia="宋体"/>
       <w:sz w:val="24"/>
       <w:lang w:eastAsia="zh-CN"/>
     </w:rPr>
   </w:style>
-  <w:style w:type="paragraph" w:customStyle="1" w:styleId="2">
+  <w:style w:type="paragraph" w:customStyle="1" w:styleId="32">
     <w:name w:val="柴_标题2"/>
-    <w:basedOn w:val="Heading2"/>
-    <w:next w:val="a1"/>
+    <w:basedOn w:val="3"/>
+    <w:next w:val="31"/>
     <w:qFormat/>
+    <w:uiPriority w:val="0"/>
     <w:pPr>
       <w:spacing w:line="360" w:lineRule="auto"/>
     </w:pPr>
     <w:rPr>
-      <w:rFonts w:ascii="Arial" w:eastAsia="宋体" w:hAnsi="Arial"/>
+      <w:rFonts w:ascii="Arial" w:hAnsi="Arial" w:eastAsia="宋体"/>
       <w:sz w:val="28"/>
     </w:rPr>
   </w:style>
-  <w:style w:type="paragraph" w:customStyle="1" w:styleId="3">
+  <w:style w:type="paragraph" w:customStyle="1" w:styleId="33">
     <w:name w:val="柴_标题3"/>
-    <w:basedOn w:val="Heading3"/>
-    <w:next w:val="a1"/>
+    <w:basedOn w:val="4"/>
+    <w:next w:val="31"/>
     <w:qFormat/>
+    <w:uiPriority w:val="0"/>
     <w:pPr>
       <w:spacing w:line="360" w:lineRule="auto"/>
       <w:ind w:left="0" w:firstLine="472" w:firstLineChars="200"/>
     </w:pPr>
     <w:rPr>
-      <w:rFonts w:ascii="宋体" w:eastAsia="宋体" w:hAnsi="宋体" w:cs="宋体"/>
+      <w:rFonts w:ascii="宋体" w:hAnsi="宋体" w:eastAsia="宋体" w:cs="宋体"/>
       <w:spacing w:val="-2"/>
       <w:sz w:val="24"/>
       <w:szCs w:val="24"/>
     </w:rPr>
   </w:style>
-  <w:style w:type="paragraph" w:customStyle="1" w:styleId="a2">
+  <w:style w:type="paragraph" w:customStyle="1" w:styleId="34">
     <w:name w:val="柴_目录"/>
-    <w:basedOn w:val="Normal"/>
-    <w:next w:val="BodyText"/>
+    <w:basedOn w:val="1"/>
+    <w:next w:val="12"/>
     <w:qFormat/>
+    <w:uiPriority w:val="0"/>
     <w:pPr>
       <w:tabs>
         <w:tab w:val="right" w:leader="dot" w:pos="8442"/>
@@ -5333,59 +5430,64 @@
       <w:ind w:left="0" w:leftChars="0"/>
     </w:pPr>
     <w:rPr>
-      <w:rFonts w:ascii="Arial" w:eastAsia="Microsoft JhengHei" w:hAnsi="Arial"/>
+      <w:rFonts w:ascii="Arial" w:hAnsi="Arial" w:eastAsia="Microsoft JhengHei"/>
       <w:sz w:val="24"/>
     </w:rPr>
   </w:style>
-  <w:style w:type="paragraph" w:customStyle="1" w:styleId="WPSOffice1">
+  <w:style w:type="paragraph" w:customStyle="1" w:styleId="35">
     <w:name w:val="WPSOffice手动目录 1"/>
     <w:qFormat/>
+    <w:uiPriority w:val="0"/>
     <w:pPr>
       <w:ind w:leftChars="0"/>
     </w:pPr>
     <w:rPr>
-      <w:rFonts w:ascii="Times New Roman" w:eastAsia="宋体" w:hAnsi="Times New Roman" w:cs="Times New Roman"/>
+      <w:rFonts w:ascii="Times New Roman" w:hAnsi="Times New Roman" w:eastAsia="宋体" w:cs="Times New Roman"/>
       <w:sz w:val="20"/>
       <w:szCs w:val="20"/>
     </w:rPr>
   </w:style>
-  <w:style w:type="paragraph" w:customStyle="1" w:styleId="WPSOffice2">
+  <w:style w:type="paragraph" w:customStyle="1" w:styleId="36">
     <w:name w:val="WPSOffice手动目录 2"/>
     <w:qFormat/>
+    <w:uiPriority w:val="0"/>
     <w:pPr>
       <w:ind w:leftChars="200"/>
     </w:pPr>
     <w:rPr>
-      <w:rFonts w:ascii="Times New Roman" w:eastAsia="宋体" w:hAnsi="Times New Roman" w:cs="Times New Roman"/>
+      <w:rFonts w:ascii="Times New Roman" w:hAnsi="Times New Roman" w:eastAsia="宋体" w:cs="Times New Roman"/>
       <w:sz w:val="20"/>
       <w:szCs w:val="20"/>
     </w:rPr>
   </w:style>
-  <w:style w:type="paragraph" w:customStyle="1" w:styleId="WPSOffice3">
+  <w:style w:type="paragraph" w:customStyle="1" w:styleId="37">
     <w:name w:val="WPSOffice手动目录 3"/>
     <w:qFormat/>
+    <w:uiPriority w:val="0"/>
     <w:pPr>
       <w:ind w:leftChars="400"/>
     </w:pPr>
     <w:rPr>
-      <w:rFonts w:ascii="Times New Roman" w:eastAsia="宋体" w:hAnsi="Times New Roman" w:cs="Times New Roman"/>
+      <w:rFonts w:ascii="Times New Roman" w:hAnsi="Times New Roman" w:eastAsia="宋体" w:cs="Times New Roman"/>
       <w:sz w:val="20"/>
       <w:szCs w:val="20"/>
     </w:rPr>
   </w:style>
-  <w:style w:type="paragraph" w:customStyle="1" w:styleId="Compact">
+  <w:style w:type="paragraph" w:customStyle="1" w:styleId="38">
     <w:name w:val="Compact"/>
-    <w:basedOn w:val="BodyText"/>
+    <w:basedOn w:val="12"/>
     <w:qFormat/>
+    <w:uiPriority w:val="0"/>
     <w:pPr>
       <w:spacing w:before="36" w:after="36"/>
     </w:pPr>
   </w:style>
-  <w:style w:type="table" w:customStyle="1" w:styleId="Table">
+  <w:style w:type="table" w:customStyle="1" w:styleId="39">
     <w:name w:val="Table"/>
     <w:semiHidden/>
     <w:unhideWhenUsed/>
     <w:qFormat/>
+    <w:uiPriority w:val="0"/>
     <w:tblPr>
       <w:tblCellMar>
         <w:top w:w="0" w:type="dxa"/>
@@ -5397,25 +5499,27 @@
     <w:tblStylePr w:type="firstRow">
       <w:tcPr>
         <w:tcBorders>
-          <w:bottom w:val="single" w:sz="0" w:space="0" w:color="auto"/>
+          <w:bottom w:val="single" w:color="auto" w:sz="0" w:space="0"/>
         </w:tcBorders>
         <w:vAlign w:val="bottom"/>
       </w:tcPr>
     </w:tblStylePr>
   </w:style>
-  <w:style w:type="character" w:customStyle="1" w:styleId="1Char">
+  <w:style w:type="character" w:customStyle="1" w:styleId="40">
     <w:name w:val="柴_标题1 Char"/>
-    <w:link w:val="1"/>
+    <w:link w:val="30"/>
     <w:qFormat/>
+    <w:uiPriority w:val="0"/>
     <w:rPr>
-      <w:rFonts w:ascii="Arial" w:eastAsia="宋体" w:hAnsi="Arial"/>
+      <w:rFonts w:ascii="Arial" w:hAnsi="Arial" w:eastAsia="宋体"/>
       <w:sz w:val="32"/>
     </w:rPr>
   </w:style>
-  <w:style w:type="paragraph" w:customStyle="1" w:styleId="a3">
+  <w:style w:type="paragraph" w:customStyle="1" w:styleId="41">
     <w:name w:val="柴_正文_无缩进"/>
-    <w:basedOn w:val="Normal"/>
+    <w:basedOn w:val="1"/>
     <w:qFormat/>
+    <w:uiPriority w:val="0"/>
     <w:pPr>
       <w:ind w:firstLine="0" w:firstLineChars="0"/>
     </w:pPr>
@@ -5425,29 +5529,31 @@
       <w:lang w:eastAsia="zh-CN"/>
     </w:rPr>
   </w:style>
-  <w:style w:type="paragraph" w:customStyle="1" w:styleId="4">
+  <w:style w:type="paragraph" w:customStyle="1" w:styleId="42">
     <w:name w:val="柴_标题4"/>
-    <w:basedOn w:val="Heading4"/>
-    <w:next w:val="Normal"/>
+    <w:basedOn w:val="5"/>
+    <w:next w:val="1"/>
     <w:qFormat/>
+    <w:uiPriority w:val="0"/>
     <w:pPr>
       <w:widowControl w:val="0"/>
       <w:spacing w:before="160" w:line="360" w:lineRule="auto"/>
-      <w:ind w:left="981" w:hanging="862" w:leftChars="300"/>
+      <w:ind w:left="981" w:leftChars="300" w:hanging="862"/>
     </w:pPr>
     <w:rPr>
-      <w:rFonts w:ascii="Calibri" w:eastAsia="宋体" w:hAnsi="Calibri" w:cs="宋体" w:hint="eastAsia"/>
+      <w:rFonts w:hint="eastAsia" w:ascii="Calibri" w:hAnsi="Calibri" w:eastAsia="宋体" w:cs="宋体"/>
       <w:sz w:val="24"/>
       <w:szCs w:val="24"/>
       <w:lang w:eastAsia="zh-CN" w:bidi="zh-CN"/>
     </w:rPr>
   </w:style>
-  <w:style w:type="character" w:customStyle="1" w:styleId="Char">
+  <w:style w:type="character" w:customStyle="1" w:styleId="43">
     <w:name w:val="柴_正文 Char"/>
-    <w:link w:val="a1"/>
+    <w:link w:val="31"/>
     <w:qFormat/>
+    <w:uiPriority w:val="0"/>
     <w:rPr>
-      <w:rFonts w:ascii="Arial" w:eastAsia="宋体" w:hAnsi="Arial"/>
+      <w:rFonts w:ascii="Arial" w:hAnsi="Arial" w:eastAsia="宋体"/>
       <w:sz w:val="24"/>
       <w:lang w:eastAsia="zh-CN"/>
     </w:rPr>
